--- a/7_KI-Basismodule/KI-B4/KI-B4.1.2a_Entscheidungsbäume.docx
+++ b/7_KI-Basismodule/KI-B4/KI-B4.1.2a_Entscheidungsbäume.docx
@@ -1,6 +1,6 @@
 
 <file path=word/document.xml><?xml version="1.0" encoding="utf-8"?>
-<w:document xmlns:wpc="http://schemas.microsoft.com/office/word/2010/wordprocessingCanvas" xmlns:cx="http://schemas.microsoft.com/office/drawing/2014/chartex" xmlns:cx1="http://schemas.microsoft.com/office/drawing/2015/9/8/chartex" xmlns:cx2="http://schemas.microsoft.com/office/drawing/2015/10/21/chartex" xmlns:cx3="http://schemas.microsoft.com/office/drawing/2016/5/9/chartex" xmlns:cx4="http://schemas.microsoft.com/office/drawing/2016/5/10/chartex" xmlns:cx5="http://schemas.microsoft.com/office/drawing/2016/5/11/chartex" xmlns:cx6="http://schemas.microsoft.com/office/drawing/2016/5/12/chartex" xmlns:cx7="http://schemas.microsoft.com/office/drawing/2016/5/13/chartex" xmlns:cx8="http://schemas.microsoft.com/office/drawing/2016/5/14/chartex" xmlns:mc="http://schemas.openxmlformats.org/markup-compatibility/2006" xmlns:aink="http://schemas.microsoft.com/office/drawing/2016/ink" xmlns:am3d="http://schemas.microsoft.com/office/drawing/2017/model3d" xmlns:o="urn:schemas-microsoft-com:office:office" xmlns:r="http://schemas.openxmlformats.org/officeDocument/2006/relationships" xmlns:m="http://schemas.openxmlformats.org/officeDocument/2006/math" xmlns:v="urn:schemas-microsoft-com:vml" xmlns:wp14="http://schemas.microsoft.com/office/word/2010/wordprocessingDrawing" xmlns:wp="http://schemas.openxmlformats.org/drawingml/2006/wordprocessingDrawing" xmlns:w10="urn:schemas-microsoft-com:office:word" xmlns:w="http://schemas.openxmlformats.org/wordprocessingml/2006/main" xmlns:w14="http://schemas.microsoft.com/office/word/2010/wordml" xmlns:w15="http://schemas.microsoft.com/office/word/2012/wordml" xmlns:w16cex="http://schemas.microsoft.com/office/word/2018/wordml/cex" xmlns:w16cid="http://schemas.microsoft.com/office/word/2016/wordml/cid" xmlns:w16="http://schemas.microsoft.com/office/word/2018/wordml" xmlns:w16sdtdh="http://schemas.microsoft.com/office/word/2020/wordml/sdtdatahash" xmlns:w16se="http://schemas.microsoft.com/office/word/2015/wordml/symex" xmlns:wpg="http://schemas.microsoft.com/office/word/2010/wordprocessingGroup" xmlns:wpi="http://schemas.microsoft.com/office/word/2010/wordprocessingInk" xmlns:wne="http://schemas.microsoft.com/office/word/2006/wordml" xmlns:wps="http://schemas.microsoft.com/office/word/2010/wordprocessingShape" mc:Ignorable="w14 w15 w16se w16cid w16 w16cex w16sdtdh wp14">
+<w:document xmlns:wpc="http://schemas.microsoft.com/office/word/2010/wordprocessingCanvas" xmlns:cx="http://schemas.microsoft.com/office/drawing/2014/chartex" xmlns:cx1="http://schemas.microsoft.com/office/drawing/2015/9/8/chartex" xmlns:cx2="http://schemas.microsoft.com/office/drawing/2015/10/21/chartex" xmlns:cx3="http://schemas.microsoft.com/office/drawing/2016/5/9/chartex" xmlns:cx4="http://schemas.microsoft.com/office/drawing/2016/5/10/chartex" xmlns:cx5="http://schemas.microsoft.com/office/drawing/2016/5/11/chartex" xmlns:cx6="http://schemas.microsoft.com/office/drawing/2016/5/12/chartex" xmlns:cx7="http://schemas.microsoft.com/office/drawing/2016/5/13/chartex" xmlns:cx8="http://schemas.microsoft.com/office/drawing/2016/5/14/chartex" xmlns:mc="http://schemas.openxmlformats.org/markup-compatibility/2006" xmlns:aink="http://schemas.microsoft.com/office/drawing/2016/ink" xmlns:am3d="http://schemas.microsoft.com/office/drawing/2017/model3d" xmlns:o="urn:schemas-microsoft-com:office:office" xmlns:oel="http://schemas.microsoft.com/office/2019/extlst" xmlns:r="http://schemas.openxmlformats.org/officeDocument/2006/relationships" xmlns:m="http://schemas.openxmlformats.org/officeDocument/2006/math" xmlns:v="urn:schemas-microsoft-com:vml" xmlns:wp14="http://schemas.microsoft.com/office/word/2010/wordprocessingDrawing" xmlns:wp="http://schemas.openxmlformats.org/drawingml/2006/wordprocessingDrawing" xmlns:w10="urn:schemas-microsoft-com:office:word" xmlns:w="http://schemas.openxmlformats.org/wordprocessingml/2006/main" xmlns:w14="http://schemas.microsoft.com/office/word/2010/wordml" xmlns:w15="http://schemas.microsoft.com/office/word/2012/wordml" xmlns:w16cex="http://schemas.microsoft.com/office/word/2018/wordml/cex" xmlns:w16cid="http://schemas.microsoft.com/office/word/2016/wordml/cid" xmlns:w16="http://schemas.microsoft.com/office/word/2018/wordml" xmlns:w16sdtdh="http://schemas.microsoft.com/office/word/2020/wordml/sdtdatahash" xmlns:w16se="http://schemas.microsoft.com/office/word/2015/wordml/symex" xmlns:wpg="http://schemas.microsoft.com/office/word/2010/wordprocessingGroup" xmlns:wpi="http://schemas.microsoft.com/office/word/2010/wordprocessingInk" xmlns:wne="http://schemas.microsoft.com/office/word/2006/wordml" xmlns:wps="http://schemas.microsoft.com/office/word/2010/wordprocessingShape" mc:Ignorable="w14 w15 w16se w16cid w16 w16cex w16sdtdh wp14">
   <w:body>
     <w:p>
       <w:pPr>
@@ -16,16 +16,35 @@
         <w:ind w:left="0"/>
         <w:jc w:val="both"/>
       </w:pPr>
+      <w:commentRangeStart w:id="0"/>
+      <w:commentRangeStart w:id="1"/>
       <w:r>
         <w:t>Aufgabenblatt: Klassifikation mit Entscheidungsbäumen</w:t>
       </w:r>
       <w:r>
         <w:t xml:space="preserve"> </w:t>
+      </w:r>
+      <w:commentRangeEnd w:id="0"/>
+      <w:r>
+        <w:rPr>
+          <w:rStyle w:val="Kommentarzeichen"/>
+          <w:b w:val="0"/>
+        </w:rPr>
+        <w:commentReference w:id="0"/>
+      </w:r>
+      <w:commentRangeEnd w:id="1"/>
+      <w:r>
+        <w:rPr>
+          <w:rStyle w:val="Kommentarzeichen"/>
+          <w:b w:val="0"/>
+        </w:rPr>
+        <w:commentReference w:id="1"/>
       </w:r>
     </w:p>
     <w:p>
       <w:pPr>
         <w:spacing w:beforeLines="60" w:before="144" w:after="160" w:line="288" w:lineRule="auto"/>
+        <w:jc w:val="both"/>
         <w:rPr>
           <w:sz w:val="21"/>
           <w:szCs w:val="21"/>
@@ -38,7 +57,41 @@
           <w:szCs w:val="21"/>
           <w:lang w:val="de-DE"/>
         </w:rPr>
-        <w:t>Als Tierpflegerin bzw. Tierpfleger sind wir für die Fütterung der Äffchen zuständig. Dabei müssen wir aufpassen: Manche Äffchen beißen. Von den Äffchen im Zoo wissen wir bereits, ob sie beißen. Allerdings werden bald neue Tiere zur Gruppe stoßen. Wir müssen uns daher überlegen, wie wir herausfinden können, welche neuen Äffchen beißen und welche nicht – ohne ihren Zähnen zu nahe zu kommen.</w:t>
+        <w:t>Als Tierpfleger</w:t>
+      </w:r>
+      <w:r>
+        <w:rPr>
+          <w:sz w:val="21"/>
+          <w:szCs w:val="21"/>
+          <w:lang w:val="de-DE"/>
+        </w:rPr>
+        <w:t>*innen</w:t>
+      </w:r>
+      <w:r>
+        <w:rPr>
+          <w:sz w:val="21"/>
+          <w:szCs w:val="21"/>
+          <w:lang w:val="de-DE"/>
+        </w:rPr>
+        <w:t xml:space="preserve"> sind wir für die Fütterung der Äffchen zuständig. Dabei müssen wir aufpassen: Manche Äffchen beißen. Von den Äffchen im Zoo wissen wir bereits, ob sie beißen. Allerdings werden bald neue Tiere zur Gruppe stoßen. Wir müssen uns daher überlegen, wie wir herausfinden können, welche neuen Äffchen beißen und welche nicht – </w:t>
+      </w:r>
+      <w:proofErr w:type="gramStart"/>
+      <w:r>
+        <w:rPr>
+          <w:sz w:val="21"/>
+          <w:szCs w:val="21"/>
+          <w:lang w:val="de-DE"/>
+        </w:rPr>
+        <w:t>ohne ihren Zähnen</w:t>
+      </w:r>
+      <w:proofErr w:type="gramEnd"/>
+      <w:r>
+        <w:rPr>
+          <w:sz w:val="21"/>
+          <w:szCs w:val="21"/>
+          <w:lang w:val="de-DE"/>
+        </w:rPr>
+        <w:t xml:space="preserve"> zu nahe zu kommen.</w:t>
       </w:r>
     </w:p>
     <w:p>
@@ -56,6 +109,7 @@
     <w:p>
       <w:pPr>
         <w:spacing w:beforeLines="60" w:before="144" w:after="160" w:line="288" w:lineRule="auto"/>
+        <w:jc w:val="both"/>
       </w:pPr>
       <w:r>
         <w:rPr>
@@ -64,85 +118,19 @@
           <w:szCs w:val="21"/>
           <w:lang w:val="de-DE"/>
         </w:rPr>
-        <w:drawing>
-          <wp:anchor distT="0" distB="0" distL="114300" distR="114300" simplePos="0" relativeHeight="251658240" behindDoc="0" locked="0" layoutInCell="1" allowOverlap="1" wp14:anchorId="5D79A094" wp14:editId="1B344E70">
-            <wp:simplePos x="0" y="0"/>
-            <wp:positionH relativeFrom="column">
-              <wp:posOffset>828463</wp:posOffset>
-            </wp:positionH>
-            <wp:positionV relativeFrom="paragraph">
-              <wp:posOffset>821690</wp:posOffset>
-            </wp:positionV>
-            <wp:extent cx="4307205" cy="2196465"/>
-            <wp:effectExtent l="0" t="0" r="0" b="0"/>
-            <wp:wrapTopAndBottom/>
-            <wp:docPr id="96" name="Picture 192"/>
-            <wp:cNvGraphicFramePr>
-              <a:graphicFrameLocks xmlns:a="http://schemas.openxmlformats.org/drawingml/2006/main" noChangeAspect="1"/>
-            </wp:cNvGraphicFramePr>
-            <a:graphic xmlns:a="http://schemas.openxmlformats.org/drawingml/2006/main">
-              <a:graphicData uri="http://schemas.openxmlformats.org/drawingml/2006/picture">
-                <pic:pic xmlns:pic="http://schemas.openxmlformats.org/drawingml/2006/picture">
-                  <pic:nvPicPr>
-                    <pic:cNvPr id="96" name="Picture 192"/>
-                    <pic:cNvPicPr>
-                      <a:picLocks noChangeAspect="1" noChangeArrowheads="1"/>
-                    </pic:cNvPicPr>
-                  </pic:nvPicPr>
-                  <pic:blipFill>
-                    <a:blip r:embed="rId7">
-                      <a:extLst>
-                        <a:ext uri="{28A0092B-C50C-407E-A947-70E740481C1C}">
-                          <a14:useLocalDpi xmlns:a14="http://schemas.microsoft.com/office/drawing/2010/main" val="0"/>
-                        </a:ext>
-                      </a:extLst>
-                    </a:blip>
-                    <a:stretch>
-                      <a:fillRect/>
-                    </a:stretch>
-                  </pic:blipFill>
-                  <pic:spPr bwMode="auto">
-                    <a:xfrm>
-                      <a:off x="0" y="0"/>
-                      <a:ext cx="4307205" cy="2196465"/>
-                    </a:xfrm>
-                    <a:prstGeom prst="rect">
-                      <a:avLst/>
-                    </a:prstGeom>
-                    <a:noFill/>
-                  </pic:spPr>
-                </pic:pic>
-              </a:graphicData>
-            </a:graphic>
-            <wp14:sizeRelH relativeFrom="margin">
-              <wp14:pctWidth>0</wp14:pctWidth>
-            </wp14:sizeRelH>
-            <wp14:sizeRelV relativeFrom="margin">
-              <wp14:pctHeight>0</wp14:pctHeight>
-            </wp14:sizeRelV>
-          </wp:anchor>
-        </w:drawing>
-      </w:r>
-      <w:r>
-        <w:rPr>
-          <w:noProof/>
-          <w:sz w:val="21"/>
-          <w:szCs w:val="21"/>
-          <w:lang w:val="de-DE"/>
-        </w:rPr>
         <mc:AlternateContent>
           <mc:Choice Requires="wps">
             <w:drawing>
-              <wp:anchor distT="0" distB="0" distL="114300" distR="114300" simplePos="0" relativeHeight="72" behindDoc="0" locked="0" layoutInCell="1" allowOverlap="1" wp14:anchorId="24242E9A" wp14:editId="73CB3049">
+              <wp:anchor distT="0" distB="0" distL="114300" distR="114300" simplePos="0" relativeHeight="251649024" behindDoc="0" locked="0" layoutInCell="1" allowOverlap="1" wp14:anchorId="24242E9A" wp14:editId="6C0015D5">
                 <wp:simplePos x="0" y="0"/>
                 <wp:positionH relativeFrom="column">
-                  <wp:posOffset>85271</wp:posOffset>
+                  <wp:posOffset>99060</wp:posOffset>
                 </wp:positionH>
                 <wp:positionV relativeFrom="paragraph">
-                  <wp:posOffset>3116580</wp:posOffset>
+                  <wp:posOffset>3244850</wp:posOffset>
                 </wp:positionV>
-                <wp:extent cx="5760085" cy="3194050"/>
-                <wp:effectExtent l="0" t="0" r="12065" b="25400"/>
+                <wp:extent cx="5581650" cy="3194050"/>
+                <wp:effectExtent l="0" t="0" r="19050" b="25400"/>
                 <wp:wrapTopAndBottom/>
                 <wp:docPr id="97" name="Rectangle 191"/>
                 <wp:cNvGraphicFramePr>
@@ -157,7 +145,7 @@
                       <wps:spPr bwMode="auto">
                         <a:xfrm>
                           <a:off x="0" y="0"/>
-                          <a:ext cx="5760085" cy="3194050"/>
+                          <a:ext cx="5581650" cy="3194050"/>
                         </a:xfrm>
                         <a:prstGeom prst="rect">
                           <a:avLst/>
@@ -187,12 +175,15 @@
                     </wps:wsp>
                   </a:graphicData>
                 </a:graphic>
+                <wp14:sizeRelH relativeFrom="margin">
+                  <wp14:pctWidth>0</wp14:pctWidth>
+                </wp14:sizeRelH>
               </wp:anchor>
             </w:drawing>
           </mc:Choice>
           <mc:Fallback>
             <w:pict>
-              <v:rect w14:anchorId="39C58039" id="Rectangle 191" o:spid="_x0000_s1026" style="position:absolute;margin-left:6.7pt;margin-top:245.4pt;width:453.55pt;height:251.5pt;z-index:72;visibility:visible;mso-wrap-style:square;mso-wrap-distance-left:9pt;mso-wrap-distance-top:0;mso-wrap-distance-right:9pt;mso-wrap-distance-bottom:0;mso-position-horizontal:absolute;mso-position-horizontal-relative:text;mso-position-vertical:absolute;mso-position-vertical-relative:text;v-text-anchor:top" o:gfxdata="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" filled="f" strokeweight="2pt">
+              <v:rect w14:anchorId="2DFAE8D6" id="Rectangle 191" o:spid="_x0000_s1026" style="position:absolute;margin-left:7.8pt;margin-top:255.5pt;width:439.5pt;height:251.5pt;z-index:72;visibility:visible;mso-wrap-style:square;mso-width-percent:0;mso-wrap-distance-left:9pt;mso-wrap-distance-top:0;mso-wrap-distance-right:9pt;mso-wrap-distance-bottom:0;mso-position-horizontal:absolute;mso-position-horizontal-relative:text;mso-position-vertical:absolute;mso-position-vertical-relative:text;mso-width-percent:0;mso-width-relative:margin;v-text-anchor:top" o:gfxdata="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" filled="f" strokeweight="2pt">
                 <w10:wrap type="topAndBottom"/>
               </v:rect>
             </w:pict>
@@ -209,13 +200,13 @@
         <mc:AlternateContent>
           <mc:Choice Requires="wps">
             <w:drawing>
-              <wp:anchor distT="0" distB="0" distL="114300" distR="114300" simplePos="0" relativeHeight="1096" behindDoc="0" locked="0" layoutInCell="1" allowOverlap="1" wp14:anchorId="7BE49B5B" wp14:editId="5A0D89AC">
+              <wp:anchor distT="0" distB="0" distL="114300" distR="114300" simplePos="0" relativeHeight="251650048" behindDoc="0" locked="0" layoutInCell="1" allowOverlap="1" wp14:anchorId="7BE49B5B" wp14:editId="328B70B4">
                 <wp:simplePos x="0" y="0"/>
                 <wp:positionH relativeFrom="column">
-                  <wp:posOffset>85271</wp:posOffset>
+                  <wp:posOffset>101920</wp:posOffset>
                 </wp:positionH>
                 <wp:positionV relativeFrom="paragraph">
-                  <wp:posOffset>2759075</wp:posOffset>
+                  <wp:posOffset>2989078</wp:posOffset>
                 </wp:positionV>
                 <wp:extent cx="1090930" cy="268605"/>
                 <wp:effectExtent l="0" t="0" r="13970" b="17145"/>
@@ -272,6 +263,7 @@
                                 <w:szCs w:val="28"/>
                               </w:rPr>
                             </w:pPr>
+                            <w:proofErr w:type="spellStart"/>
                             <w:r>
                               <w:rPr>
                                 <w:b/>
@@ -279,6 +271,15 @@
                                 <w:szCs w:val="28"/>
                               </w:rPr>
                               <w:t>Regeln</w:t>
+                            </w:r>
+                            <w:proofErr w:type="spellEnd"/>
+                            <w:r>
+                              <w:rPr>
+                                <w:b/>
+                                <w:sz w:val="24"/>
+                                <w:szCs w:val="28"/>
+                              </w:rPr>
+                              <w:t>:</w:t>
                             </w:r>
                           </w:p>
                         </w:txbxContent>
@@ -298,7 +299,7 @@
                 <v:stroke joinstyle="miter"/>
                 <v:path gradientshapeok="t" o:connecttype="rect"/>
               </v:shapetype>
-              <v:shape id="Text Box 188" o:spid="_x0000_s1026" type="#_x0000_t202" style="position:absolute;margin-left:6.7pt;margin-top:217.25pt;width:85.9pt;height:21.15pt;z-index:1096;visibility:visible;mso-wrap-style:square;mso-wrap-distance-left:9pt;mso-wrap-distance-top:0;mso-wrap-distance-right:9pt;mso-wrap-distance-bottom:0;mso-position-horizontal:absolute;mso-position-horizontal-relative:text;mso-position-vertical:absolute;mso-position-vertical-relative:text;v-text-anchor:top" o:gfxdata="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" filled="f" stroked="f">
+              <v:shape id="Text Box 188" o:spid="_x0000_s1026" type="#_x0000_t202" style="position:absolute;left:0;text-align:left;margin-left:8.05pt;margin-top:235.35pt;width:85.9pt;height:21.15pt;z-index:251650048;visibility:visible;mso-wrap-style:square;mso-wrap-distance-left:9pt;mso-wrap-distance-top:0;mso-wrap-distance-right:9pt;mso-wrap-distance-bottom:0;mso-position-horizontal:absolute;mso-position-horizontal-relative:text;mso-position-vertical:absolute;mso-position-vertical-relative:text;v-text-anchor:top" o:gfxdata="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" filled="f" stroked="f">
                 <v:textbox inset="0,0,0,0">
                   <w:txbxContent>
                     <w:p>
@@ -319,6 +320,14 @@
                         <w:t>Regeln</w:t>
                       </w:r>
                       <w:proofErr w:type="spellEnd"/>
+                      <w:r>
+                        <w:rPr>
+                          <w:b/>
+                          <w:sz w:val="24"/>
+                          <w:szCs w:val="28"/>
+                        </w:rPr>
+                        <w:t>:</w:t>
+                      </w:r>
                     </w:p>
                   </w:txbxContent>
                 </v:textbox>
@@ -330,10 +339,76 @@
       </w:r>
       <w:r>
         <w:rPr>
+          <w:noProof/>
           <w:sz w:val="21"/>
           <w:szCs w:val="21"/>
           <w:lang w:val="de-DE"/>
         </w:rPr>
+        <w:drawing>
+          <wp:anchor distT="0" distB="0" distL="114300" distR="114300" simplePos="0" relativeHeight="251656192" behindDoc="0" locked="0" layoutInCell="1" allowOverlap="1" wp14:anchorId="5D79A094" wp14:editId="199CED03">
+            <wp:simplePos x="0" y="0"/>
+            <wp:positionH relativeFrom="column">
+              <wp:posOffset>828040</wp:posOffset>
+            </wp:positionH>
+            <wp:positionV relativeFrom="paragraph">
+              <wp:posOffset>956326</wp:posOffset>
+            </wp:positionV>
+            <wp:extent cx="4307205" cy="2196465"/>
+            <wp:effectExtent l="0" t="0" r="0" b="0"/>
+            <wp:wrapTopAndBottom/>
+            <wp:docPr id="96" name="Picture 192"/>
+            <wp:cNvGraphicFramePr>
+              <a:graphicFrameLocks xmlns:a="http://schemas.openxmlformats.org/drawingml/2006/main" noChangeAspect="1"/>
+            </wp:cNvGraphicFramePr>
+            <a:graphic xmlns:a="http://schemas.openxmlformats.org/drawingml/2006/main">
+              <a:graphicData uri="http://schemas.openxmlformats.org/drawingml/2006/picture">
+                <pic:pic xmlns:pic="http://schemas.openxmlformats.org/drawingml/2006/picture">
+                  <pic:nvPicPr>
+                    <pic:cNvPr id="96" name="Picture 192"/>
+                    <pic:cNvPicPr>
+                      <a:picLocks noChangeAspect="1" noChangeArrowheads="1"/>
+                    </pic:cNvPicPr>
+                  </pic:nvPicPr>
+                  <pic:blipFill>
+                    <a:blip r:embed="rId12">
+                      <a:extLst>
+                        <a:ext uri="{28A0092B-C50C-407E-A947-70E740481C1C}">
+                          <a14:useLocalDpi xmlns:a14="http://schemas.microsoft.com/office/drawing/2010/main" val="0"/>
+                        </a:ext>
+                      </a:extLst>
+                    </a:blip>
+                    <a:stretch>
+                      <a:fillRect/>
+                    </a:stretch>
+                  </pic:blipFill>
+                  <pic:spPr bwMode="auto">
+                    <a:xfrm>
+                      <a:off x="0" y="0"/>
+                      <a:ext cx="4307205" cy="2196465"/>
+                    </a:xfrm>
+                    <a:prstGeom prst="rect">
+                      <a:avLst/>
+                    </a:prstGeom>
+                    <a:noFill/>
+                  </pic:spPr>
+                </pic:pic>
+              </a:graphicData>
+            </a:graphic>
+            <wp14:sizeRelH relativeFrom="margin">
+              <wp14:pctWidth>0</wp14:pctWidth>
+            </wp14:sizeRelH>
+            <wp14:sizeRelV relativeFrom="margin">
+              <wp14:pctHeight>0</wp14:pctHeight>
+            </wp14:sizeRelV>
+          </wp:anchor>
+        </w:drawing>
+      </w:r>
+      <w:r>
+        <w:rPr>
+          <w:sz w:val="21"/>
+          <w:szCs w:val="21"/>
+          <w:lang w:val="de-DE"/>
+        </w:rPr>
         <w:t>Von den Äffchen, die bereits im Zoo leben, können wir lernen. Sie sind unsere Trainingsdaten. Mit Hilfe dieser Trainingsdaten können wir Regeln entwickeln, um beißende und nicht beißende Äffchen unterscheiden zu können. Regeln können bspw. von folgender Form sein: Wenn der Affe die Zunge zeigt, dann beißt er. Entwickle basierend auf den folgenden Äffchen selbst solche Regeln!</w:t>
       </w:r>
     </w:p>
@@ -390,11 +465,11 @@
           <w:lang w:val="de-DE"/>
         </w:rPr>
         <w:sectPr>
-          <w:headerReference w:type="default" r:id="rId8"/>
-          <w:footerReference w:type="default" r:id="rId9"/>
+          <w:headerReference w:type="default" r:id="rId13"/>
+          <w:footerReference w:type="default" r:id="rId14"/>
           <w:type w:val="continuous"/>
           <w:pgSz w:w="11910" w:h="16840"/>
-          <w:pgMar w:top="880" w:right="280" w:bottom="640" w:left="1280" w:header="508" w:footer="441" w:gutter="0"/>
+          <w:pgMar w:top="1134" w:right="1531" w:bottom="709" w:left="1531" w:header="510" w:footer="442" w:gutter="0"/>
           <w:pgNumType w:start="1"/>
           <w:cols w:space="720"/>
           <w:docGrid w:linePitch="299"/>
@@ -404,37 +479,22 @@
     <w:p>
       <w:pPr>
         <w:pStyle w:val="berschrift1"/>
-      </w:pPr>
+        <w:ind w:left="0"/>
+      </w:pPr>
+      <w:proofErr w:type="spellStart"/>
       <w:r>
         <w:lastRenderedPageBreak/>
         <w:t>Entscheidungsbaum</w:t>
       </w:r>
+      <w:proofErr w:type="spellEnd"/>
     </w:p>
     <w:p>
       <w:pPr>
         <w:spacing w:beforeLines="60" w:before="144" w:after="160" w:line="288" w:lineRule="auto"/>
-        <w:ind w:left="437"/>
+        <w:jc w:val="both"/>
         <w:rPr>
           <w:sz w:val="21"/>
           <w:szCs w:val="21"/>
-          <w:lang w:val="de-DE"/>
-        </w:rPr>
-      </w:pPr>
-      <w:r>
-        <w:rPr>
-          <w:sz w:val="21"/>
-          <w:szCs w:val="21"/>
-          <w:lang w:val="de-DE"/>
-        </w:rPr>
-        <w:t>Eine besondere Art solche Regeln darzustellen sind Entscheidungsbäume. Ein Entscheidungsbaum stellt Regeln hierarchisch dar und wird von oben nach unten gelesen.</w:t>
-      </w:r>
-    </w:p>
-    <w:p>
-      <w:pPr>
-        <w:pStyle w:val="Textkrper"/>
-        <w:spacing w:before="68" w:line="220" w:lineRule="exact"/>
-        <w:ind w:left="445" w:right="6650"/>
-        <w:rPr>
           <w:lang w:val="de-DE"/>
         </w:rPr>
       </w:pPr>
@@ -448,115 +508,108 @@
         <mc:AlternateContent>
           <mc:Choice Requires="wps">
             <w:drawing>
-              <wp:anchor distT="0" distB="0" distL="114300" distR="114300" simplePos="0" relativeHeight="503308552" behindDoc="0" locked="0" layoutInCell="1" allowOverlap="1" wp14:anchorId="540DB86C" wp14:editId="6CBC23E8">
+              <wp:anchor distT="0" distB="0" distL="114300" distR="114300" simplePos="0" relativeHeight="251665408" behindDoc="0" locked="0" layoutInCell="1" allowOverlap="1" wp14:anchorId="1ECDC0AB" wp14:editId="18823DF9">
                 <wp:simplePos x="0" y="0"/>
-                <wp:positionH relativeFrom="column">
-                  <wp:posOffset>167640</wp:posOffset>
+                <wp:positionH relativeFrom="margin">
+                  <wp:posOffset>-80224</wp:posOffset>
                 </wp:positionH>
                 <wp:positionV relativeFrom="paragraph">
-                  <wp:posOffset>509905</wp:posOffset>
+                  <wp:posOffset>447975</wp:posOffset>
                 </wp:positionV>
-                <wp:extent cx="2430145" cy="1941195"/>
-                <wp:effectExtent l="0" t="0" r="0" b="1905"/>
+                <wp:extent cx="2288805" cy="880741"/>
+                <wp:effectExtent l="0" t="0" r="0" b="0"/>
                 <wp:wrapNone/>
-                <wp:docPr id="91" name="Text Box 197"/>
-                <wp:cNvGraphicFramePr>
-                  <a:graphicFrameLocks xmlns:a="http://schemas.openxmlformats.org/drawingml/2006/main"/>
-                </wp:cNvGraphicFramePr>
+                <wp:docPr id="600993537" name="Textfeld 1"/>
+                <wp:cNvGraphicFramePr/>
                 <a:graphic xmlns:a="http://schemas.openxmlformats.org/drawingml/2006/main">
                   <a:graphicData uri="http://schemas.microsoft.com/office/word/2010/wordprocessingShape">
                     <wps:wsp>
-                      <wps:cNvSpPr txBox="1">
-                        <a:spLocks noChangeArrowheads="1"/>
-                      </wps:cNvSpPr>
-                      <wps:spPr bwMode="auto">
+                      <wps:cNvSpPr txBox="1"/>
+                      <wps:spPr>
                         <a:xfrm>
                           <a:off x="0" y="0"/>
-                          <a:ext cx="2430145" cy="1941195"/>
+                          <a:ext cx="2288805" cy="880741"/>
                         </a:xfrm>
                         <a:prstGeom prst="rect">
                           <a:avLst/>
                         </a:prstGeom>
-                        <a:noFill/>
-                        <a:ln>
+                        <a:solidFill>
+                          <a:schemeClr val="lt1"/>
+                        </a:solidFill>
+                        <a:ln w="6350">
                           <a:noFill/>
                         </a:ln>
-                        <a:extLst>
-                          <a:ext uri="{909E8E84-426E-40DD-AFC4-6F175D3DCCD1}">
-                            <a14:hiddenFill xmlns:a14="http://schemas.microsoft.com/office/drawing/2010/main">
-                              <a:solidFill>
-                                <a:srgbClr val="FFFFFF"/>
-                              </a:solidFill>
-                            </a14:hiddenFill>
-                          </a:ext>
-                          <a:ext uri="{91240B29-F687-4F45-9708-019B960494DF}">
-                            <a14:hiddenLine xmlns:a14="http://schemas.microsoft.com/office/drawing/2010/main" w="9525">
-                              <a:solidFill>
-                                <a:srgbClr val="000000"/>
-                              </a:solidFill>
-                              <a:miter lim="800000"/>
-                              <a:headEnd/>
-                              <a:tailEnd/>
-                            </a14:hiddenLine>
-                          </a:ext>
-                        </a:extLst>
                       </wps:spPr>
                       <wps:txbx>
                         <w:txbxContent>
                           <w:p>
+                            <w:pPr>
+                              <w:jc w:val="both"/>
+                            </w:pPr>
                             <w:r>
                               <w:rPr>
-                                <w:noProof/>
+                                <w:sz w:val="21"/>
+                                <w:szCs w:val="21"/>
+                                <w:lang w:val="de-DE"/>
                               </w:rPr>
-                              <w:drawing>
-                                <wp:inline distT="0" distB="0" distL="0" distR="0" wp14:anchorId="4B81C8F9" wp14:editId="7E75CA24">
-                                  <wp:extent cx="2254460" cy="1707204"/>
-                                  <wp:effectExtent l="0" t="0" r="0" b="0"/>
-                                  <wp:docPr id="13" name="Grafik 13"/>
-                                  <wp:cNvGraphicFramePr>
-                                    <a:graphicFrameLocks xmlns:a="http://schemas.openxmlformats.org/drawingml/2006/main" noChangeAspect="1"/>
-                                  </wp:cNvGraphicFramePr>
-                                  <a:graphic xmlns:a="http://schemas.openxmlformats.org/drawingml/2006/main">
-                                    <a:graphicData uri="http://schemas.openxmlformats.org/drawingml/2006/picture">
-                                      <pic:pic xmlns:pic="http://schemas.openxmlformats.org/drawingml/2006/picture">
-                                        <pic:nvPicPr>
-                                          <pic:cNvPr id="1" name=""/>
-                                          <pic:cNvPicPr/>
-                                        </pic:nvPicPr>
-                                        <pic:blipFill>
-                                          <a:blip r:embed="rId10"/>
-                                          <a:stretch>
-                                            <a:fillRect/>
-                                          </a:stretch>
-                                        </pic:blipFill>
-                                        <pic:spPr>
-                                          <a:xfrm>
-                                            <a:off x="0" y="0"/>
-                                            <a:ext cx="2310016" cy="1749274"/>
-                                          </a:xfrm>
-                                          <a:prstGeom prst="rect">
-                                            <a:avLst/>
-                                          </a:prstGeom>
-                                        </pic:spPr>
-                                      </pic:pic>
-                                    </a:graphicData>
-                                  </a:graphic>
-                                </wp:inline>
-                              </w:drawing>
+                              <w:t>Vollziehe das</w:t>
+                            </w:r>
+                            <w:r>
+                              <w:rPr>
+                                <w:sz w:val="21"/>
+                                <w:szCs w:val="21"/>
+                                <w:lang w:val="de-DE"/>
+                              </w:rPr>
+                              <w:t xml:space="preserve"> </w:t>
+                            </w:r>
+                            <w:r>
+                              <w:rPr>
+                                <w:sz w:val="21"/>
+                                <w:szCs w:val="21"/>
+                                <w:lang w:val="de-DE"/>
+                              </w:rPr>
+                              <w:t>folgende Beispiel nach und notiere deine Regeln von Seite 1 ebenfalls als</w:t>
+                            </w:r>
+                            <w:r>
+                              <w:rPr>
+                                <w:sz w:val="21"/>
+                                <w:szCs w:val="21"/>
+                                <w:lang w:val="de-DE"/>
+                              </w:rPr>
+                              <w:t xml:space="preserve"> </w:t>
+                            </w:r>
+                            <w:r>
+                              <w:rPr>
+                                <w:sz w:val="21"/>
+                                <w:szCs w:val="21"/>
+                                <w:lang w:val="de-DE"/>
+                              </w:rPr>
+                              <w:t>Entscheidungs- baum im Feld rechts</w:t>
+                            </w:r>
+                            <w:r>
+                              <w:rPr>
+                                <w:sz w:val="21"/>
+                                <w:szCs w:val="21"/>
+                                <w:lang w:val="de-DE"/>
+                              </w:rPr>
+                              <w:t>.</w:t>
                             </w:r>
                           </w:p>
                         </w:txbxContent>
                       </wps:txbx>
-                      <wps:bodyPr rot="0" vert="horz" wrap="square" lIns="91440" tIns="45720" rIns="91440" bIns="45720" anchor="t" anchorCtr="0" upright="1">
+                      <wps:bodyPr rot="0" spcFirstLastPara="0" vertOverflow="overflow" horzOverflow="overflow" vert="horz" wrap="square" lIns="91440" tIns="45720" rIns="91440" bIns="45720" numCol="1" spcCol="0" rtlCol="0" fromWordArt="0" anchor="t" anchorCtr="0" forceAA="0" compatLnSpc="1">
+                        <a:prstTxWarp prst="textNoShape">
+                          <a:avLst/>
+                        </a:prstTxWarp>
                         <a:noAutofit/>
                       </wps:bodyPr>
                     </wps:wsp>
                   </a:graphicData>
                 </a:graphic>
-                <wp14:sizeRelH relativeFrom="page">
+                <wp14:sizeRelH relativeFrom="margin">
                   <wp14:pctWidth>0</wp14:pctWidth>
                 </wp14:sizeRelH>
-                <wp14:sizeRelV relativeFrom="page">
+                <wp14:sizeRelV relativeFrom="margin">
                   <wp14:pctHeight>0</wp14:pctHeight>
                 </wp14:sizeRelV>
               </wp:anchor>
@@ -564,53 +617,65 @@
           </mc:Choice>
           <mc:Fallback>
             <w:pict>
-              <v:shape w14:anchorId="540DB86C" id="Text Box 197" o:spid="_x0000_s1027" type="#_x0000_t202" style="position:absolute;left:0;text-align:left;margin-left:13.2pt;margin-top:40.15pt;width:191.35pt;height:152.85pt;z-index:503308552;visibility:visible;mso-wrap-style:square;mso-width-percent:0;mso-height-percent:0;mso-wrap-distance-left:9pt;mso-wrap-distance-top:0;mso-wrap-distance-right:9pt;mso-wrap-distance-bottom:0;mso-position-horizontal:absolute;mso-position-horizontal-relative:text;mso-position-vertical:absolute;mso-position-vertical-relative:text;mso-width-percent:0;mso-height-percent:0;mso-width-relative:page;mso-height-relative:page;v-text-anchor:top" o:gfxdata="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" filled="f" stroked="f">
+              <v:shape w14:anchorId="1ECDC0AB" id="Textfeld 1" o:spid="_x0000_s1027" type="#_x0000_t202" style="position:absolute;left:0;text-align:left;margin-left:-6.3pt;margin-top:35.25pt;width:180.2pt;height:69.35pt;z-index:251665408;visibility:visible;mso-wrap-style:square;mso-width-percent:0;mso-height-percent:0;mso-wrap-distance-left:9pt;mso-wrap-distance-top:0;mso-wrap-distance-right:9pt;mso-wrap-distance-bottom:0;mso-position-horizontal:absolute;mso-position-horizontal-relative:margin;mso-position-vertical:absolute;mso-position-vertical-relative:text;mso-width-percent:0;mso-height-percent:0;mso-width-relative:margin;mso-height-relative:margin;v-text-anchor:top" o:gfxdata="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" fillcolor="white [3201]" stroked="f" strokeweight=".5pt">
                 <v:textbox>
                   <w:txbxContent>
                     <w:p>
+                      <w:pPr>
+                        <w:jc w:val="both"/>
+                      </w:pPr>
                       <w:r>
                         <w:rPr>
-                          <w:noProof/>
+                          <w:sz w:val="21"/>
+                          <w:szCs w:val="21"/>
+                          <w:lang w:val="de-DE"/>
                         </w:rPr>
-                        <w:drawing>
-                          <wp:inline distT="0" distB="0" distL="0" distR="0" wp14:anchorId="4B81C8F9" wp14:editId="7E75CA24">
-                            <wp:extent cx="2254460" cy="1707204"/>
-                            <wp:effectExtent l="0" t="0" r="0" b="0"/>
-                            <wp:docPr id="13" name="Grafik 13"/>
-                            <wp:cNvGraphicFramePr>
-                              <a:graphicFrameLocks xmlns:a="http://schemas.openxmlformats.org/drawingml/2006/main" noChangeAspect="1"/>
-                            </wp:cNvGraphicFramePr>
-                            <a:graphic xmlns:a="http://schemas.openxmlformats.org/drawingml/2006/main">
-                              <a:graphicData uri="http://schemas.openxmlformats.org/drawingml/2006/picture">
-                                <pic:pic xmlns:pic="http://schemas.openxmlformats.org/drawingml/2006/picture">
-                                  <pic:nvPicPr>
-                                    <pic:cNvPr id="1" name=""/>
-                                    <pic:cNvPicPr/>
-                                  </pic:nvPicPr>
-                                  <pic:blipFill>
-                                    <a:blip r:embed="rId14"/>
-                                    <a:stretch>
-                                      <a:fillRect/>
-                                    </a:stretch>
-                                  </pic:blipFill>
-                                  <pic:spPr>
-                                    <a:xfrm>
-                                      <a:off x="0" y="0"/>
-                                      <a:ext cx="2310016" cy="1749274"/>
-                                    </a:xfrm>
-                                    <a:prstGeom prst="rect">
-                                      <a:avLst/>
-                                    </a:prstGeom>
-                                  </pic:spPr>
-                                </pic:pic>
-                              </a:graphicData>
-                            </a:graphic>
-                          </wp:inline>
-                        </w:drawing>
+                        <w:t>Vollziehe das</w:t>
+                      </w:r>
+                      <w:r>
+                        <w:rPr>
+                          <w:sz w:val="21"/>
+                          <w:szCs w:val="21"/>
+                          <w:lang w:val="de-DE"/>
+                        </w:rPr>
+                        <w:t xml:space="preserve"> </w:t>
+                      </w:r>
+                      <w:r>
+                        <w:rPr>
+                          <w:sz w:val="21"/>
+                          <w:szCs w:val="21"/>
+                          <w:lang w:val="de-DE"/>
+                        </w:rPr>
+                        <w:t>folgende Beispiel nach und notiere deine Regeln von Seite 1 ebenfalls als</w:t>
+                      </w:r>
+                      <w:r>
+                        <w:rPr>
+                          <w:sz w:val="21"/>
+                          <w:szCs w:val="21"/>
+                          <w:lang w:val="de-DE"/>
+                        </w:rPr>
+                        <w:t xml:space="preserve"> </w:t>
+                      </w:r>
+                      <w:r>
+                        <w:rPr>
+                          <w:sz w:val="21"/>
+                          <w:szCs w:val="21"/>
+                          <w:lang w:val="de-DE"/>
+                        </w:rPr>
+                        <w:t>Entscheidungs- baum im Feld rechts</w:t>
+                      </w:r>
+                      <w:r>
+                        <w:rPr>
+                          <w:sz w:val="21"/>
+                          <w:szCs w:val="21"/>
+                          <w:lang w:val="de-DE"/>
+                        </w:rPr>
+                        <w:t>.</w:t>
                       </w:r>
                     </w:p>
                   </w:txbxContent>
                 </v:textbox>
+                <w10:wrap anchorx="margin"/>
               </v:shape>
             </w:pict>
           </mc:Fallback>
@@ -618,6 +683,25 @@
       </w:r>
       <w:r>
         <w:rPr>
+          <w:sz w:val="21"/>
+          <w:szCs w:val="21"/>
+          <w:lang w:val="de-DE"/>
+        </w:rPr>
+        <w:t>Eine besondere Art solche Regeln darzustellen sind Entscheidungsbäume. Ein Entscheidungsbaum stellt Regeln hierarchisch dar und wird von oben nach unten gelesen.</w:t>
+      </w:r>
+    </w:p>
+    <w:p>
+      <w:pPr>
+        <w:pStyle w:val="Textkrper"/>
+        <w:spacing w:before="68" w:line="220" w:lineRule="exact"/>
+        <w:ind w:right="6650"/>
+        <w:jc w:val="both"/>
+        <w:rPr>
+          <w:lang w:val="de-DE"/>
+        </w:rPr>
+      </w:pPr>
+      <w:r>
+        <w:rPr>
           <w:noProof/>
           <w:sz w:val="21"/>
           <w:szCs w:val="21"/>
@@ -626,16 +710,16 @@
         <mc:AlternateContent>
           <mc:Choice Requires="wps">
             <w:drawing>
-              <wp:anchor distT="0" distB="0" distL="114300" distR="114300" simplePos="0" relativeHeight="2104" behindDoc="0" locked="0" layoutInCell="1" allowOverlap="1" wp14:anchorId="71979F78" wp14:editId="1C49BCFF">
+              <wp:anchor distT="0" distB="0" distL="114300" distR="114300" simplePos="0" relativeHeight="251655168" behindDoc="0" locked="0" layoutInCell="1" allowOverlap="1" wp14:anchorId="71979F78" wp14:editId="2A06610C">
                 <wp:simplePos x="0" y="0"/>
                 <wp:positionH relativeFrom="page">
-                  <wp:posOffset>3220085</wp:posOffset>
+                  <wp:posOffset>3218976</wp:posOffset>
                 </wp:positionH>
                 <wp:positionV relativeFrom="paragraph">
-                  <wp:posOffset>24130</wp:posOffset>
+                  <wp:posOffset>21259</wp:posOffset>
                 </wp:positionV>
-                <wp:extent cx="3546475" cy="2270125"/>
-                <wp:effectExtent l="10160" t="9525" r="5715" b="6350"/>
+                <wp:extent cx="3406218" cy="2270125"/>
+                <wp:effectExtent l="0" t="0" r="22860" b="15875"/>
                 <wp:wrapNone/>
                 <wp:docPr id="90" name="Text Box 175"/>
                 <wp:cNvGraphicFramePr>
@@ -650,7 +734,7 @@
                       <wps:spPr bwMode="auto">
                         <a:xfrm>
                           <a:off x="0" y="0"/>
-                          <a:ext cx="3546475" cy="2270125"/>
+                          <a:ext cx="3406218" cy="2270125"/>
                         </a:xfrm>
                         <a:prstGeom prst="rect">
                           <a:avLst/>
@@ -715,7 +799,7 @@
           </mc:Choice>
           <mc:Fallback>
             <w:pict>
-              <v:shape w14:anchorId="71979F78" id="Text Box 175" o:spid="_x0000_s1028" type="#_x0000_t202" style="position:absolute;left:0;text-align:left;margin-left:253.55pt;margin-top:1.9pt;width:279.25pt;height:178.75pt;z-index:2104;visibility:visible;mso-wrap-style:square;mso-width-percent:0;mso-height-percent:0;mso-wrap-distance-left:9pt;mso-wrap-distance-top:0;mso-wrap-distance-right:9pt;mso-wrap-distance-bottom:0;mso-position-horizontal:absolute;mso-position-horizontal-relative:page;mso-position-vertical:absolute;mso-position-vertical-relative:text;mso-width-percent:0;mso-height-percent:0;mso-width-relative:page;mso-height-relative:page;v-text-anchor:top" o:gfxdata="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" filled="f" strokeweight=".20436mm">
+              <v:shape w14:anchorId="71979F78" id="Text Box 175" o:spid="_x0000_s1028" type="#_x0000_t202" style="position:absolute;left:0;text-align:left;margin-left:253.45pt;margin-top:1.65pt;width:268.2pt;height:178.75pt;z-index:2104;visibility:visible;mso-wrap-style:square;mso-width-percent:0;mso-height-percent:0;mso-wrap-distance-left:9pt;mso-wrap-distance-top:0;mso-wrap-distance-right:9pt;mso-wrap-distance-bottom:0;mso-position-horizontal:absolute;mso-position-horizontal-relative:page;mso-position-vertical:absolute;mso-position-vertical-relative:text;mso-width-percent:0;mso-height-percent:0;mso-width-relative:page;mso-height-relative:page;v-text-anchor:top" o:gfxdata="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" filled="f" strokeweight=".20436mm">
                 <v:textbox inset="0,0,0,0">
                   <w:txbxContent>
                     <w:p>
@@ -728,7 +812,6 @@
                           <w:sz w:val="28"/>
                         </w:rPr>
                       </w:pPr>
-                      <w:proofErr w:type="spellStart"/>
                       <w:r>
                         <w:rPr>
                           <w:b/>
@@ -738,7 +821,6 @@
                         </w:rPr>
                         <w:t>Entscheidungsbaum</w:t>
                       </w:r>
-                      <w:proofErr w:type="spellEnd"/>
                     </w:p>
                   </w:txbxContent>
                 </v:textbox>
@@ -748,638 +830,6 @@
           </mc:Fallback>
         </mc:AlternateContent>
       </w:r>
-      <w:r>
-        <w:rPr>
-          <w:noProof/>
-          <w:sz w:val="21"/>
-          <w:szCs w:val="21"/>
-          <w:lang w:val="de-DE"/>
-        </w:rPr>
-        <mc:AlternateContent>
-          <mc:Choice Requires="wpg">
-            <w:drawing>
-              <wp:anchor distT="0" distB="0" distL="114300" distR="114300" simplePos="0" relativeHeight="1624" behindDoc="0" locked="0" layoutInCell="1" allowOverlap="1" wp14:anchorId="05D25871" wp14:editId="51329640">
-                <wp:simplePos x="0" y="0"/>
-                <wp:positionH relativeFrom="page">
-                  <wp:posOffset>905510</wp:posOffset>
-                </wp:positionH>
-                <wp:positionV relativeFrom="paragraph">
-                  <wp:posOffset>603250</wp:posOffset>
-                </wp:positionV>
-                <wp:extent cx="631825" cy="958215"/>
-                <wp:effectExtent l="635" t="7620" r="0" b="5715"/>
-                <wp:wrapNone/>
-                <wp:docPr id="82" name="Group 176"/>
-                <wp:cNvGraphicFramePr>
-                  <a:graphicFrameLocks xmlns:a="http://schemas.openxmlformats.org/drawingml/2006/main"/>
-                </wp:cNvGraphicFramePr>
-                <a:graphic xmlns:a="http://schemas.openxmlformats.org/drawingml/2006/main">
-                  <a:graphicData uri="http://schemas.microsoft.com/office/word/2010/wordprocessingGroup">
-                    <wpg:wgp>
-                      <wpg:cNvGrpSpPr>
-                        <a:grpSpLocks/>
-                      </wpg:cNvGrpSpPr>
-                      <wpg:grpSpPr bwMode="auto">
-                        <a:xfrm>
-                          <a:off x="0" y="0"/>
-                          <a:ext cx="631825" cy="958215"/>
-                          <a:chOff x="1426" y="950"/>
-                          <a:chExt cx="995" cy="1509"/>
-                        </a:xfrm>
-                      </wpg:grpSpPr>
-                      <pic:pic xmlns:pic="http://schemas.openxmlformats.org/drawingml/2006/picture">
-                        <pic:nvPicPr>
-                          <pic:cNvPr id="83" name="Picture 183"/>
-                          <pic:cNvPicPr>
-                            <a:picLocks noChangeAspect="1" noChangeArrowheads="1"/>
-                          </pic:cNvPicPr>
-                        </pic:nvPicPr>
-                        <pic:blipFill>
-                          <a:blip r:embed="rId15">
-                            <a:extLst>
-                              <a:ext uri="{28A0092B-C50C-407E-A947-70E740481C1C}">
-                                <a14:useLocalDpi xmlns:a14="http://schemas.microsoft.com/office/drawing/2010/main" val="0"/>
-                              </a:ext>
-                            </a:extLst>
-                          </a:blip>
-                          <a:srcRect/>
-                          <a:stretch>
-                            <a:fillRect/>
-                          </a:stretch>
-                        </pic:blipFill>
-                        <pic:spPr bwMode="auto">
-                          <a:xfrm>
-                            <a:off x="1998" y="1448"/>
-                            <a:ext cx="423" cy="423"/>
-                          </a:xfrm>
-                          <a:prstGeom prst="rect">
-                            <a:avLst/>
-                          </a:prstGeom>
-                          <a:noFill/>
-                          <a:extLst>
-                            <a:ext uri="{909E8E84-426E-40DD-AFC4-6F175D3DCCD1}">
-                              <a14:hiddenFill xmlns:a14="http://schemas.microsoft.com/office/drawing/2010/main">
-                                <a:solidFill>
-                                  <a:srgbClr val="FFFFFF"/>
-                                </a:solidFill>
-                              </a14:hiddenFill>
-                            </a:ext>
-                          </a:extLst>
-                        </pic:spPr>
-                      </pic:pic>
-                      <pic:pic xmlns:pic="http://schemas.openxmlformats.org/drawingml/2006/picture">
-                        <pic:nvPicPr>
-                          <pic:cNvPr id="84" name="Picture 182"/>
-                          <pic:cNvPicPr>
-                            <a:picLocks noChangeAspect="1" noChangeArrowheads="1"/>
-                          </pic:cNvPicPr>
-                        </pic:nvPicPr>
-                        <pic:blipFill>
-                          <a:blip r:embed="rId16">
-                            <a:extLst>
-                              <a:ext uri="{28A0092B-C50C-407E-A947-70E740481C1C}">
-                                <a14:useLocalDpi xmlns:a14="http://schemas.microsoft.com/office/drawing/2010/main" val="0"/>
-                              </a:ext>
-                            </a:extLst>
-                          </a:blip>
-                          <a:srcRect/>
-                          <a:stretch>
-                            <a:fillRect/>
-                          </a:stretch>
-                        </pic:blipFill>
-                        <pic:spPr bwMode="auto">
-                          <a:xfrm>
-                            <a:off x="1998" y="1960"/>
-                            <a:ext cx="423" cy="423"/>
-                          </a:xfrm>
-                          <a:prstGeom prst="rect">
-                            <a:avLst/>
-                          </a:prstGeom>
-                          <a:noFill/>
-                          <a:extLst>
-                            <a:ext uri="{909E8E84-426E-40DD-AFC4-6F175D3DCCD1}">
-                              <a14:hiddenFill xmlns:a14="http://schemas.microsoft.com/office/drawing/2010/main">
-                                <a:solidFill>
-                                  <a:srgbClr val="FFFFFF"/>
-                                </a:solidFill>
-                              </a14:hiddenFill>
-                            </a:ext>
-                          </a:extLst>
-                        </pic:spPr>
-                      </pic:pic>
-                      <pic:pic xmlns:pic="http://schemas.openxmlformats.org/drawingml/2006/picture">
-                        <pic:nvPicPr>
-                          <pic:cNvPr id="85" name="Picture 181"/>
-                          <pic:cNvPicPr>
-                            <a:picLocks noChangeAspect="1" noChangeArrowheads="1"/>
-                          </pic:cNvPicPr>
-                        </pic:nvPicPr>
-                        <pic:blipFill>
-                          <a:blip r:embed="rId17">
-                            <a:extLst>
-                              <a:ext uri="{28A0092B-C50C-407E-A947-70E740481C1C}">
-                                <a14:useLocalDpi xmlns:a14="http://schemas.microsoft.com/office/drawing/2010/main" val="0"/>
-                              </a:ext>
-                            </a:extLst>
-                          </a:blip>
-                          <a:srcRect/>
-                          <a:stretch>
-                            <a:fillRect/>
-                          </a:stretch>
-                        </pic:blipFill>
-                        <pic:spPr bwMode="auto">
-                          <a:xfrm>
-                            <a:off x="1474" y="1960"/>
-                            <a:ext cx="423" cy="423"/>
-                          </a:xfrm>
-                          <a:prstGeom prst="rect">
-                            <a:avLst/>
-                          </a:prstGeom>
-                          <a:noFill/>
-                          <a:extLst>
-                            <a:ext uri="{909E8E84-426E-40DD-AFC4-6F175D3DCCD1}">
-                              <a14:hiddenFill xmlns:a14="http://schemas.microsoft.com/office/drawing/2010/main">
-                                <a:solidFill>
-                                  <a:srgbClr val="FFFFFF"/>
-                                </a:solidFill>
-                              </a14:hiddenFill>
-                            </a:ext>
-                          </a:extLst>
-                        </pic:spPr>
-                      </pic:pic>
-                      <pic:pic xmlns:pic="http://schemas.openxmlformats.org/drawingml/2006/picture">
-                        <pic:nvPicPr>
-                          <pic:cNvPr id="86" name="Picture 180"/>
-                          <pic:cNvPicPr>
-                            <a:picLocks noChangeAspect="1" noChangeArrowheads="1"/>
-                          </pic:cNvPicPr>
-                        </pic:nvPicPr>
-                        <pic:blipFill>
-                          <a:blip r:embed="rId18">
-                            <a:extLst>
-                              <a:ext uri="{28A0092B-C50C-407E-A947-70E740481C1C}">
-                                <a14:useLocalDpi xmlns:a14="http://schemas.microsoft.com/office/drawing/2010/main" val="0"/>
-                              </a:ext>
-                            </a:extLst>
-                          </a:blip>
-                          <a:srcRect/>
-                          <a:stretch>
-                            <a:fillRect/>
-                          </a:stretch>
-                        </pic:blipFill>
-                        <pic:spPr bwMode="auto">
-                          <a:xfrm>
-                            <a:off x="1474" y="1448"/>
-                            <a:ext cx="423" cy="423"/>
-                          </a:xfrm>
-                          <a:prstGeom prst="rect">
-                            <a:avLst/>
-                          </a:prstGeom>
-                          <a:noFill/>
-                          <a:extLst>
-                            <a:ext uri="{909E8E84-426E-40DD-AFC4-6F175D3DCCD1}">
-                              <a14:hiddenFill xmlns:a14="http://schemas.microsoft.com/office/drawing/2010/main">
-                                <a:solidFill>
-                                  <a:srgbClr val="FFFFFF"/>
-                                </a:solidFill>
-                              </a14:hiddenFill>
-                            </a:ext>
-                          </a:extLst>
-                        </pic:spPr>
-                      </pic:pic>
-                      <wps:wsp>
-                        <wps:cNvPr id="87" name="Line 179"/>
-                        <wps:cNvCnPr>
-                          <a:cxnSpLocks noChangeShapeType="1"/>
-                        </wps:cNvCnPr>
-                        <wps:spPr bwMode="auto">
-                          <a:xfrm>
-                            <a:off x="1943" y="953"/>
-                            <a:ext cx="0" cy="1503"/>
-                          </a:xfrm>
-                          <a:prstGeom prst="line">
-                            <a:avLst/>
-                          </a:prstGeom>
-                          <a:noFill/>
-                          <a:ln w="2896">
-                            <a:solidFill>
-                              <a:srgbClr val="000000"/>
-                            </a:solidFill>
-                            <a:round/>
-                            <a:headEnd/>
-                            <a:tailEnd/>
-                          </a:ln>
-                          <a:extLst>
-                            <a:ext uri="{909E8E84-426E-40DD-AFC4-6F175D3DCCD1}">
-                              <a14:hiddenFill xmlns:a14="http://schemas.microsoft.com/office/drawing/2010/main">
-                                <a:noFill/>
-                              </a14:hiddenFill>
-                            </a:ext>
-                          </a:extLst>
-                        </wps:spPr>
-                        <wps:bodyPr/>
-                      </wps:wsp>
-                      <wps:wsp>
-                        <wps:cNvPr id="88" name="Text Box 178"/>
-                        <wps:cNvSpPr txBox="1">
-                          <a:spLocks noChangeArrowheads="1"/>
-                        </wps:cNvSpPr>
-                        <wps:spPr bwMode="auto">
-                          <a:xfrm>
-                            <a:off x="1426" y="980"/>
-                            <a:ext cx="958" cy="316"/>
-                          </a:xfrm>
-                          <a:prstGeom prst="rect">
-                            <a:avLst/>
-                          </a:prstGeom>
-                          <a:noFill/>
-                          <a:ln>
-                            <a:noFill/>
-                          </a:ln>
-                          <a:extLst>
-                            <a:ext uri="{909E8E84-426E-40DD-AFC4-6F175D3DCCD1}">
-                              <a14:hiddenFill xmlns:a14="http://schemas.microsoft.com/office/drawing/2010/main">
-                                <a:solidFill>
-                                  <a:srgbClr val="FFFFFF"/>
-                                </a:solidFill>
-                              </a14:hiddenFill>
-                            </a:ext>
-                            <a:ext uri="{91240B29-F687-4F45-9708-019B960494DF}">
-                              <a14:hiddenLine xmlns:a14="http://schemas.microsoft.com/office/drawing/2010/main" w="9525">
-                                <a:solidFill>
-                                  <a:srgbClr val="000000"/>
-                                </a:solidFill>
-                                <a:miter lim="800000"/>
-                                <a:headEnd/>
-                                <a:tailEnd/>
-                              </a14:hiddenLine>
-                            </a:ext>
-                          </a:extLst>
-                        </wps:spPr>
-                        <wps:txbx>
-                          <w:txbxContent>
-                            <w:p>
-                              <w:pPr>
-                                <w:tabs>
-                                  <w:tab w:val="left" w:pos="575"/>
-                                </w:tabs>
-                                <w:spacing w:before="19"/>
-                              </w:pPr>
-                              <w:r>
-                                <w:rPr>
-                                  <w:w w:val="65"/>
-                                </w:rPr>
-                                <w:t>b</w:t>
-                              </w:r>
-                              <w:r>
-                                <w:rPr>
-                                  <w:w w:val="59"/>
-                                </w:rPr>
-                                <w:t>e</w:t>
-                              </w:r>
-                              <w:r>
-                                <w:rPr>
-                                  <w:spacing w:val="-1"/>
-                                  <w:w w:val="63"/>
-                                </w:rPr>
-                                <w:t>i</w:t>
-                              </w:r>
-                              <w:r>
-                                <w:rPr>
-                                  <w:w w:val="71"/>
-                                </w:rPr>
-                                <w:t>ß</w:t>
-                              </w:r>
-                              <w:r>
-                                <w:rPr>
-                                  <w:w w:val="71"/>
-                                </w:rPr>
-                                <w:t>t</w:t>
-                              </w:r>
-                              <w:r>
-                                <w:tab/>
-                              </w:r>
-                              <w:r>
-                                <w:rPr>
-                                  <w:w w:val="65"/>
-                                </w:rPr>
-                                <w:t>b</w:t>
-                              </w:r>
-                              <w:r>
-                                <w:rPr>
-                                  <w:w w:val="59"/>
-                                </w:rPr>
-                                <w:t>e</w:t>
-                              </w:r>
-                              <w:r>
-                                <w:rPr>
-                                  <w:spacing w:val="-1"/>
-                                  <w:w w:val="63"/>
-                                </w:rPr>
-                                <w:t>i</w:t>
-                              </w:r>
-                              <w:r>
-                                <w:rPr>
-                                  <w:w w:val="71"/>
-                                </w:rPr>
-                                <w:t>ß</w:t>
-                              </w:r>
-                              <w:r>
-                                <w:rPr>
-                                  <w:w w:val="71"/>
-                                </w:rPr>
-                                <w:t>t</w:t>
-                              </w:r>
-                            </w:p>
-                          </w:txbxContent>
-                        </wps:txbx>
-                        <wps:bodyPr rot="0" vert="horz" wrap="square" lIns="0" tIns="0" rIns="0" bIns="0" anchor="t" anchorCtr="0" upright="1">
-                          <a:noAutofit/>
-                        </wps:bodyPr>
-                      </wps:wsp>
-                      <wps:wsp>
-                        <wps:cNvPr id="89" name="Text Box 177"/>
-                        <wps:cNvSpPr txBox="1">
-                          <a:spLocks noChangeArrowheads="1"/>
-                        </wps:cNvSpPr>
-                        <wps:spPr bwMode="auto">
-                          <a:xfrm>
-                            <a:off x="2001" y="1200"/>
-                            <a:ext cx="375" cy="316"/>
-                          </a:xfrm>
-                          <a:prstGeom prst="rect">
-                            <a:avLst/>
-                          </a:prstGeom>
-                          <a:noFill/>
-                          <a:ln>
-                            <a:noFill/>
-                          </a:ln>
-                          <a:extLst>
-                            <a:ext uri="{909E8E84-426E-40DD-AFC4-6F175D3DCCD1}">
-                              <a14:hiddenFill xmlns:a14="http://schemas.microsoft.com/office/drawing/2010/main">
-                                <a:solidFill>
-                                  <a:srgbClr val="FFFFFF"/>
-                                </a:solidFill>
-                              </a14:hiddenFill>
-                            </a:ext>
-                            <a:ext uri="{91240B29-F687-4F45-9708-019B960494DF}">
-                              <a14:hiddenLine xmlns:a14="http://schemas.microsoft.com/office/drawing/2010/main" w="9525">
-                                <a:solidFill>
-                                  <a:srgbClr val="000000"/>
-                                </a:solidFill>
-                                <a:miter lim="800000"/>
-                                <a:headEnd/>
-                                <a:tailEnd/>
-                              </a14:hiddenLine>
-                            </a:ext>
-                          </a:extLst>
-                        </wps:spPr>
-                        <wps:txbx>
-                          <w:txbxContent>
-                            <w:p>
-                              <w:pPr>
-                                <w:spacing w:before="19"/>
-                              </w:pPr>
-                              <w:proofErr w:type="spellStart"/>
-                              <w:r>
-                                <w:rPr>
-                                  <w:spacing w:val="-1"/>
-                                  <w:w w:val="71"/>
-                                </w:rPr>
-                                <w:t>n</w:t>
-                              </w:r>
-                              <w:r>
-                                <w:rPr>
-                                  <w:spacing w:val="-1"/>
-                                  <w:w w:val="63"/>
-                                </w:rPr>
-                                <w:t>i</w:t>
-                              </w:r>
-                              <w:r>
-                                <w:rPr>
-                                  <w:w w:val="73"/>
-                                </w:rPr>
-                                <w:t>c</w:t>
-                              </w:r>
-                              <w:r>
-                                <w:rPr>
-                                  <w:spacing w:val="-1"/>
-                                  <w:w w:val="60"/>
-                                </w:rPr>
-                                <w:t>h</w:t>
-                              </w:r>
-                              <w:r>
-                                <w:rPr>
-                                  <w:spacing w:val="-1"/>
-                                  <w:w w:val="60"/>
-                                </w:rPr>
-                                <w:t>t</w:t>
-                              </w:r>
-                              <w:proofErr w:type="spellEnd"/>
-                            </w:p>
-                          </w:txbxContent>
-                        </wps:txbx>
-                        <wps:bodyPr rot="0" vert="horz" wrap="square" lIns="0" tIns="0" rIns="0" bIns="0" anchor="t" anchorCtr="0" upright="1">
-                          <a:noAutofit/>
-                        </wps:bodyPr>
-                      </wps:wsp>
-                    </wpg:wgp>
-                  </a:graphicData>
-                </a:graphic>
-                <wp14:sizeRelH relativeFrom="page">
-                  <wp14:pctWidth>0</wp14:pctWidth>
-                </wp14:sizeRelH>
-                <wp14:sizeRelV relativeFrom="page">
-                  <wp14:pctHeight>0</wp14:pctHeight>
-                </wp14:sizeRelV>
-              </wp:anchor>
-            </w:drawing>
-          </mc:Choice>
-          <mc:Fallback>
-            <w:pict>
-              <v:group w14:anchorId="05D25871" id="Group 176" o:spid="_x0000_s1029" style="position:absolute;left:0;text-align:left;margin-left:71.3pt;margin-top:47.5pt;width:49.75pt;height:75.45pt;z-index:1624;mso-position-horizontal-relative:page" coordorigin="1426,950" coordsize="995,1509" o:gfxdata="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">
-                <v:shapetype id="_x0000_t75" coordsize="21600,21600" o:spt="75" o:preferrelative="t" path="m@4@5l@4@11@9@11@9@5xe" filled="f" stroked="f">
-                  <v:stroke joinstyle="miter"/>
-                  <v:formulas>
-                    <v:f eqn="if lineDrawn pixelLineWidth 0"/>
-                    <v:f eqn="sum @0 1 0"/>
-                    <v:f eqn="sum 0 0 @1"/>
-                    <v:f eqn="prod @2 1 2"/>
-                    <v:f eqn="prod @3 21600 pixelWidth"/>
-                    <v:f eqn="prod @3 21600 pixelHeight"/>
-                    <v:f eqn="sum @0 0 1"/>
-                    <v:f eqn="prod @6 1 2"/>
-                    <v:f eqn="prod @7 21600 pixelWidth"/>
-                    <v:f eqn="sum @8 21600 0"/>
-                    <v:f eqn="prod @7 21600 pixelHeight"/>
-                    <v:f eqn="sum @10 21600 0"/>
-                  </v:formulas>
-                  <v:path o:extrusionok="f" gradientshapeok="t" o:connecttype="rect"/>
-                  <o:lock v:ext="edit" aspectratio="t"/>
-                </v:shapetype>
-                <v:shape id="Picture 183" o:spid="_x0000_s1030" type="#_x0000_t75" style="position:absolute;left:1998;top:1448;width:423;height:423;visibility:visible;mso-wrap-style:square" o:gfxdata="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">
-                  <v:imagedata r:id="rId19" o:title=""/>
-                </v:shape>
-                <v:shape id="Picture 182" o:spid="_x0000_s1031" type="#_x0000_t75" style="position:absolute;left:1998;top:1960;width:423;height:423;visibility:visible;mso-wrap-style:square" o:gfxdata="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">
-                  <v:imagedata r:id="rId20" o:title=""/>
-                </v:shape>
-                <v:shape id="Picture 181" o:spid="_x0000_s1032" type="#_x0000_t75" style="position:absolute;left:1474;top:1960;width:423;height:423;visibility:visible;mso-wrap-style:square" o:gfxdata="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">
-                  <v:imagedata r:id="rId21" o:title=""/>
-                </v:shape>
-                <v:shape id="Picture 180" o:spid="_x0000_s1033" type="#_x0000_t75" style="position:absolute;left:1474;top:1448;width:423;height:423;visibility:visible;mso-wrap-style:square" o:gfxdata="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">
-                  <v:imagedata r:id="rId22" o:title=""/>
-                </v:shape>
-                <v:line id="Line 179" o:spid="_x0000_s1034" style="position:absolute;visibility:visible;mso-wrap-style:square" from="1943,953" to="1943,2456" o:connectortype="straight" o:gfxdata="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" strokeweight=".08044mm"/>
-                <v:shape id="Text Box 178" o:spid="_x0000_s1035" type="#_x0000_t202" style="position:absolute;left:1426;top:980;width:958;height:316;visibility:visible;mso-wrap-style:square;v-text-anchor:top" o:gfxdata="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" filled="f" stroked="f">
-                  <v:textbox inset="0,0,0,0">
-                    <w:txbxContent>
-                      <w:p>
-                        <w:pPr>
-                          <w:tabs>
-                            <w:tab w:val="left" w:pos="575"/>
-                          </w:tabs>
-                          <w:spacing w:before="19"/>
-                        </w:pPr>
-                        <w:proofErr w:type="spellStart"/>
-                        <w:r>
-                          <w:rPr>
-                            <w:w w:val="65"/>
-                          </w:rPr>
-                          <w:t>b</w:t>
-                        </w:r>
-                        <w:r>
-                          <w:rPr>
-                            <w:w w:val="59"/>
-                          </w:rPr>
-                          <w:t>e</w:t>
-                        </w:r>
-                        <w:r>
-                          <w:rPr>
-                            <w:spacing w:val="-1"/>
-                            <w:w w:val="63"/>
-                          </w:rPr>
-                          <w:t>i</w:t>
-                        </w:r>
-                        <w:r>
-                          <w:rPr>
-                            <w:w w:val="71"/>
-                          </w:rPr>
-                          <w:t>ß</w:t>
-                        </w:r>
-                        <w:r>
-                          <w:rPr>
-                            <w:w w:val="71"/>
-                          </w:rPr>
-                          <w:t>t</w:t>
-                        </w:r>
-                        <w:proofErr w:type="spellEnd"/>
-                        <w:r>
-                          <w:tab/>
-                        </w:r>
-                        <w:proofErr w:type="spellStart"/>
-                        <w:r>
-                          <w:rPr>
-                            <w:w w:val="65"/>
-                          </w:rPr>
-                          <w:t>b</w:t>
-                        </w:r>
-                        <w:r>
-                          <w:rPr>
-                            <w:w w:val="59"/>
-                          </w:rPr>
-                          <w:t>e</w:t>
-                        </w:r>
-                        <w:r>
-                          <w:rPr>
-                            <w:spacing w:val="-1"/>
-                            <w:w w:val="63"/>
-                          </w:rPr>
-                          <w:t>i</w:t>
-                        </w:r>
-                        <w:r>
-                          <w:rPr>
-                            <w:w w:val="71"/>
-                          </w:rPr>
-                          <w:t>ß</w:t>
-                        </w:r>
-                        <w:r>
-                          <w:rPr>
-                            <w:w w:val="71"/>
-                          </w:rPr>
-                          <w:t>t</w:t>
-                        </w:r>
-                        <w:proofErr w:type="spellEnd"/>
-                      </w:p>
-                    </w:txbxContent>
-                  </v:textbox>
-                </v:shape>
-                <v:shape id="Text Box 177" o:spid="_x0000_s1036" type="#_x0000_t202" style="position:absolute;left:2001;top:1200;width:375;height:316;visibility:visible;mso-wrap-style:square;v-text-anchor:top" o:gfxdata="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" filled="f" stroked="f">
-                  <v:textbox inset="0,0,0,0">
-                    <w:txbxContent>
-                      <w:p>
-                        <w:pPr>
-                          <w:spacing w:before="19"/>
-                        </w:pPr>
-                        <w:proofErr w:type="spellStart"/>
-                        <w:r>
-                          <w:rPr>
-                            <w:spacing w:val="-1"/>
-                            <w:w w:val="71"/>
-                          </w:rPr>
-                          <w:t>n</w:t>
-                        </w:r>
-                        <w:r>
-                          <w:rPr>
-                            <w:spacing w:val="-1"/>
-                            <w:w w:val="63"/>
-                          </w:rPr>
-                          <w:t>i</w:t>
-                        </w:r>
-                        <w:r>
-                          <w:rPr>
-                            <w:w w:val="73"/>
-                          </w:rPr>
-                          <w:t>c</w:t>
-                        </w:r>
-                        <w:r>
-                          <w:rPr>
-                            <w:spacing w:val="-1"/>
-                            <w:w w:val="60"/>
-                          </w:rPr>
-                          <w:t>h</w:t>
-                        </w:r>
-                        <w:r>
-                          <w:rPr>
-                            <w:spacing w:val="-1"/>
-                            <w:w w:val="60"/>
-                          </w:rPr>
-                          <w:t>t</w:t>
-                        </w:r>
-                        <w:proofErr w:type="spellEnd"/>
-                      </w:p>
-                    </w:txbxContent>
-                  </v:textbox>
-                </v:shape>
-                <w10:wrap anchorx="page"/>
-              </v:group>
-            </w:pict>
-          </mc:Fallback>
-        </mc:AlternateContent>
-      </w:r>
-      <w:r>
-        <w:rPr>
-          <w:sz w:val="21"/>
-          <w:szCs w:val="21"/>
-          <w:lang w:val="de-DE"/>
-        </w:rPr>
-        <w:t>Vollziehe das folgende Beispiel nach und notiere deine Regeln von Seite 1 ebenfalls als Entscheidungs- baum im Feld rechts</w:t>
-      </w:r>
-      <w:r>
-        <w:rPr>
-          <w:lang w:val="de-DE"/>
-        </w:rPr>
-        <w:t>.</w:t>
-      </w:r>
     </w:p>
     <w:p>
       <w:pPr>
@@ -1399,2038 +849,6 @@
       </w:pPr>
       <w:r>
         <w:rPr>
-          <w:noProof/>
-        </w:rPr>
-        <mc:AlternateContent>
-          <mc:Choice Requires="wpg">
-            <w:drawing>
-              <wp:anchor distT="0" distB="0" distL="114300" distR="114300" simplePos="0" relativeHeight="503305904" behindDoc="1" locked="0" layoutInCell="1" allowOverlap="1" wp14:anchorId="60CDB62D" wp14:editId="380A510B">
-                <wp:simplePos x="0" y="0"/>
-                <wp:positionH relativeFrom="page">
-                  <wp:posOffset>1701165</wp:posOffset>
-                </wp:positionH>
-                <wp:positionV relativeFrom="paragraph">
-                  <wp:posOffset>143510</wp:posOffset>
-                </wp:positionV>
-                <wp:extent cx="1316355" cy="1038225"/>
-                <wp:effectExtent l="5715" t="3175" r="1905" b="0"/>
-                <wp:wrapNone/>
-                <wp:docPr id="62" name="Group 155"/>
-                <wp:cNvGraphicFramePr>
-                  <a:graphicFrameLocks xmlns:a="http://schemas.openxmlformats.org/drawingml/2006/main"/>
-                </wp:cNvGraphicFramePr>
-                <a:graphic xmlns:a="http://schemas.openxmlformats.org/drawingml/2006/main">
-                  <a:graphicData uri="http://schemas.microsoft.com/office/word/2010/wordprocessingGroup">
-                    <wpg:wgp>
-                      <wpg:cNvGrpSpPr>
-                        <a:grpSpLocks/>
-                      </wpg:cNvGrpSpPr>
-                      <wpg:grpSpPr bwMode="auto">
-                        <a:xfrm>
-                          <a:off x="0" y="0"/>
-                          <a:ext cx="1316355" cy="1038225"/>
-                          <a:chOff x="2679" y="226"/>
-                          <a:chExt cx="2073" cy="1635"/>
-                        </a:xfrm>
-                      </wpg:grpSpPr>
-                      <wps:wsp>
-                        <wps:cNvPr id="63" name="AutoShape 174"/>
-                        <wps:cNvSpPr>
-                          <a:spLocks/>
-                        </wps:cNvSpPr>
-                        <wps:spPr bwMode="auto">
-                          <a:xfrm>
-                            <a:off x="2891" y="483"/>
-                            <a:ext cx="821" cy="949"/>
-                          </a:xfrm>
-                          <a:custGeom>
-                            <a:avLst/>
-                            <a:gdLst>
-                              <a:gd name="T0" fmla="+- 0 3204 2891"/>
-                              <a:gd name="T1" fmla="*/ T0 w 821"/>
-                              <a:gd name="T2" fmla="+- 0 1274 483"/>
-                              <a:gd name="T3" fmla="*/ 1274 h 949"/>
-                              <a:gd name="T4" fmla="+- 0 3192 2891"/>
-                              <a:gd name="T5" fmla="*/ T4 w 821"/>
-                              <a:gd name="T6" fmla="+- 0 1214 483"/>
-                              <a:gd name="T7" fmla="*/ 1214 h 949"/>
-                              <a:gd name="T8" fmla="+- 0 3159 2891"/>
-                              <a:gd name="T9" fmla="*/ T8 w 821"/>
-                              <a:gd name="T10" fmla="+- 0 1164 483"/>
-                              <a:gd name="T11" fmla="*/ 1164 h 949"/>
-                              <a:gd name="T12" fmla="+- 0 3109 2891"/>
-                              <a:gd name="T13" fmla="*/ T12 w 821"/>
-                              <a:gd name="T14" fmla="+- 0 1130 483"/>
-                              <a:gd name="T15" fmla="*/ 1130 h 949"/>
-                              <a:gd name="T16" fmla="+- 0 3048 2891"/>
-                              <a:gd name="T17" fmla="*/ T16 w 821"/>
-                              <a:gd name="T18" fmla="+- 0 1118 483"/>
-                              <a:gd name="T19" fmla="*/ 1118 h 949"/>
-                              <a:gd name="T20" fmla="+- 0 2987 2891"/>
-                              <a:gd name="T21" fmla="*/ T20 w 821"/>
-                              <a:gd name="T22" fmla="+- 0 1130 483"/>
-                              <a:gd name="T23" fmla="*/ 1130 h 949"/>
-                              <a:gd name="T24" fmla="+- 0 2937 2891"/>
-                              <a:gd name="T25" fmla="*/ T24 w 821"/>
-                              <a:gd name="T26" fmla="+- 0 1164 483"/>
-                              <a:gd name="T27" fmla="*/ 1164 h 949"/>
-                              <a:gd name="T28" fmla="+- 0 2904 2891"/>
-                              <a:gd name="T29" fmla="*/ T28 w 821"/>
-                              <a:gd name="T30" fmla="+- 0 1214 483"/>
-                              <a:gd name="T31" fmla="*/ 1214 h 949"/>
-                              <a:gd name="T32" fmla="+- 0 2891 2891"/>
-                              <a:gd name="T33" fmla="*/ T32 w 821"/>
-                              <a:gd name="T34" fmla="+- 0 1274 483"/>
-                              <a:gd name="T35" fmla="*/ 1274 h 949"/>
-                              <a:gd name="T36" fmla="+- 0 2904 2891"/>
-                              <a:gd name="T37" fmla="*/ T36 w 821"/>
-                              <a:gd name="T38" fmla="+- 0 1335 483"/>
-                              <a:gd name="T39" fmla="*/ 1335 h 949"/>
-                              <a:gd name="T40" fmla="+- 0 2937 2891"/>
-                              <a:gd name="T41" fmla="*/ T40 w 821"/>
-                              <a:gd name="T42" fmla="+- 0 1385 483"/>
-                              <a:gd name="T43" fmla="*/ 1385 h 949"/>
-                              <a:gd name="T44" fmla="+- 0 2987 2891"/>
-                              <a:gd name="T45" fmla="*/ T44 w 821"/>
-                              <a:gd name="T46" fmla="+- 0 1419 483"/>
-                              <a:gd name="T47" fmla="*/ 1419 h 949"/>
-                              <a:gd name="T48" fmla="+- 0 3048 2891"/>
-                              <a:gd name="T49" fmla="*/ T48 w 821"/>
-                              <a:gd name="T50" fmla="+- 0 1431 483"/>
-                              <a:gd name="T51" fmla="*/ 1431 h 949"/>
-                              <a:gd name="T52" fmla="+- 0 3109 2891"/>
-                              <a:gd name="T53" fmla="*/ T52 w 821"/>
-                              <a:gd name="T54" fmla="+- 0 1419 483"/>
-                              <a:gd name="T55" fmla="*/ 1419 h 949"/>
-                              <a:gd name="T56" fmla="+- 0 3159 2891"/>
-                              <a:gd name="T57" fmla="*/ T56 w 821"/>
-                              <a:gd name="T58" fmla="+- 0 1385 483"/>
-                              <a:gd name="T59" fmla="*/ 1385 h 949"/>
-                              <a:gd name="T60" fmla="+- 0 3192 2891"/>
-                              <a:gd name="T61" fmla="*/ T60 w 821"/>
-                              <a:gd name="T62" fmla="+- 0 1335 483"/>
-                              <a:gd name="T63" fmla="*/ 1335 h 949"/>
-                              <a:gd name="T64" fmla="+- 0 3204 2891"/>
-                              <a:gd name="T65" fmla="*/ T64 w 821"/>
-                              <a:gd name="T66" fmla="+- 0 1274 483"/>
-                              <a:gd name="T67" fmla="*/ 1274 h 949"/>
-                              <a:gd name="T68" fmla="+- 0 3712 2891"/>
-                              <a:gd name="T69" fmla="*/ T68 w 821"/>
-                              <a:gd name="T70" fmla="+- 0 639 483"/>
-                              <a:gd name="T71" fmla="*/ 639 h 949"/>
-                              <a:gd name="T72" fmla="+- 0 3699 2891"/>
-                              <a:gd name="T73" fmla="*/ T72 w 821"/>
-                              <a:gd name="T74" fmla="+- 0 578 483"/>
-                              <a:gd name="T75" fmla="*/ 578 h 949"/>
-                              <a:gd name="T76" fmla="+- 0 3666 2891"/>
-                              <a:gd name="T77" fmla="*/ T76 w 821"/>
-                              <a:gd name="T78" fmla="+- 0 528 483"/>
-                              <a:gd name="T79" fmla="*/ 528 h 949"/>
-                              <a:gd name="T80" fmla="+- 0 3616 2891"/>
-                              <a:gd name="T81" fmla="*/ T80 w 821"/>
-                              <a:gd name="T82" fmla="+- 0 495 483"/>
-                              <a:gd name="T83" fmla="*/ 495 h 949"/>
-                              <a:gd name="T84" fmla="+- 0 3555 2891"/>
-                              <a:gd name="T85" fmla="*/ T84 w 821"/>
-                              <a:gd name="T86" fmla="+- 0 483 483"/>
-                              <a:gd name="T87" fmla="*/ 483 h 949"/>
-                              <a:gd name="T88" fmla="+- 0 3494 2891"/>
-                              <a:gd name="T89" fmla="*/ T88 w 821"/>
-                              <a:gd name="T90" fmla="+- 0 495 483"/>
-                              <a:gd name="T91" fmla="*/ 495 h 949"/>
-                              <a:gd name="T92" fmla="+- 0 3444 2891"/>
-                              <a:gd name="T93" fmla="*/ T92 w 821"/>
-                              <a:gd name="T94" fmla="+- 0 528 483"/>
-                              <a:gd name="T95" fmla="*/ 528 h 949"/>
-                              <a:gd name="T96" fmla="+- 0 3411 2891"/>
-                              <a:gd name="T97" fmla="*/ T96 w 821"/>
-                              <a:gd name="T98" fmla="+- 0 578 483"/>
-                              <a:gd name="T99" fmla="*/ 578 h 949"/>
-                              <a:gd name="T100" fmla="+- 0 3399 2891"/>
-                              <a:gd name="T101" fmla="*/ T100 w 821"/>
-                              <a:gd name="T102" fmla="+- 0 639 483"/>
-                              <a:gd name="T103" fmla="*/ 639 h 949"/>
-                              <a:gd name="T104" fmla="+- 0 3411 2891"/>
-                              <a:gd name="T105" fmla="*/ T104 w 821"/>
-                              <a:gd name="T106" fmla="+- 0 700 483"/>
-                              <a:gd name="T107" fmla="*/ 700 h 949"/>
-                              <a:gd name="T108" fmla="+- 0 3444 2891"/>
-                              <a:gd name="T109" fmla="*/ T108 w 821"/>
-                              <a:gd name="T110" fmla="+- 0 750 483"/>
-                              <a:gd name="T111" fmla="*/ 750 h 949"/>
-                              <a:gd name="T112" fmla="+- 0 3494 2891"/>
-                              <a:gd name="T113" fmla="*/ T112 w 821"/>
-                              <a:gd name="T114" fmla="+- 0 783 483"/>
-                              <a:gd name="T115" fmla="*/ 783 h 949"/>
-                              <a:gd name="T116" fmla="+- 0 3555 2891"/>
-                              <a:gd name="T117" fmla="*/ T116 w 821"/>
-                              <a:gd name="T118" fmla="+- 0 796 483"/>
-                              <a:gd name="T119" fmla="*/ 796 h 949"/>
-                              <a:gd name="T120" fmla="+- 0 3616 2891"/>
-                              <a:gd name="T121" fmla="*/ T120 w 821"/>
-                              <a:gd name="T122" fmla="+- 0 783 483"/>
-                              <a:gd name="T123" fmla="*/ 783 h 949"/>
-                              <a:gd name="T124" fmla="+- 0 3666 2891"/>
-                              <a:gd name="T125" fmla="*/ T124 w 821"/>
-                              <a:gd name="T126" fmla="+- 0 750 483"/>
-                              <a:gd name="T127" fmla="*/ 750 h 949"/>
-                              <a:gd name="T128" fmla="+- 0 3699 2891"/>
-                              <a:gd name="T129" fmla="*/ T128 w 821"/>
-                              <a:gd name="T130" fmla="+- 0 700 483"/>
-                              <a:gd name="T131" fmla="*/ 700 h 949"/>
-                              <a:gd name="T132" fmla="+- 0 3712 2891"/>
-                              <a:gd name="T133" fmla="*/ T132 w 821"/>
-                              <a:gd name="T134" fmla="+- 0 639 483"/>
-                              <a:gd name="T135" fmla="*/ 639 h 949"/>
-                            </a:gdLst>
-                            <a:ahLst/>
-                            <a:cxnLst>
-                              <a:cxn ang="0">
-                                <a:pos x="T1" y="T3"/>
-                              </a:cxn>
-                              <a:cxn ang="0">
-                                <a:pos x="T5" y="T7"/>
-                              </a:cxn>
-                              <a:cxn ang="0">
-                                <a:pos x="T9" y="T11"/>
-                              </a:cxn>
-                              <a:cxn ang="0">
-                                <a:pos x="T13" y="T15"/>
-                              </a:cxn>
-                              <a:cxn ang="0">
-                                <a:pos x="T17" y="T19"/>
-                              </a:cxn>
-                              <a:cxn ang="0">
-                                <a:pos x="T21" y="T23"/>
-                              </a:cxn>
-                              <a:cxn ang="0">
-                                <a:pos x="T25" y="T27"/>
-                              </a:cxn>
-                              <a:cxn ang="0">
-                                <a:pos x="T29" y="T31"/>
-                              </a:cxn>
-                              <a:cxn ang="0">
-                                <a:pos x="T33" y="T35"/>
-                              </a:cxn>
-                              <a:cxn ang="0">
-                                <a:pos x="T37" y="T39"/>
-                              </a:cxn>
-                              <a:cxn ang="0">
-                                <a:pos x="T41" y="T43"/>
-                              </a:cxn>
-                              <a:cxn ang="0">
-                                <a:pos x="T45" y="T47"/>
-                              </a:cxn>
-                              <a:cxn ang="0">
-                                <a:pos x="T49" y="T51"/>
-                              </a:cxn>
-                              <a:cxn ang="0">
-                                <a:pos x="T53" y="T55"/>
-                              </a:cxn>
-                              <a:cxn ang="0">
-                                <a:pos x="T57" y="T59"/>
-                              </a:cxn>
-                              <a:cxn ang="0">
-                                <a:pos x="T61" y="T63"/>
-                              </a:cxn>
-                              <a:cxn ang="0">
-                                <a:pos x="T65" y="T67"/>
-                              </a:cxn>
-                              <a:cxn ang="0">
-                                <a:pos x="T69" y="T71"/>
-                              </a:cxn>
-                              <a:cxn ang="0">
-                                <a:pos x="T73" y="T75"/>
-                              </a:cxn>
-                              <a:cxn ang="0">
-                                <a:pos x="T77" y="T79"/>
-                              </a:cxn>
-                              <a:cxn ang="0">
-                                <a:pos x="T81" y="T83"/>
-                              </a:cxn>
-                              <a:cxn ang="0">
-                                <a:pos x="T85" y="T87"/>
-                              </a:cxn>
-                              <a:cxn ang="0">
-                                <a:pos x="T89" y="T91"/>
-                              </a:cxn>
-                              <a:cxn ang="0">
-                                <a:pos x="T93" y="T95"/>
-                              </a:cxn>
-                              <a:cxn ang="0">
-                                <a:pos x="T97" y="T99"/>
-                              </a:cxn>
-                              <a:cxn ang="0">
-                                <a:pos x="T101" y="T103"/>
-                              </a:cxn>
-                              <a:cxn ang="0">
-                                <a:pos x="T105" y="T107"/>
-                              </a:cxn>
-                              <a:cxn ang="0">
-                                <a:pos x="T109" y="T111"/>
-                              </a:cxn>
-                              <a:cxn ang="0">
-                                <a:pos x="T113" y="T115"/>
-                              </a:cxn>
-                              <a:cxn ang="0">
-                                <a:pos x="T117" y="T119"/>
-                              </a:cxn>
-                              <a:cxn ang="0">
-                                <a:pos x="T121" y="T123"/>
-                              </a:cxn>
-                              <a:cxn ang="0">
-                                <a:pos x="T125" y="T127"/>
-                              </a:cxn>
-                              <a:cxn ang="0">
-                                <a:pos x="T129" y="T131"/>
-                              </a:cxn>
-                              <a:cxn ang="0">
-                                <a:pos x="T133" y="T135"/>
-                              </a:cxn>
-                            </a:cxnLst>
-                            <a:rect l="0" t="0" r="r" b="b"/>
-                            <a:pathLst>
-                              <a:path w="821" h="949">
-                                <a:moveTo>
-                                  <a:pt x="313" y="791"/>
-                                </a:moveTo>
-                                <a:lnTo>
-                                  <a:pt x="301" y="731"/>
-                                </a:lnTo>
-                                <a:lnTo>
-                                  <a:pt x="268" y="681"/>
-                                </a:lnTo>
-                                <a:lnTo>
-                                  <a:pt x="218" y="647"/>
-                                </a:lnTo>
-                                <a:lnTo>
-                                  <a:pt x="157" y="635"/>
-                                </a:lnTo>
-                                <a:lnTo>
-                                  <a:pt x="96" y="647"/>
-                                </a:lnTo>
-                                <a:lnTo>
-                                  <a:pt x="46" y="681"/>
-                                </a:lnTo>
-                                <a:lnTo>
-                                  <a:pt x="13" y="731"/>
-                                </a:lnTo>
-                                <a:lnTo>
-                                  <a:pt x="0" y="791"/>
-                                </a:lnTo>
-                                <a:lnTo>
-                                  <a:pt x="13" y="852"/>
-                                </a:lnTo>
-                                <a:lnTo>
-                                  <a:pt x="46" y="902"/>
-                                </a:lnTo>
-                                <a:lnTo>
-                                  <a:pt x="96" y="936"/>
-                                </a:lnTo>
-                                <a:lnTo>
-                                  <a:pt x="157" y="948"/>
-                                </a:lnTo>
-                                <a:lnTo>
-                                  <a:pt x="218" y="936"/>
-                                </a:lnTo>
-                                <a:lnTo>
-                                  <a:pt x="268" y="902"/>
-                                </a:lnTo>
-                                <a:lnTo>
-                                  <a:pt x="301" y="852"/>
-                                </a:lnTo>
-                                <a:lnTo>
-                                  <a:pt x="313" y="791"/>
-                                </a:lnTo>
-                                <a:moveTo>
-                                  <a:pt x="821" y="156"/>
-                                </a:moveTo>
-                                <a:lnTo>
-                                  <a:pt x="808" y="95"/>
-                                </a:lnTo>
-                                <a:lnTo>
-                                  <a:pt x="775" y="45"/>
-                                </a:lnTo>
-                                <a:lnTo>
-                                  <a:pt x="725" y="12"/>
-                                </a:lnTo>
-                                <a:lnTo>
-                                  <a:pt x="664" y="0"/>
-                                </a:lnTo>
-                                <a:lnTo>
-                                  <a:pt x="603" y="12"/>
-                                </a:lnTo>
-                                <a:lnTo>
-                                  <a:pt x="553" y="45"/>
-                                </a:lnTo>
-                                <a:lnTo>
-                                  <a:pt x="520" y="95"/>
-                                </a:lnTo>
-                                <a:lnTo>
-                                  <a:pt x="508" y="156"/>
-                                </a:lnTo>
-                                <a:lnTo>
-                                  <a:pt x="520" y="217"/>
-                                </a:lnTo>
-                                <a:lnTo>
-                                  <a:pt x="553" y="267"/>
-                                </a:lnTo>
-                                <a:lnTo>
-                                  <a:pt x="603" y="300"/>
-                                </a:lnTo>
-                                <a:lnTo>
-                                  <a:pt x="664" y="313"/>
-                                </a:lnTo>
-                                <a:lnTo>
-                                  <a:pt x="725" y="300"/>
-                                </a:lnTo>
-                                <a:lnTo>
-                                  <a:pt x="775" y="267"/>
-                                </a:lnTo>
-                                <a:lnTo>
-                                  <a:pt x="808" y="217"/>
-                                </a:lnTo>
-                                <a:lnTo>
-                                  <a:pt x="821" y="156"/>
-                                </a:lnTo>
-                              </a:path>
-                            </a:pathLst>
-                          </a:custGeom>
-                          <a:solidFill>
-                            <a:srgbClr val="0041A7"/>
-                          </a:solidFill>
-                          <a:ln>
-                            <a:noFill/>
-                          </a:ln>
-                          <a:extLst>
-                            <a:ext uri="{91240B29-F687-4F45-9708-019B960494DF}">
-                              <a14:hiddenLine xmlns:a14="http://schemas.microsoft.com/office/drawing/2010/main" w="9525">
-                                <a:solidFill>
-                                  <a:srgbClr val="000000"/>
-                                </a:solidFill>
-                                <a:round/>
-                                <a:headEnd/>
-                                <a:tailEnd/>
-                              </a14:hiddenLine>
-                            </a:ext>
-                          </a:extLst>
-                        </wps:spPr>
-                        <wps:bodyPr rot="0" vert="horz" wrap="square" lIns="91440" tIns="45720" rIns="91440" bIns="45720" anchor="t" anchorCtr="0" upright="1">
-                          <a:noAutofit/>
-                        </wps:bodyPr>
-                      </wps:wsp>
-                      <wps:wsp>
-                        <wps:cNvPr id="64" name="Freeform 173"/>
-                        <wps:cNvSpPr>
-                          <a:spLocks/>
-                        </wps:cNvSpPr>
-                        <wps:spPr bwMode="auto">
-                          <a:xfrm>
-                            <a:off x="3038" y="1033"/>
-                            <a:ext cx="85" cy="85"/>
-                          </a:xfrm>
-                          <a:custGeom>
-                            <a:avLst/>
-                            <a:gdLst>
-                              <a:gd name="T0" fmla="+- 0 3081 3038"/>
-                              <a:gd name="T1" fmla="*/ T0 w 85"/>
-                              <a:gd name="T2" fmla="+- 0 1033 1033"/>
-                              <a:gd name="T3" fmla="*/ 1033 h 85"/>
-                              <a:gd name="T4" fmla="+- 0 3038 3038"/>
-                              <a:gd name="T5" fmla="*/ T4 w 85"/>
-                              <a:gd name="T6" fmla="+- 0 1118 1033"/>
-                              <a:gd name="T7" fmla="*/ 1118 h 85"/>
-                              <a:gd name="T8" fmla="+- 0 3123 3038"/>
-                              <a:gd name="T9" fmla="*/ T8 w 85"/>
-                              <a:gd name="T10" fmla="+- 0 1076 1033"/>
-                              <a:gd name="T11" fmla="*/ 1076 h 85"/>
-                              <a:gd name="T12" fmla="+- 0 3081 3038"/>
-                              <a:gd name="T13" fmla="*/ T12 w 85"/>
-                              <a:gd name="T14" fmla="+- 0 1033 1033"/>
-                              <a:gd name="T15" fmla="*/ 1033 h 85"/>
-                            </a:gdLst>
-                            <a:ahLst/>
-                            <a:cxnLst>
-                              <a:cxn ang="0">
-                                <a:pos x="T1" y="T3"/>
-                              </a:cxn>
-                              <a:cxn ang="0">
-                                <a:pos x="T5" y="T7"/>
-                              </a:cxn>
-                              <a:cxn ang="0">
-                                <a:pos x="T9" y="T11"/>
-                              </a:cxn>
-                              <a:cxn ang="0">
-                                <a:pos x="T13" y="T15"/>
-                              </a:cxn>
-                            </a:cxnLst>
-                            <a:rect l="0" t="0" r="r" b="b"/>
-                            <a:pathLst>
-                              <a:path w="85" h="85">
-                                <a:moveTo>
-                                  <a:pt x="43" y="0"/>
-                                </a:moveTo>
-                                <a:lnTo>
-                                  <a:pt x="0" y="85"/>
-                                </a:lnTo>
-                                <a:lnTo>
-                                  <a:pt x="85" y="43"/>
-                                </a:lnTo>
-                                <a:lnTo>
-                                  <a:pt x="43" y="0"/>
-                                </a:lnTo>
-                                <a:close/>
-                              </a:path>
-                            </a:pathLst>
-                          </a:custGeom>
-                          <a:solidFill>
-                            <a:srgbClr val="000000"/>
-                          </a:solidFill>
-                          <a:ln>
-                            <a:noFill/>
-                          </a:ln>
-                          <a:extLst>
-                            <a:ext uri="{91240B29-F687-4F45-9708-019B960494DF}">
-                              <a14:hiddenLine xmlns:a14="http://schemas.microsoft.com/office/drawing/2010/main" w="9525">
-                                <a:solidFill>
-                                  <a:srgbClr val="000000"/>
-                                </a:solidFill>
-                                <a:round/>
-                                <a:headEnd/>
-                                <a:tailEnd/>
-                              </a14:hiddenLine>
-                            </a:ext>
-                          </a:extLst>
-                        </wps:spPr>
-                        <wps:bodyPr rot="0" vert="horz" wrap="square" lIns="91440" tIns="45720" rIns="91440" bIns="45720" anchor="t" anchorCtr="0" upright="1">
-                          <a:noAutofit/>
-                        </wps:bodyPr>
-                      </wps:wsp>
-                      <wps:wsp>
-                        <wps:cNvPr id="65" name="Freeform 172"/>
-                        <wps:cNvSpPr>
-                          <a:spLocks/>
-                        </wps:cNvSpPr>
-                        <wps:spPr bwMode="auto">
-                          <a:xfrm>
-                            <a:off x="3089" y="745"/>
-                            <a:ext cx="323" cy="323"/>
-                          </a:xfrm>
-                          <a:custGeom>
-                            <a:avLst/>
-                            <a:gdLst>
-                              <a:gd name="T0" fmla="+- 0 3412 3089"/>
-                              <a:gd name="T1" fmla="*/ T0 w 323"/>
-                              <a:gd name="T2" fmla="+- 0 745 745"/>
-                              <a:gd name="T3" fmla="*/ 745 h 323"/>
-                              <a:gd name="T4" fmla="+- 0 3283 3089"/>
-                              <a:gd name="T5" fmla="*/ T4 w 323"/>
-                              <a:gd name="T6" fmla="+- 0 874 745"/>
-                              <a:gd name="T7" fmla="*/ 874 h 323"/>
-                              <a:gd name="T8" fmla="+- 0 3206 3089"/>
-                              <a:gd name="T9" fmla="*/ T8 w 323"/>
-                              <a:gd name="T10" fmla="+- 0 950 745"/>
-                              <a:gd name="T11" fmla="*/ 950 h 323"/>
-                              <a:gd name="T12" fmla="+- 0 3152 3089"/>
-                              <a:gd name="T13" fmla="*/ T12 w 323"/>
-                              <a:gd name="T14" fmla="+- 0 1005 745"/>
-                              <a:gd name="T15" fmla="*/ 1005 h 323"/>
-                              <a:gd name="T16" fmla="+- 0 3089 3089"/>
-                              <a:gd name="T17" fmla="*/ T16 w 323"/>
-                              <a:gd name="T18" fmla="+- 0 1067 745"/>
-                              <a:gd name="T19" fmla="*/ 1067 h 323"/>
-                            </a:gdLst>
-                            <a:ahLst/>
-                            <a:cxnLst>
-                              <a:cxn ang="0">
-                                <a:pos x="T1" y="T3"/>
-                              </a:cxn>
-                              <a:cxn ang="0">
-                                <a:pos x="T5" y="T7"/>
-                              </a:cxn>
-                              <a:cxn ang="0">
-                                <a:pos x="T9" y="T11"/>
-                              </a:cxn>
-                              <a:cxn ang="0">
-                                <a:pos x="T13" y="T15"/>
-                              </a:cxn>
-                              <a:cxn ang="0">
-                                <a:pos x="T17" y="T19"/>
-                              </a:cxn>
-                            </a:cxnLst>
-                            <a:rect l="0" t="0" r="r" b="b"/>
-                            <a:pathLst>
-                              <a:path w="323" h="323">
-                                <a:moveTo>
-                                  <a:pt x="323" y="0"/>
-                                </a:moveTo>
-                                <a:lnTo>
-                                  <a:pt x="194" y="129"/>
-                                </a:lnTo>
-                                <a:lnTo>
-                                  <a:pt x="117" y="205"/>
-                                </a:lnTo>
-                                <a:lnTo>
-                                  <a:pt x="63" y="260"/>
-                                </a:lnTo>
-                                <a:lnTo>
-                                  <a:pt x="0" y="322"/>
-                                </a:lnTo>
-                              </a:path>
-                            </a:pathLst>
-                          </a:custGeom>
-                          <a:noFill/>
-                          <a:ln w="12700">
-                            <a:solidFill>
-                              <a:srgbClr val="000000"/>
-                            </a:solidFill>
-                            <a:round/>
-                            <a:headEnd/>
-                            <a:tailEnd/>
-                          </a:ln>
-                          <a:extLst>
-                            <a:ext uri="{909E8E84-426E-40DD-AFC4-6F175D3DCCD1}">
-                              <a14:hiddenFill xmlns:a14="http://schemas.microsoft.com/office/drawing/2010/main">
-                                <a:solidFill>
-                                  <a:srgbClr val="FFFFFF"/>
-                                </a:solidFill>
-                              </a14:hiddenFill>
-                            </a:ext>
-                          </a:extLst>
-                        </wps:spPr>
-                        <wps:bodyPr rot="0" vert="horz" wrap="square" lIns="91440" tIns="45720" rIns="91440" bIns="45720" anchor="t" anchorCtr="0" upright="1">
-                          <a:noAutofit/>
-                        </wps:bodyPr>
-                      </wps:wsp>
-                      <wps:wsp>
-                        <wps:cNvPr id="66" name="Freeform 171"/>
-                        <wps:cNvSpPr>
-                          <a:spLocks/>
-                        </wps:cNvSpPr>
-                        <wps:spPr bwMode="auto">
-                          <a:xfrm>
-                            <a:off x="3964" y="1019"/>
-                            <a:ext cx="85" cy="85"/>
-                          </a:xfrm>
-                          <a:custGeom>
-                            <a:avLst/>
-                            <a:gdLst>
-                              <a:gd name="T0" fmla="+- 0 4006 3964"/>
-                              <a:gd name="T1" fmla="*/ T0 w 85"/>
-                              <a:gd name="T2" fmla="+- 0 1019 1019"/>
-                              <a:gd name="T3" fmla="*/ 1019 h 85"/>
-                              <a:gd name="T4" fmla="+- 0 3964 3964"/>
-                              <a:gd name="T5" fmla="*/ T4 w 85"/>
-                              <a:gd name="T6" fmla="+- 0 1062 1019"/>
-                              <a:gd name="T7" fmla="*/ 1062 h 85"/>
-                              <a:gd name="T8" fmla="+- 0 4049 3964"/>
-                              <a:gd name="T9" fmla="*/ T8 w 85"/>
-                              <a:gd name="T10" fmla="+- 0 1104 1019"/>
-                              <a:gd name="T11" fmla="*/ 1104 h 85"/>
-                              <a:gd name="T12" fmla="+- 0 4006 3964"/>
-                              <a:gd name="T13" fmla="*/ T12 w 85"/>
-                              <a:gd name="T14" fmla="+- 0 1019 1019"/>
-                              <a:gd name="T15" fmla="*/ 1019 h 85"/>
-                            </a:gdLst>
-                            <a:ahLst/>
-                            <a:cxnLst>
-                              <a:cxn ang="0">
-                                <a:pos x="T1" y="T3"/>
-                              </a:cxn>
-                              <a:cxn ang="0">
-                                <a:pos x="T5" y="T7"/>
-                              </a:cxn>
-                              <a:cxn ang="0">
-                                <a:pos x="T9" y="T11"/>
-                              </a:cxn>
-                              <a:cxn ang="0">
-                                <a:pos x="T13" y="T15"/>
-                              </a:cxn>
-                            </a:cxnLst>
-                            <a:rect l="0" t="0" r="r" b="b"/>
-                            <a:pathLst>
-                              <a:path w="85" h="85">
-                                <a:moveTo>
-                                  <a:pt x="42" y="0"/>
-                                </a:moveTo>
-                                <a:lnTo>
-                                  <a:pt x="0" y="43"/>
-                                </a:lnTo>
-                                <a:lnTo>
-                                  <a:pt x="85" y="85"/>
-                                </a:lnTo>
-                                <a:lnTo>
-                                  <a:pt x="42" y="0"/>
-                                </a:lnTo>
-                                <a:close/>
-                              </a:path>
-                            </a:pathLst>
-                          </a:custGeom>
-                          <a:solidFill>
-                            <a:srgbClr val="000000"/>
-                          </a:solidFill>
-                          <a:ln>
-                            <a:noFill/>
-                          </a:ln>
-                          <a:extLst>
-                            <a:ext uri="{91240B29-F687-4F45-9708-019B960494DF}">
-                              <a14:hiddenLine xmlns:a14="http://schemas.microsoft.com/office/drawing/2010/main" w="9525">
-                                <a:solidFill>
-                                  <a:srgbClr val="000000"/>
-                                </a:solidFill>
-                                <a:round/>
-                                <a:headEnd/>
-                                <a:tailEnd/>
-                              </a14:hiddenLine>
-                            </a:ext>
-                          </a:extLst>
-                        </wps:spPr>
-                        <wps:bodyPr rot="0" vert="horz" wrap="square" lIns="91440" tIns="45720" rIns="91440" bIns="45720" anchor="t" anchorCtr="0" upright="1">
-                          <a:noAutofit/>
-                        </wps:bodyPr>
-                      </wps:wsp>
-                      <wps:wsp>
-                        <wps:cNvPr id="67" name="Freeform 170"/>
-                        <wps:cNvSpPr>
-                          <a:spLocks/>
-                        </wps:cNvSpPr>
-                        <wps:spPr bwMode="auto">
-                          <a:xfrm>
-                            <a:off x="3675" y="731"/>
-                            <a:ext cx="323" cy="323"/>
-                          </a:xfrm>
-                          <a:custGeom>
-                            <a:avLst/>
-                            <a:gdLst>
-                              <a:gd name="T0" fmla="+- 0 3675 3675"/>
-                              <a:gd name="T1" fmla="*/ T0 w 323"/>
-                              <a:gd name="T2" fmla="+- 0 731 731"/>
-                              <a:gd name="T3" fmla="*/ 731 h 323"/>
-                              <a:gd name="T4" fmla="+- 0 3804 3675"/>
-                              <a:gd name="T5" fmla="*/ T4 w 323"/>
-                              <a:gd name="T6" fmla="+- 0 860 731"/>
-                              <a:gd name="T7" fmla="*/ 860 h 323"/>
-                              <a:gd name="T8" fmla="+- 0 3881 3675"/>
-                              <a:gd name="T9" fmla="*/ T8 w 323"/>
-                              <a:gd name="T10" fmla="+- 0 936 731"/>
-                              <a:gd name="T11" fmla="*/ 936 h 323"/>
-                              <a:gd name="T12" fmla="+- 0 3935 3675"/>
-                              <a:gd name="T13" fmla="*/ T12 w 323"/>
-                              <a:gd name="T14" fmla="+- 0 991 731"/>
-                              <a:gd name="T15" fmla="*/ 991 h 323"/>
-                              <a:gd name="T16" fmla="+- 0 3998 3675"/>
-                              <a:gd name="T17" fmla="*/ T16 w 323"/>
-                              <a:gd name="T18" fmla="+- 0 1053 731"/>
-                              <a:gd name="T19" fmla="*/ 1053 h 323"/>
-                            </a:gdLst>
-                            <a:ahLst/>
-                            <a:cxnLst>
-                              <a:cxn ang="0">
-                                <a:pos x="T1" y="T3"/>
-                              </a:cxn>
-                              <a:cxn ang="0">
-                                <a:pos x="T5" y="T7"/>
-                              </a:cxn>
-                              <a:cxn ang="0">
-                                <a:pos x="T9" y="T11"/>
-                              </a:cxn>
-                              <a:cxn ang="0">
-                                <a:pos x="T13" y="T15"/>
-                              </a:cxn>
-                              <a:cxn ang="0">
-                                <a:pos x="T17" y="T19"/>
-                              </a:cxn>
-                            </a:cxnLst>
-                            <a:rect l="0" t="0" r="r" b="b"/>
-                            <a:pathLst>
-                              <a:path w="323" h="323">
-                                <a:moveTo>
-                                  <a:pt x="0" y="0"/>
-                                </a:moveTo>
-                                <a:lnTo>
-                                  <a:pt x="129" y="129"/>
-                                </a:lnTo>
-                                <a:lnTo>
-                                  <a:pt x="206" y="205"/>
-                                </a:lnTo>
-                                <a:lnTo>
-                                  <a:pt x="260" y="260"/>
-                                </a:lnTo>
-                                <a:lnTo>
-                                  <a:pt x="323" y="322"/>
-                                </a:lnTo>
-                              </a:path>
-                            </a:pathLst>
-                          </a:custGeom>
-                          <a:noFill/>
-                          <a:ln w="12700">
-                            <a:solidFill>
-                              <a:srgbClr val="000000"/>
-                            </a:solidFill>
-                            <a:round/>
-                            <a:headEnd/>
-                            <a:tailEnd/>
-                          </a:ln>
-                          <a:extLst>
-                            <a:ext uri="{909E8E84-426E-40DD-AFC4-6F175D3DCCD1}">
-                              <a14:hiddenFill xmlns:a14="http://schemas.microsoft.com/office/drawing/2010/main">
-                                <a:solidFill>
-                                  <a:srgbClr val="FFFFFF"/>
-                                </a:solidFill>
-                              </a14:hiddenFill>
-                            </a:ext>
-                          </a:extLst>
-                        </wps:spPr>
-                        <wps:bodyPr rot="0" vert="horz" wrap="square" lIns="91440" tIns="45720" rIns="91440" bIns="45720" anchor="t" anchorCtr="0" upright="1">
-                          <a:noAutofit/>
-                        </wps:bodyPr>
-                      </wps:wsp>
-                      <wps:wsp>
-                        <wps:cNvPr id="68" name="Freeform 169"/>
-                        <wps:cNvSpPr>
-                          <a:spLocks/>
-                        </wps:cNvSpPr>
-                        <wps:spPr bwMode="auto">
-                          <a:xfrm>
-                            <a:off x="2684" y="1758"/>
-                            <a:ext cx="69" cy="94"/>
-                          </a:xfrm>
-                          <a:custGeom>
-                            <a:avLst/>
-                            <a:gdLst>
-                              <a:gd name="T0" fmla="+- 0 2700 2684"/>
-                              <a:gd name="T1" fmla="*/ T0 w 69"/>
-                              <a:gd name="T2" fmla="+- 0 1758 1758"/>
-                              <a:gd name="T3" fmla="*/ 1758 h 94"/>
-                              <a:gd name="T4" fmla="+- 0 2684 2684"/>
-                              <a:gd name="T5" fmla="*/ T4 w 69"/>
-                              <a:gd name="T6" fmla="+- 0 1851 1758"/>
-                              <a:gd name="T7" fmla="*/ 1851 h 94"/>
-                              <a:gd name="T8" fmla="+- 0 2753 2684"/>
-                              <a:gd name="T9" fmla="*/ T8 w 69"/>
-                              <a:gd name="T10" fmla="+- 0 1786 1758"/>
-                              <a:gd name="T11" fmla="*/ 1786 h 94"/>
-                              <a:gd name="T12" fmla="+- 0 2700 2684"/>
-                              <a:gd name="T13" fmla="*/ T12 w 69"/>
-                              <a:gd name="T14" fmla="+- 0 1758 1758"/>
-                              <a:gd name="T15" fmla="*/ 1758 h 94"/>
-                            </a:gdLst>
-                            <a:ahLst/>
-                            <a:cxnLst>
-                              <a:cxn ang="0">
-                                <a:pos x="T1" y="T3"/>
-                              </a:cxn>
-                              <a:cxn ang="0">
-                                <a:pos x="T5" y="T7"/>
-                              </a:cxn>
-                              <a:cxn ang="0">
-                                <a:pos x="T9" y="T11"/>
-                              </a:cxn>
-                              <a:cxn ang="0">
-                                <a:pos x="T13" y="T15"/>
-                              </a:cxn>
-                            </a:cxnLst>
-                            <a:rect l="0" t="0" r="r" b="b"/>
-                            <a:pathLst>
-                              <a:path w="69" h="94">
-                                <a:moveTo>
-                                  <a:pt x="16" y="0"/>
-                                </a:moveTo>
-                                <a:lnTo>
-                                  <a:pt x="0" y="93"/>
-                                </a:lnTo>
-                                <a:lnTo>
-                                  <a:pt x="69" y="28"/>
-                                </a:lnTo>
-                                <a:lnTo>
-                                  <a:pt x="16" y="0"/>
-                                </a:lnTo>
-                                <a:close/>
-                              </a:path>
-                            </a:pathLst>
-                          </a:custGeom>
-                          <a:solidFill>
-                            <a:srgbClr val="000000"/>
-                          </a:solidFill>
-                          <a:ln>
-                            <a:noFill/>
-                          </a:ln>
-                          <a:extLst>
-                            <a:ext uri="{91240B29-F687-4F45-9708-019B960494DF}">
-                              <a14:hiddenLine xmlns:a14="http://schemas.microsoft.com/office/drawing/2010/main" w="9525">
-                                <a:solidFill>
-                                  <a:srgbClr val="000000"/>
-                                </a:solidFill>
-                                <a:round/>
-                                <a:headEnd/>
-                                <a:tailEnd/>
-                              </a14:hiddenLine>
-                            </a:ext>
-                          </a:extLst>
-                        </wps:spPr>
-                        <wps:bodyPr rot="0" vert="horz" wrap="square" lIns="91440" tIns="45720" rIns="91440" bIns="45720" anchor="t" anchorCtr="0" upright="1">
-                          <a:noAutofit/>
-                        </wps:bodyPr>
-                      </wps:wsp>
-                      <wps:wsp>
-                        <wps:cNvPr id="69" name="Freeform 168"/>
-                        <wps:cNvSpPr>
-                          <a:spLocks/>
-                        </wps:cNvSpPr>
-                        <wps:spPr bwMode="auto">
-                          <a:xfrm>
-                            <a:off x="2718" y="1385"/>
-                            <a:ext cx="213" cy="404"/>
-                          </a:xfrm>
-                          <a:custGeom>
-                            <a:avLst/>
-                            <a:gdLst>
-                              <a:gd name="T0" fmla="+- 0 2930 2718"/>
-                              <a:gd name="T1" fmla="*/ T0 w 213"/>
-                              <a:gd name="T2" fmla="+- 0 1385 1385"/>
-                              <a:gd name="T3" fmla="*/ 1385 h 404"/>
-                              <a:gd name="T4" fmla="+- 0 2845 2718"/>
-                              <a:gd name="T5" fmla="*/ T4 w 213"/>
-                              <a:gd name="T6" fmla="+- 0 1546 1385"/>
-                              <a:gd name="T7" fmla="*/ 1546 h 404"/>
-                              <a:gd name="T8" fmla="+- 0 2795 2718"/>
-                              <a:gd name="T9" fmla="*/ T8 w 213"/>
-                              <a:gd name="T10" fmla="+- 0 1642 1385"/>
-                              <a:gd name="T11" fmla="*/ 1642 h 404"/>
-                              <a:gd name="T12" fmla="+- 0 2759 2718"/>
-                              <a:gd name="T13" fmla="*/ T12 w 213"/>
-                              <a:gd name="T14" fmla="+- 0 1710 1385"/>
-                              <a:gd name="T15" fmla="*/ 1710 h 404"/>
-                              <a:gd name="T16" fmla="+- 0 2718 2718"/>
-                              <a:gd name="T17" fmla="*/ T16 w 213"/>
-                              <a:gd name="T18" fmla="+- 0 1788 1385"/>
-                              <a:gd name="T19" fmla="*/ 1788 h 404"/>
-                            </a:gdLst>
-                            <a:ahLst/>
-                            <a:cxnLst>
-                              <a:cxn ang="0">
-                                <a:pos x="T1" y="T3"/>
-                              </a:cxn>
-                              <a:cxn ang="0">
-                                <a:pos x="T5" y="T7"/>
-                              </a:cxn>
-                              <a:cxn ang="0">
-                                <a:pos x="T9" y="T11"/>
-                              </a:cxn>
-                              <a:cxn ang="0">
-                                <a:pos x="T13" y="T15"/>
-                              </a:cxn>
-                              <a:cxn ang="0">
-                                <a:pos x="T17" y="T19"/>
-                              </a:cxn>
-                            </a:cxnLst>
-                            <a:rect l="0" t="0" r="r" b="b"/>
-                            <a:pathLst>
-                              <a:path w="213" h="404">
-                                <a:moveTo>
-                                  <a:pt x="212" y="0"/>
-                                </a:moveTo>
-                                <a:lnTo>
-                                  <a:pt x="127" y="161"/>
-                                </a:lnTo>
-                                <a:lnTo>
-                                  <a:pt x="77" y="257"/>
-                                </a:lnTo>
-                                <a:lnTo>
-                                  <a:pt x="41" y="325"/>
-                                </a:lnTo>
-                                <a:lnTo>
-                                  <a:pt x="0" y="403"/>
-                                </a:lnTo>
-                              </a:path>
-                            </a:pathLst>
-                          </a:custGeom>
-                          <a:noFill/>
-                          <a:ln w="12700">
-                            <a:solidFill>
-                              <a:srgbClr val="000000"/>
-                            </a:solidFill>
-                            <a:round/>
-                            <a:headEnd/>
-                            <a:tailEnd/>
-                          </a:ln>
-                          <a:extLst>
-                            <a:ext uri="{909E8E84-426E-40DD-AFC4-6F175D3DCCD1}">
-                              <a14:hiddenFill xmlns:a14="http://schemas.microsoft.com/office/drawing/2010/main">
-                                <a:solidFill>
-                                  <a:srgbClr val="FFFFFF"/>
-                                </a:solidFill>
-                              </a14:hiddenFill>
-                            </a:ext>
-                          </a:extLst>
-                        </wps:spPr>
-                        <wps:bodyPr rot="0" vert="horz" wrap="square" lIns="91440" tIns="45720" rIns="91440" bIns="45720" anchor="t" anchorCtr="0" upright="1">
-                          <a:noAutofit/>
-                        </wps:bodyPr>
-                      </wps:wsp>
-                      <pic:pic xmlns:pic="http://schemas.openxmlformats.org/drawingml/2006/picture">
-                        <pic:nvPicPr>
-                          <pic:cNvPr id="70" name="Picture 167"/>
-                          <pic:cNvPicPr>
-                            <a:picLocks noChangeAspect="1" noChangeArrowheads="1"/>
-                          </pic:cNvPicPr>
-                        </pic:nvPicPr>
-                        <pic:blipFill>
-                          <a:blip r:embed="rId23">
-                            <a:extLst>
-                              <a:ext uri="{28A0092B-C50C-407E-A947-70E740481C1C}">
-                                <a14:useLocalDpi xmlns:a14="http://schemas.microsoft.com/office/drawing/2010/main" val="0"/>
-                              </a:ext>
-                            </a:extLst>
-                          </a:blip>
-                          <a:srcRect/>
-                          <a:stretch>
-                            <a:fillRect/>
-                          </a:stretch>
-                        </pic:blipFill>
-                        <pic:spPr bwMode="auto">
-                          <a:xfrm>
-                            <a:off x="3138" y="1394"/>
-                            <a:ext cx="274" cy="467"/>
-                          </a:xfrm>
-                          <a:prstGeom prst="rect">
-                            <a:avLst/>
-                          </a:prstGeom>
-                          <a:noFill/>
-                          <a:extLst>
-                            <a:ext uri="{909E8E84-426E-40DD-AFC4-6F175D3DCCD1}">
-                              <a14:hiddenFill xmlns:a14="http://schemas.microsoft.com/office/drawing/2010/main">
-                                <a:solidFill>
-                                  <a:srgbClr val="FFFFFF"/>
-                                </a:solidFill>
-                              </a14:hiddenFill>
-                            </a:ext>
-                          </a:extLst>
-                        </pic:spPr>
-                      </pic:pic>
-                      <pic:pic xmlns:pic="http://schemas.openxmlformats.org/drawingml/2006/picture">
-                        <pic:nvPicPr>
-                          <pic:cNvPr id="71" name="Picture 166"/>
-                          <pic:cNvPicPr>
-                            <a:picLocks noChangeAspect="1" noChangeArrowheads="1"/>
-                          </pic:cNvPicPr>
-                        </pic:nvPicPr>
-                        <pic:blipFill>
-                          <a:blip r:embed="rId24">
-                            <a:extLst>
-                              <a:ext uri="{28A0092B-C50C-407E-A947-70E740481C1C}">
-                                <a14:useLocalDpi xmlns:a14="http://schemas.microsoft.com/office/drawing/2010/main" val="0"/>
-                              </a:ext>
-                            </a:extLst>
-                          </a:blip>
-                          <a:srcRect/>
-                          <a:stretch>
-                            <a:fillRect/>
-                          </a:stretch>
-                        </pic:blipFill>
-                        <pic:spPr bwMode="auto">
-                          <a:xfrm>
-                            <a:off x="3883" y="1118"/>
-                            <a:ext cx="313" cy="313"/>
-                          </a:xfrm>
-                          <a:prstGeom prst="rect">
-                            <a:avLst/>
-                          </a:prstGeom>
-                          <a:noFill/>
-                          <a:extLst>
-                            <a:ext uri="{909E8E84-426E-40DD-AFC4-6F175D3DCCD1}">
-                              <a14:hiddenFill xmlns:a14="http://schemas.microsoft.com/office/drawing/2010/main">
-                                <a:solidFill>
-                                  <a:srgbClr val="FFFFFF"/>
-                                </a:solidFill>
-                              </a14:hiddenFill>
-                            </a:ext>
-                          </a:extLst>
-                        </pic:spPr>
-                      </pic:pic>
-                      <wps:wsp>
-                        <wps:cNvPr id="72" name="Freeform 165"/>
-                        <wps:cNvSpPr>
-                          <a:spLocks/>
-                        </wps:cNvSpPr>
-                        <wps:spPr bwMode="auto">
-                          <a:xfrm>
-                            <a:off x="3675" y="1758"/>
-                            <a:ext cx="69" cy="94"/>
-                          </a:xfrm>
-                          <a:custGeom>
-                            <a:avLst/>
-                            <a:gdLst>
-                              <a:gd name="T0" fmla="+- 0 3691 3675"/>
-                              <a:gd name="T1" fmla="*/ T0 w 69"/>
-                              <a:gd name="T2" fmla="+- 0 1758 1758"/>
-                              <a:gd name="T3" fmla="*/ 1758 h 94"/>
-                              <a:gd name="T4" fmla="+- 0 3675 3675"/>
-                              <a:gd name="T5" fmla="*/ T4 w 69"/>
-                              <a:gd name="T6" fmla="+- 0 1851 1758"/>
-                              <a:gd name="T7" fmla="*/ 1851 h 94"/>
-                              <a:gd name="T8" fmla="+- 0 3744 3675"/>
-                              <a:gd name="T9" fmla="*/ T8 w 69"/>
-                              <a:gd name="T10" fmla="+- 0 1786 1758"/>
-                              <a:gd name="T11" fmla="*/ 1786 h 94"/>
-                              <a:gd name="T12" fmla="+- 0 3691 3675"/>
-                              <a:gd name="T13" fmla="*/ T12 w 69"/>
-                              <a:gd name="T14" fmla="+- 0 1758 1758"/>
-                              <a:gd name="T15" fmla="*/ 1758 h 94"/>
-                            </a:gdLst>
-                            <a:ahLst/>
-                            <a:cxnLst>
-                              <a:cxn ang="0">
-                                <a:pos x="T1" y="T3"/>
-                              </a:cxn>
-                              <a:cxn ang="0">
-                                <a:pos x="T5" y="T7"/>
-                              </a:cxn>
-                              <a:cxn ang="0">
-                                <a:pos x="T9" y="T11"/>
-                              </a:cxn>
-                              <a:cxn ang="0">
-                                <a:pos x="T13" y="T15"/>
-                              </a:cxn>
-                            </a:cxnLst>
-                            <a:rect l="0" t="0" r="r" b="b"/>
-                            <a:pathLst>
-                              <a:path w="69" h="94">
-                                <a:moveTo>
-                                  <a:pt x="16" y="0"/>
-                                </a:moveTo>
-                                <a:lnTo>
-                                  <a:pt x="0" y="93"/>
-                                </a:lnTo>
-                                <a:lnTo>
-                                  <a:pt x="69" y="28"/>
-                                </a:lnTo>
-                                <a:lnTo>
-                                  <a:pt x="16" y="0"/>
-                                </a:lnTo>
-                                <a:close/>
-                              </a:path>
-                            </a:pathLst>
-                          </a:custGeom>
-                          <a:solidFill>
-                            <a:srgbClr val="000000"/>
-                          </a:solidFill>
-                          <a:ln>
-                            <a:noFill/>
-                          </a:ln>
-                          <a:extLst>
-                            <a:ext uri="{91240B29-F687-4F45-9708-019B960494DF}">
-                              <a14:hiddenLine xmlns:a14="http://schemas.microsoft.com/office/drawing/2010/main" w="9525">
-                                <a:solidFill>
-                                  <a:srgbClr val="000000"/>
-                                </a:solidFill>
-                                <a:round/>
-                                <a:headEnd/>
-                                <a:tailEnd/>
-                              </a14:hiddenLine>
-                            </a:ext>
-                          </a:extLst>
-                        </wps:spPr>
-                        <wps:bodyPr rot="0" vert="horz" wrap="square" lIns="91440" tIns="45720" rIns="91440" bIns="45720" anchor="t" anchorCtr="0" upright="1">
-                          <a:noAutofit/>
-                        </wps:bodyPr>
-                      </wps:wsp>
-                      <wps:wsp>
-                        <wps:cNvPr id="73" name="Freeform 164"/>
-                        <wps:cNvSpPr>
-                          <a:spLocks/>
-                        </wps:cNvSpPr>
-                        <wps:spPr bwMode="auto">
-                          <a:xfrm>
-                            <a:off x="3709" y="1385"/>
-                            <a:ext cx="213" cy="404"/>
-                          </a:xfrm>
-                          <a:custGeom>
-                            <a:avLst/>
-                            <a:gdLst>
-                              <a:gd name="T0" fmla="+- 0 3922 3709"/>
-                              <a:gd name="T1" fmla="*/ T0 w 213"/>
-                              <a:gd name="T2" fmla="+- 0 1385 1385"/>
-                              <a:gd name="T3" fmla="*/ 1385 h 404"/>
-                              <a:gd name="T4" fmla="+- 0 3837 3709"/>
-                              <a:gd name="T5" fmla="*/ T4 w 213"/>
-                              <a:gd name="T6" fmla="+- 0 1546 1385"/>
-                              <a:gd name="T7" fmla="*/ 1546 h 404"/>
-                              <a:gd name="T8" fmla="+- 0 3786 3709"/>
-                              <a:gd name="T9" fmla="*/ T8 w 213"/>
-                              <a:gd name="T10" fmla="+- 0 1642 1385"/>
-                              <a:gd name="T11" fmla="*/ 1642 h 404"/>
-                              <a:gd name="T12" fmla="+- 0 3750 3709"/>
-                              <a:gd name="T13" fmla="*/ T12 w 213"/>
-                              <a:gd name="T14" fmla="+- 0 1710 1385"/>
-                              <a:gd name="T15" fmla="*/ 1710 h 404"/>
-                              <a:gd name="T16" fmla="+- 0 3709 3709"/>
-                              <a:gd name="T17" fmla="*/ T16 w 213"/>
-                              <a:gd name="T18" fmla="+- 0 1788 1385"/>
-                              <a:gd name="T19" fmla="*/ 1788 h 404"/>
-                            </a:gdLst>
-                            <a:ahLst/>
-                            <a:cxnLst>
-                              <a:cxn ang="0">
-                                <a:pos x="T1" y="T3"/>
-                              </a:cxn>
-                              <a:cxn ang="0">
-                                <a:pos x="T5" y="T7"/>
-                              </a:cxn>
-                              <a:cxn ang="0">
-                                <a:pos x="T9" y="T11"/>
-                              </a:cxn>
-                              <a:cxn ang="0">
-                                <a:pos x="T13" y="T15"/>
-                              </a:cxn>
-                              <a:cxn ang="0">
-                                <a:pos x="T17" y="T19"/>
-                              </a:cxn>
-                            </a:cxnLst>
-                            <a:rect l="0" t="0" r="r" b="b"/>
-                            <a:pathLst>
-                              <a:path w="213" h="404">
-                                <a:moveTo>
-                                  <a:pt x="213" y="0"/>
-                                </a:moveTo>
-                                <a:lnTo>
-                                  <a:pt x="128" y="161"/>
-                                </a:lnTo>
-                                <a:lnTo>
-                                  <a:pt x="77" y="257"/>
-                                </a:lnTo>
-                                <a:lnTo>
-                                  <a:pt x="41" y="325"/>
-                                </a:lnTo>
-                                <a:lnTo>
-                                  <a:pt x="0" y="403"/>
-                                </a:lnTo>
-                              </a:path>
-                            </a:pathLst>
-                          </a:custGeom>
-                          <a:noFill/>
-                          <a:ln w="12700">
-                            <a:solidFill>
-                              <a:srgbClr val="000000"/>
-                            </a:solidFill>
-                            <a:round/>
-                            <a:headEnd/>
-                            <a:tailEnd/>
-                          </a:ln>
-                          <a:extLst>
-                            <a:ext uri="{909E8E84-426E-40DD-AFC4-6F175D3DCCD1}">
-                              <a14:hiddenFill xmlns:a14="http://schemas.microsoft.com/office/drawing/2010/main">
-                                <a:solidFill>
-                                  <a:srgbClr val="FFFFFF"/>
-                                </a:solidFill>
-                              </a14:hiddenFill>
-                            </a:ext>
-                          </a:extLst>
-                        </wps:spPr>
-                        <wps:bodyPr rot="0" vert="horz" wrap="square" lIns="91440" tIns="45720" rIns="91440" bIns="45720" anchor="t" anchorCtr="0" upright="1">
-                          <a:noAutofit/>
-                        </wps:bodyPr>
-                      </wps:wsp>
-                      <pic:pic xmlns:pic="http://schemas.openxmlformats.org/drawingml/2006/picture">
-                        <pic:nvPicPr>
-                          <pic:cNvPr id="74" name="Picture 163"/>
-                          <pic:cNvPicPr>
-                            <a:picLocks noChangeAspect="1" noChangeArrowheads="1"/>
-                          </pic:cNvPicPr>
-                        </pic:nvPicPr>
-                        <pic:blipFill>
-                          <a:blip r:embed="rId25">
-                            <a:extLst>
-                              <a:ext uri="{28A0092B-C50C-407E-A947-70E740481C1C}">
-                                <a14:useLocalDpi xmlns:a14="http://schemas.microsoft.com/office/drawing/2010/main" val="0"/>
-                              </a:ext>
-                            </a:extLst>
-                          </a:blip>
-                          <a:srcRect/>
-                          <a:stretch>
-                            <a:fillRect/>
-                          </a:stretch>
-                        </pic:blipFill>
-                        <pic:spPr bwMode="auto">
-                          <a:xfrm>
-                            <a:off x="4129" y="1394"/>
-                            <a:ext cx="274" cy="467"/>
-                          </a:xfrm>
-                          <a:prstGeom prst="rect">
-                            <a:avLst/>
-                          </a:prstGeom>
-                          <a:noFill/>
-                          <a:extLst>
-                            <a:ext uri="{909E8E84-426E-40DD-AFC4-6F175D3DCCD1}">
-                              <a14:hiddenFill xmlns:a14="http://schemas.microsoft.com/office/drawing/2010/main">
-                                <a:solidFill>
-                                  <a:srgbClr val="FFFFFF"/>
-                                </a:solidFill>
-                              </a14:hiddenFill>
-                            </a:ext>
-                          </a:extLst>
-                        </pic:spPr>
-                      </pic:pic>
-                      <pic:pic xmlns:pic="http://schemas.openxmlformats.org/drawingml/2006/picture">
-                        <pic:nvPicPr>
-                          <pic:cNvPr id="75" name="Picture 162"/>
-                          <pic:cNvPicPr>
-                            <a:picLocks noChangeAspect="1" noChangeArrowheads="1"/>
-                          </pic:cNvPicPr>
-                        </pic:nvPicPr>
-                        <pic:blipFill>
-                          <a:blip r:embed="rId26">
-                            <a:extLst>
-                              <a:ext uri="{28A0092B-C50C-407E-A947-70E740481C1C}">
-                                <a14:useLocalDpi xmlns:a14="http://schemas.microsoft.com/office/drawing/2010/main" val="0"/>
-                              </a:ext>
-                            </a:extLst>
-                          </a:blip>
-                          <a:srcRect/>
-                          <a:stretch>
-                            <a:fillRect/>
-                          </a:stretch>
-                        </pic:blipFill>
-                        <pic:spPr bwMode="auto">
-                          <a:xfrm>
-                            <a:off x="3207" y="226"/>
-                            <a:ext cx="195" cy="309"/>
-                          </a:xfrm>
-                          <a:prstGeom prst="rect">
-                            <a:avLst/>
-                          </a:prstGeom>
-                          <a:noFill/>
-                          <a:extLst>
-                            <a:ext uri="{909E8E84-426E-40DD-AFC4-6F175D3DCCD1}">
-                              <a14:hiddenFill xmlns:a14="http://schemas.microsoft.com/office/drawing/2010/main">
-                                <a:solidFill>
-                                  <a:srgbClr val="FFFFFF"/>
-                                </a:solidFill>
-                              </a14:hiddenFill>
-                            </a:ext>
-                          </a:extLst>
-                        </pic:spPr>
-                      </pic:pic>
-                      <wps:wsp>
-                        <wps:cNvPr id="76" name="Text Box 161"/>
-                        <wps:cNvSpPr txBox="1">
-                          <a:spLocks noChangeArrowheads="1"/>
-                        </wps:cNvSpPr>
-                        <wps:spPr bwMode="auto">
-                          <a:xfrm>
-                            <a:off x="3104" y="735"/>
-                            <a:ext cx="145" cy="179"/>
-                          </a:xfrm>
-                          <a:prstGeom prst="rect">
-                            <a:avLst/>
-                          </a:prstGeom>
-                          <a:noFill/>
-                          <a:ln>
-                            <a:noFill/>
-                          </a:ln>
-                          <a:extLst>
-                            <a:ext uri="{909E8E84-426E-40DD-AFC4-6F175D3DCCD1}">
-                              <a14:hiddenFill xmlns:a14="http://schemas.microsoft.com/office/drawing/2010/main">
-                                <a:solidFill>
-                                  <a:srgbClr val="FFFFFF"/>
-                                </a:solidFill>
-                              </a14:hiddenFill>
-                            </a:ext>
-                            <a:ext uri="{91240B29-F687-4F45-9708-019B960494DF}">
-                              <a14:hiddenLine xmlns:a14="http://schemas.microsoft.com/office/drawing/2010/main" w="9525">
-                                <a:solidFill>
-                                  <a:srgbClr val="000000"/>
-                                </a:solidFill>
-                                <a:miter lim="800000"/>
-                                <a:headEnd/>
-                                <a:tailEnd/>
-                              </a14:hiddenLine>
-                            </a:ext>
-                          </a:extLst>
-                        </wps:spPr>
-                        <wps:txbx>
-                          <w:txbxContent>
-                            <w:p>
-                              <w:pPr>
-                                <w:spacing w:line="179" w:lineRule="exact"/>
-                                <w:rPr>
-                                  <w:sz w:val="16"/>
-                                </w:rPr>
-                              </w:pPr>
-                              <w:r>
-                                <w:rPr>
-                                  <w:sz w:val="16"/>
-                                </w:rPr>
-                                <w:t>ja</w:t>
-                              </w:r>
-                            </w:p>
-                          </w:txbxContent>
-                        </wps:txbx>
-                        <wps:bodyPr rot="0" vert="horz" wrap="square" lIns="0" tIns="0" rIns="0" bIns="0" anchor="t" anchorCtr="0" upright="1">
-                          <a:noAutofit/>
-                        </wps:bodyPr>
-                      </wps:wsp>
-                      <wps:wsp>
-                        <wps:cNvPr id="77" name="Text Box 160"/>
-                        <wps:cNvSpPr txBox="1">
-                          <a:spLocks noChangeArrowheads="1"/>
-                        </wps:cNvSpPr>
-                        <wps:spPr bwMode="auto">
-                          <a:xfrm>
-                            <a:off x="3230" y="1069"/>
-                            <a:ext cx="541" cy="259"/>
-                          </a:xfrm>
-                          <a:prstGeom prst="rect">
-                            <a:avLst/>
-                          </a:prstGeom>
-                          <a:noFill/>
-                          <a:ln>
-                            <a:noFill/>
-                          </a:ln>
-                          <a:extLst>
-                            <a:ext uri="{909E8E84-426E-40DD-AFC4-6F175D3DCCD1}">
-                              <a14:hiddenFill xmlns:a14="http://schemas.microsoft.com/office/drawing/2010/main">
-                                <a:solidFill>
-                                  <a:srgbClr val="FFFFFF"/>
-                                </a:solidFill>
-                              </a14:hiddenFill>
-                            </a:ext>
-                            <a:ext uri="{91240B29-F687-4F45-9708-019B960494DF}">
-                              <a14:hiddenLine xmlns:a14="http://schemas.microsoft.com/office/drawing/2010/main" w="9525">
-                                <a:solidFill>
-                                  <a:srgbClr val="000000"/>
-                                </a:solidFill>
-                                <a:miter lim="800000"/>
-                                <a:headEnd/>
-                                <a:tailEnd/>
-                              </a14:hiddenLine>
-                            </a:ext>
-                          </a:extLst>
-                        </wps:spPr>
-                        <wps:txbx>
-                          <w:txbxContent>
-                            <w:p>
-                              <w:pPr>
-                                <w:spacing w:before="9" w:line="124" w:lineRule="exact"/>
-                                <w:rPr>
-                                  <w:sz w:val="12"/>
-                                </w:rPr>
-                              </w:pPr>
-                              <w:r>
-                                <w:rPr>
-                                  <w:sz w:val="12"/>
-                                </w:rPr>
-                                <w:t>X-</w:t>
-                              </w:r>
-                              <w:proofErr w:type="spellStart"/>
-                              <w:r>
-                                <w:rPr>
-                                  <w:sz w:val="12"/>
-                                </w:rPr>
-                                <w:t>förmige</w:t>
-                              </w:r>
-                              <w:proofErr w:type="spellEnd"/>
-                              <w:r>
-                                <w:rPr>
-                                  <w:sz w:val="12"/>
-                                </w:rPr>
-                                <w:t xml:space="preserve"> </w:t>
-                              </w:r>
-                              <w:proofErr w:type="spellStart"/>
-                              <w:r>
-                                <w:rPr>
-                                  <w:sz w:val="12"/>
-                                </w:rPr>
-                                <w:t>Augen</w:t>
-                              </w:r>
-                              <w:proofErr w:type="spellEnd"/>
-                              <w:r>
-                                <w:rPr>
-                                  <w:sz w:val="12"/>
-                                </w:rPr>
-                                <w:t>?</w:t>
-                              </w:r>
-                            </w:p>
-                          </w:txbxContent>
-                        </wps:txbx>
-                        <wps:bodyPr rot="0" vert="horz" wrap="square" lIns="0" tIns="0" rIns="0" bIns="0" anchor="t" anchorCtr="0" upright="1">
-                          <a:noAutofit/>
-                        </wps:bodyPr>
-                      </wps:wsp>
-                      <wps:wsp>
-                        <wps:cNvPr id="78" name="Text Box 159"/>
-                        <wps:cNvSpPr txBox="1">
-                          <a:spLocks noChangeArrowheads="1"/>
-                        </wps:cNvSpPr>
-                        <wps:spPr bwMode="auto">
-                          <a:xfrm>
-                            <a:off x="3763" y="310"/>
-                            <a:ext cx="989" cy="825"/>
-                          </a:xfrm>
-                          <a:prstGeom prst="rect">
-                            <a:avLst/>
-                          </a:prstGeom>
-                          <a:noFill/>
-                          <a:ln>
-                            <a:noFill/>
-                          </a:ln>
-                          <a:extLst>
-                            <a:ext uri="{909E8E84-426E-40DD-AFC4-6F175D3DCCD1}">
-                              <a14:hiddenFill xmlns:a14="http://schemas.microsoft.com/office/drawing/2010/main">
-                                <a:solidFill>
-                                  <a:srgbClr val="FFFFFF"/>
-                                </a:solidFill>
-                              </a14:hiddenFill>
-                            </a:ext>
-                            <a:ext uri="{91240B29-F687-4F45-9708-019B960494DF}">
-                              <a14:hiddenLine xmlns:a14="http://schemas.microsoft.com/office/drawing/2010/main" w="9525">
-                                <a:solidFill>
-                                  <a:srgbClr val="000000"/>
-                                </a:solidFill>
-                                <a:miter lim="800000"/>
-                                <a:headEnd/>
-                                <a:tailEnd/>
-                              </a14:hiddenLine>
-                            </a:ext>
-                          </a:extLst>
-                        </wps:spPr>
-                        <wps:txbx>
-                          <w:txbxContent>
-                            <w:p>
-                              <w:pPr>
-                                <w:spacing w:before="12" w:line="166" w:lineRule="exact"/>
-                                <w:ind w:right="426"/>
-                                <w:rPr>
-                                  <w:sz w:val="16"/>
-                                  <w:lang w:val="de-DE"/>
-                                </w:rPr>
-                              </w:pPr>
-                              <w:r>
-                                <w:rPr>
-                                  <w:sz w:val="16"/>
-                                  <w:lang w:val="de-DE"/>
-                                </w:rPr>
-                                <w:t>Zeigt Zähne?</w:t>
-                              </w:r>
-                            </w:p>
-                            <w:p>
-                              <w:pPr>
-                                <w:spacing w:before="76" w:line="164" w:lineRule="exact"/>
-                                <w:ind w:left="95"/>
-                                <w:rPr>
-                                  <w:sz w:val="16"/>
-                                  <w:lang w:val="de-DE"/>
-                                </w:rPr>
-                              </w:pPr>
-                              <w:r>
-                                <w:rPr>
-                                  <w:sz w:val="16"/>
-                                  <w:lang w:val="de-DE"/>
-                                </w:rPr>
-                                <w:t>nein</w:t>
-                              </w:r>
-                            </w:p>
-                            <w:p>
-                              <w:pPr>
-                                <w:spacing w:line="111" w:lineRule="exact"/>
-                                <w:ind w:left="448"/>
-                                <w:rPr>
-                                  <w:sz w:val="12"/>
-                                  <w:lang w:val="de-DE"/>
-                                </w:rPr>
-                              </w:pPr>
-                              <w:r>
-                                <w:rPr>
-                                  <w:sz w:val="12"/>
-                                  <w:lang w:val="de-DE"/>
-                                </w:rPr>
-                                <w:t>X-förmige</w:t>
-                              </w:r>
-                            </w:p>
-                            <w:p>
-                              <w:pPr>
-                                <w:spacing w:line="131" w:lineRule="exact"/>
-                                <w:ind w:left="448"/>
-                                <w:rPr>
-                                  <w:sz w:val="12"/>
-                                  <w:lang w:val="de-DE"/>
-                                </w:rPr>
-                              </w:pPr>
-                              <w:r>
-                                <w:rPr>
-                                  <w:sz w:val="12"/>
-                                  <w:lang w:val="de-DE"/>
-                                </w:rPr>
-                                <w:t>Augen?</w:t>
-                              </w:r>
-                            </w:p>
-                          </w:txbxContent>
-                        </wps:txbx>
-                        <wps:bodyPr rot="0" vert="horz" wrap="square" lIns="0" tIns="0" rIns="0" bIns="0" anchor="t" anchorCtr="0" upright="1">
-                          <a:noAutofit/>
-                        </wps:bodyPr>
-                      </wps:wsp>
-                      <wps:wsp>
-                        <wps:cNvPr id="79" name="Text Box 158"/>
-                        <wps:cNvSpPr txBox="1">
-                          <a:spLocks noChangeArrowheads="1"/>
-                        </wps:cNvSpPr>
-                        <wps:spPr bwMode="auto">
-                          <a:xfrm>
-                            <a:off x="2679" y="1451"/>
-                            <a:ext cx="145" cy="179"/>
-                          </a:xfrm>
-                          <a:prstGeom prst="rect">
-                            <a:avLst/>
-                          </a:prstGeom>
-                          <a:noFill/>
-                          <a:ln>
-                            <a:noFill/>
-                          </a:ln>
-                          <a:extLst>
-                            <a:ext uri="{909E8E84-426E-40DD-AFC4-6F175D3DCCD1}">
-                              <a14:hiddenFill xmlns:a14="http://schemas.microsoft.com/office/drawing/2010/main">
-                                <a:solidFill>
-                                  <a:srgbClr val="FFFFFF"/>
-                                </a:solidFill>
-                              </a14:hiddenFill>
-                            </a:ext>
-                            <a:ext uri="{91240B29-F687-4F45-9708-019B960494DF}">
-                              <a14:hiddenLine xmlns:a14="http://schemas.microsoft.com/office/drawing/2010/main" w="9525">
-                                <a:solidFill>
-                                  <a:srgbClr val="000000"/>
-                                </a:solidFill>
-                                <a:miter lim="800000"/>
-                                <a:headEnd/>
-                                <a:tailEnd/>
-                              </a14:hiddenLine>
-                            </a:ext>
-                          </a:extLst>
-                        </wps:spPr>
-                        <wps:txbx>
-                          <w:txbxContent>
-                            <w:p>
-                              <w:pPr>
-                                <w:spacing w:line="179" w:lineRule="exact"/>
-                                <w:rPr>
-                                  <w:sz w:val="16"/>
-                                </w:rPr>
-                              </w:pPr>
-                              <w:r>
-                                <w:rPr>
-                                  <w:sz w:val="16"/>
-                                </w:rPr>
-                                <w:t>ja</w:t>
-                              </w:r>
-                            </w:p>
-                          </w:txbxContent>
-                        </wps:txbx>
-                        <wps:bodyPr rot="0" vert="horz" wrap="square" lIns="0" tIns="0" rIns="0" bIns="0" anchor="t" anchorCtr="0" upright="1">
-                          <a:noAutofit/>
-                        </wps:bodyPr>
-                      </wps:wsp>
-                      <wps:wsp>
-                        <wps:cNvPr id="80" name="Text Box 157"/>
-                        <wps:cNvSpPr txBox="1">
-                          <a:spLocks noChangeArrowheads="1"/>
-                        </wps:cNvSpPr>
-                        <wps:spPr bwMode="auto">
-                          <a:xfrm>
-                            <a:off x="3268" y="1451"/>
-                            <a:ext cx="552" cy="179"/>
-                          </a:xfrm>
-                          <a:prstGeom prst="rect">
-                            <a:avLst/>
-                          </a:prstGeom>
-                          <a:noFill/>
-                          <a:ln>
-                            <a:noFill/>
-                          </a:ln>
-                          <a:extLst>
-                            <a:ext uri="{909E8E84-426E-40DD-AFC4-6F175D3DCCD1}">
-                              <a14:hiddenFill xmlns:a14="http://schemas.microsoft.com/office/drawing/2010/main">
-                                <a:solidFill>
-                                  <a:srgbClr val="FFFFFF"/>
-                                </a:solidFill>
-                              </a14:hiddenFill>
-                            </a:ext>
-                            <a:ext uri="{91240B29-F687-4F45-9708-019B960494DF}">
-                              <a14:hiddenLine xmlns:a14="http://schemas.microsoft.com/office/drawing/2010/main" w="9525">
-                                <a:solidFill>
-                                  <a:srgbClr val="000000"/>
-                                </a:solidFill>
-                                <a:miter lim="800000"/>
-                                <a:headEnd/>
-                                <a:tailEnd/>
-                              </a14:hiddenLine>
-                            </a:ext>
-                          </a:extLst>
-                        </wps:spPr>
-                        <wps:txbx>
-                          <w:txbxContent>
-                            <w:p>
-                              <w:pPr>
-                                <w:spacing w:line="179" w:lineRule="exact"/>
-                                <w:rPr>
-                                  <w:sz w:val="16"/>
-                                </w:rPr>
-                              </w:pPr>
-                              <w:proofErr w:type="spellStart"/>
-                              <w:r>
-                                <w:rPr>
-                                  <w:sz w:val="16"/>
-                                </w:rPr>
-                                <w:t>nein</w:t>
-                              </w:r>
-                              <w:proofErr w:type="spellEnd"/>
-                              <w:r>
-                                <w:rPr>
-                                  <w:sz w:val="16"/>
-                                </w:rPr>
-                                <w:t xml:space="preserve">  ja</w:t>
-                              </w:r>
-                            </w:p>
-                          </w:txbxContent>
-                        </wps:txbx>
-                        <wps:bodyPr rot="0" vert="horz" wrap="square" lIns="0" tIns="0" rIns="0" bIns="0" anchor="t" anchorCtr="0" upright="1">
-                          <a:noAutofit/>
-                        </wps:bodyPr>
-                      </wps:wsp>
-                      <wps:wsp>
-                        <wps:cNvPr id="81" name="Text Box 156"/>
-                        <wps:cNvSpPr txBox="1">
-                          <a:spLocks noChangeArrowheads="1"/>
-                        </wps:cNvSpPr>
-                        <wps:spPr bwMode="auto">
-                          <a:xfrm>
-                            <a:off x="4260" y="1451"/>
-                            <a:ext cx="323" cy="179"/>
-                          </a:xfrm>
-                          <a:prstGeom prst="rect">
-                            <a:avLst/>
-                          </a:prstGeom>
-                          <a:noFill/>
-                          <a:ln>
-                            <a:noFill/>
-                          </a:ln>
-                          <a:extLst>
-                            <a:ext uri="{909E8E84-426E-40DD-AFC4-6F175D3DCCD1}">
-                              <a14:hiddenFill xmlns:a14="http://schemas.microsoft.com/office/drawing/2010/main">
-                                <a:solidFill>
-                                  <a:srgbClr val="FFFFFF"/>
-                                </a:solidFill>
-                              </a14:hiddenFill>
-                            </a:ext>
-                            <a:ext uri="{91240B29-F687-4F45-9708-019B960494DF}">
-                              <a14:hiddenLine xmlns:a14="http://schemas.microsoft.com/office/drawing/2010/main" w="9525">
-                                <a:solidFill>
-                                  <a:srgbClr val="000000"/>
-                                </a:solidFill>
-                                <a:miter lim="800000"/>
-                                <a:headEnd/>
-                                <a:tailEnd/>
-                              </a14:hiddenLine>
-                            </a:ext>
-                          </a:extLst>
-                        </wps:spPr>
-                        <wps:txbx>
-                          <w:txbxContent>
-                            <w:p>
-                              <w:pPr>
-                                <w:spacing w:line="179" w:lineRule="exact"/>
-                                <w:rPr>
-                                  <w:sz w:val="16"/>
-                                </w:rPr>
-                              </w:pPr>
-                              <w:proofErr w:type="spellStart"/>
-                              <w:r>
-                                <w:rPr>
-                                  <w:sz w:val="16"/>
-                                </w:rPr>
-                                <w:t>nein</w:t>
-                              </w:r>
-                              <w:proofErr w:type="spellEnd"/>
-                            </w:p>
-                          </w:txbxContent>
-                        </wps:txbx>
-                        <wps:bodyPr rot="0" vert="horz" wrap="square" lIns="0" tIns="0" rIns="0" bIns="0" anchor="t" anchorCtr="0" upright="1">
-                          <a:noAutofit/>
-                        </wps:bodyPr>
-                      </wps:wsp>
-                    </wpg:wgp>
-                  </a:graphicData>
-                </a:graphic>
-                <wp14:sizeRelH relativeFrom="page">
-                  <wp14:pctWidth>0</wp14:pctWidth>
-                </wp14:sizeRelH>
-                <wp14:sizeRelV relativeFrom="page">
-                  <wp14:pctHeight>0</wp14:pctHeight>
-                </wp14:sizeRelV>
-              </wp:anchor>
-            </w:drawing>
-          </mc:Choice>
-          <mc:Fallback>
-            <w:pict>
-              <v:group w14:anchorId="60CDB62D" id="Group 155" o:spid="_x0000_s1037" style="position:absolute;left:0;text-align:left;margin-left:133.95pt;margin-top:11.3pt;width:103.65pt;height:81.75pt;z-index:-10576;mso-position-horizontal-relative:page" coordorigin="2679,226" coordsize="2073,1635" o:gfxdata="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">
-                <v:shape id="AutoShape 174" o:spid="_x0000_s1038" style="position:absolute;left:2891;top:483;width:821;height:949;visibility:visible;mso-wrap-style:square;v-text-anchor:top" coordsize="821,949" o:gfxdata="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" path="m313,791l301,731,268,681,218,647,157,635,96,647,46,681,13,731,,791r13,61l46,902r50,34l157,948r61,-12l268,902r33,-50l313,791m821,156l808,95,775,45,725,12,664,,603,12,553,45,520,95r-12,61l520,217r33,50l603,300r61,13l725,300r50,-33l808,217r13,-61e" fillcolor="#0041a7" stroked="f">
-                  <v:path arrowok="t" o:connecttype="custom" o:connectlocs="313,1274;301,1214;268,1164;218,1130;157,1118;96,1130;46,1164;13,1214;0,1274;13,1335;46,1385;96,1419;157,1431;218,1419;268,1385;301,1335;313,1274;821,639;808,578;775,528;725,495;664,483;603,495;553,528;520,578;508,639;520,700;553,750;603,783;664,796;725,783;775,750;808,700;821,639" o:connectangles="0,0,0,0,0,0,0,0,0,0,0,0,0,0,0,0,0,0,0,0,0,0,0,0,0,0,0,0,0,0,0,0,0,0"/>
-                </v:shape>
-                <v:shape id="Freeform 173" o:spid="_x0000_s1039" style="position:absolute;left:3038;top:1033;width:85;height:85;visibility:visible;mso-wrap-style:square;v-text-anchor:top" coordsize="85,85" o:gfxdata="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" path="m43,l,85,85,43,43,xe" fillcolor="black" stroked="f">
-                  <v:path arrowok="t" o:connecttype="custom" o:connectlocs="43,1033;0,1118;85,1076;43,1033" o:connectangles="0,0,0,0"/>
-                </v:shape>
-                <v:shape id="Freeform 172" o:spid="_x0000_s1040" style="position:absolute;left:3089;top:745;width:323;height:323;visibility:visible;mso-wrap-style:square;v-text-anchor:top" coordsize="323,323" o:gfxdata="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" path="m323,l194,129r-77,76l63,260,,322e" filled="f" strokeweight="1pt">
-                  <v:path arrowok="t" o:connecttype="custom" o:connectlocs="323,745;194,874;117,950;63,1005;0,1067" o:connectangles="0,0,0,0,0"/>
-                </v:shape>
-                <v:shape id="Freeform 171" o:spid="_x0000_s1041" style="position:absolute;left:3964;top:1019;width:85;height:85;visibility:visible;mso-wrap-style:square;v-text-anchor:top" coordsize="85,85" o:gfxdata="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" path="m42,l,43,85,85,42,xe" fillcolor="black" stroked="f">
-                  <v:path arrowok="t" o:connecttype="custom" o:connectlocs="42,1019;0,1062;85,1104;42,1019" o:connectangles="0,0,0,0"/>
-                </v:shape>
-                <v:shape id="Freeform 170" o:spid="_x0000_s1042" style="position:absolute;left:3675;top:731;width:323;height:323;visibility:visible;mso-wrap-style:square;v-text-anchor:top" coordsize="323,323" o:gfxdata="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" path="m,l129,129r77,76l260,260r63,62e" filled="f" strokeweight="1pt">
-                  <v:path arrowok="t" o:connecttype="custom" o:connectlocs="0,731;129,860;206,936;260,991;323,1053" o:connectangles="0,0,0,0,0"/>
-                </v:shape>
-                <v:shape id="Freeform 169" o:spid="_x0000_s1043" style="position:absolute;left:2684;top:1758;width:69;height:94;visibility:visible;mso-wrap-style:square;v-text-anchor:top" coordsize="69,94" o:gfxdata="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" path="m16,l,93,69,28,16,xe" fillcolor="black" stroked="f">
-                  <v:path arrowok="t" o:connecttype="custom" o:connectlocs="16,1758;0,1851;69,1786;16,1758" o:connectangles="0,0,0,0"/>
-                </v:shape>
-                <v:shape id="Freeform 168" o:spid="_x0000_s1044" style="position:absolute;left:2718;top:1385;width:213;height:404;visibility:visible;mso-wrap-style:square;v-text-anchor:top" coordsize="213,404" o:gfxdata="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" path="m212,l127,161,77,257,41,325,,403e" filled="f" strokeweight="1pt">
-                  <v:path arrowok="t" o:connecttype="custom" o:connectlocs="212,1385;127,1546;77,1642;41,1710;0,1788" o:connectangles="0,0,0,0,0"/>
-                </v:shape>
-                <v:shape id="Picture 167" o:spid="_x0000_s1045" type="#_x0000_t75" style="position:absolute;left:3138;top:1394;width:274;height:467;visibility:visible;mso-wrap-style:square" o:gfxdata="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">
-                  <v:imagedata r:id="rId27" o:title=""/>
-                </v:shape>
-                <v:shape id="Picture 166" o:spid="_x0000_s1046" type="#_x0000_t75" style="position:absolute;left:3883;top:1118;width:313;height:313;visibility:visible;mso-wrap-style:square" o:gfxdata="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">
-                  <v:imagedata r:id="rId28" o:title=""/>
-                </v:shape>
-                <v:shape id="Freeform 165" o:spid="_x0000_s1047" style="position:absolute;left:3675;top:1758;width:69;height:94;visibility:visible;mso-wrap-style:square;v-text-anchor:top" coordsize="69,94" o:gfxdata="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" path="m16,l,93,69,28,16,xe" fillcolor="black" stroked="f">
-                  <v:path arrowok="t" o:connecttype="custom" o:connectlocs="16,1758;0,1851;69,1786;16,1758" o:connectangles="0,0,0,0"/>
-                </v:shape>
-                <v:shape id="Freeform 164" o:spid="_x0000_s1048" style="position:absolute;left:3709;top:1385;width:213;height:404;visibility:visible;mso-wrap-style:square;v-text-anchor:top" coordsize="213,404" o:gfxdata="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" path="m213,l128,161,77,257,41,325,,403e" filled="f" strokeweight="1pt">
-                  <v:path arrowok="t" o:connecttype="custom" o:connectlocs="213,1385;128,1546;77,1642;41,1710;0,1788" o:connectangles="0,0,0,0,0"/>
-                </v:shape>
-                <v:shape id="Picture 163" o:spid="_x0000_s1049" type="#_x0000_t75" style="position:absolute;left:4129;top:1394;width:274;height:467;visibility:visible;mso-wrap-style:square" o:gfxdata="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">
-                  <v:imagedata r:id="rId29" o:title=""/>
-                </v:shape>
-                <v:shape id="Picture 162" o:spid="_x0000_s1050" type="#_x0000_t75" style="position:absolute;left:3207;top:226;width:195;height:309;visibility:visible;mso-wrap-style:square" o:gfxdata="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">
-                  <v:imagedata r:id="rId30" o:title=""/>
-                </v:shape>
-                <v:shape id="Text Box 161" o:spid="_x0000_s1051" type="#_x0000_t202" style="position:absolute;left:3104;top:735;width:145;height:179;visibility:visible;mso-wrap-style:square;v-text-anchor:top" o:gfxdata="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" filled="f" stroked="f">
-                  <v:textbox inset="0,0,0,0">
-                    <w:txbxContent>
-                      <w:p>
-                        <w:pPr>
-                          <w:spacing w:line="179" w:lineRule="exact"/>
-                          <w:rPr>
-                            <w:sz w:val="16"/>
-                          </w:rPr>
-                        </w:pPr>
-                        <w:r>
-                          <w:rPr>
-                            <w:sz w:val="16"/>
-                          </w:rPr>
-                          <w:t>ja</w:t>
-                        </w:r>
-                      </w:p>
-                    </w:txbxContent>
-                  </v:textbox>
-                </v:shape>
-                <v:shape id="Text Box 160" o:spid="_x0000_s1052" type="#_x0000_t202" style="position:absolute;left:3230;top:1069;width:541;height:259;visibility:visible;mso-wrap-style:square;v-text-anchor:top" o:gfxdata="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" filled="f" stroked="f">
-                  <v:textbox inset="0,0,0,0">
-                    <w:txbxContent>
-                      <w:p>
-                        <w:pPr>
-                          <w:spacing w:before="9" w:line="124" w:lineRule="exact"/>
-                          <w:rPr>
-                            <w:sz w:val="12"/>
-                          </w:rPr>
-                        </w:pPr>
-                        <w:r>
-                          <w:rPr>
-                            <w:sz w:val="12"/>
-                          </w:rPr>
-                          <w:t>X-</w:t>
-                        </w:r>
-                        <w:proofErr w:type="spellStart"/>
-                        <w:r>
-                          <w:rPr>
-                            <w:sz w:val="12"/>
-                          </w:rPr>
-                          <w:t>förmige</w:t>
-                        </w:r>
-                        <w:proofErr w:type="spellEnd"/>
-                        <w:r>
-                          <w:rPr>
-                            <w:sz w:val="12"/>
-                          </w:rPr>
-                          <w:t xml:space="preserve"> </w:t>
-                        </w:r>
-                        <w:proofErr w:type="spellStart"/>
-                        <w:r>
-                          <w:rPr>
-                            <w:sz w:val="12"/>
-                          </w:rPr>
-                          <w:t>Augen</w:t>
-                        </w:r>
-                        <w:proofErr w:type="spellEnd"/>
-                        <w:r>
-                          <w:rPr>
-                            <w:sz w:val="12"/>
-                          </w:rPr>
-                          <w:t>?</w:t>
-                        </w:r>
-                      </w:p>
-                    </w:txbxContent>
-                  </v:textbox>
-                </v:shape>
-                <v:shape id="Text Box 159" o:spid="_x0000_s1053" type="#_x0000_t202" style="position:absolute;left:3763;top:310;width:989;height:825;visibility:visible;mso-wrap-style:square;v-text-anchor:top" o:gfxdata="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" filled="f" stroked="f">
-                  <v:textbox inset="0,0,0,0">
-                    <w:txbxContent>
-                      <w:p>
-                        <w:pPr>
-                          <w:spacing w:before="12" w:line="166" w:lineRule="exact"/>
-                          <w:ind w:right="426"/>
-                          <w:rPr>
-                            <w:sz w:val="16"/>
-                            <w:lang w:val="de-DE"/>
-                          </w:rPr>
-                        </w:pPr>
-                        <w:r>
-                          <w:rPr>
-                            <w:sz w:val="16"/>
-                            <w:lang w:val="de-DE"/>
-                          </w:rPr>
-                          <w:t>Zeigt Zähne?</w:t>
-                        </w:r>
-                      </w:p>
-                      <w:p>
-                        <w:pPr>
-                          <w:spacing w:before="76" w:line="164" w:lineRule="exact"/>
-                          <w:ind w:left="95"/>
-                          <w:rPr>
-                            <w:sz w:val="16"/>
-                            <w:lang w:val="de-DE"/>
-                          </w:rPr>
-                        </w:pPr>
-                        <w:r>
-                          <w:rPr>
-                            <w:sz w:val="16"/>
-                            <w:lang w:val="de-DE"/>
-                          </w:rPr>
-                          <w:t>nein</w:t>
-                        </w:r>
-                      </w:p>
-                      <w:p>
-                        <w:pPr>
-                          <w:spacing w:line="111" w:lineRule="exact"/>
-                          <w:ind w:left="448"/>
-                          <w:rPr>
-                            <w:sz w:val="12"/>
-                            <w:lang w:val="de-DE"/>
-                          </w:rPr>
-                        </w:pPr>
-                        <w:r>
-                          <w:rPr>
-                            <w:sz w:val="12"/>
-                            <w:lang w:val="de-DE"/>
-                          </w:rPr>
-                          <w:t>X-förmige</w:t>
-                        </w:r>
-                      </w:p>
-                      <w:p>
-                        <w:pPr>
-                          <w:spacing w:line="131" w:lineRule="exact"/>
-                          <w:ind w:left="448"/>
-                          <w:rPr>
-                            <w:sz w:val="12"/>
-                            <w:lang w:val="de-DE"/>
-                          </w:rPr>
-                        </w:pPr>
-                        <w:r>
-                          <w:rPr>
-                            <w:sz w:val="12"/>
-                            <w:lang w:val="de-DE"/>
-                          </w:rPr>
-                          <w:t>Augen?</w:t>
-                        </w:r>
-                      </w:p>
-                    </w:txbxContent>
-                  </v:textbox>
-                </v:shape>
-                <v:shape id="Text Box 158" o:spid="_x0000_s1054" type="#_x0000_t202" style="position:absolute;left:2679;top:1451;width:145;height:179;visibility:visible;mso-wrap-style:square;v-text-anchor:top" o:gfxdata="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" filled="f" stroked="f">
-                  <v:textbox inset="0,0,0,0">
-                    <w:txbxContent>
-                      <w:p>
-                        <w:pPr>
-                          <w:spacing w:line="179" w:lineRule="exact"/>
-                          <w:rPr>
-                            <w:sz w:val="16"/>
-                          </w:rPr>
-                        </w:pPr>
-                        <w:r>
-                          <w:rPr>
-                            <w:sz w:val="16"/>
-                          </w:rPr>
-                          <w:t>ja</w:t>
-                        </w:r>
-                      </w:p>
-                    </w:txbxContent>
-                  </v:textbox>
-                </v:shape>
-                <v:shape id="Text Box 157" o:spid="_x0000_s1055" type="#_x0000_t202" style="position:absolute;left:3268;top:1451;width:552;height:179;visibility:visible;mso-wrap-style:square;v-text-anchor:top" o:gfxdata="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" filled="f" stroked="f">
-                  <v:textbox inset="0,0,0,0">
-                    <w:txbxContent>
-                      <w:p>
-                        <w:pPr>
-                          <w:spacing w:line="179" w:lineRule="exact"/>
-                          <w:rPr>
-                            <w:sz w:val="16"/>
-                          </w:rPr>
-                        </w:pPr>
-                        <w:proofErr w:type="spellStart"/>
-                        <w:r>
-                          <w:rPr>
-                            <w:sz w:val="16"/>
-                          </w:rPr>
-                          <w:t>nein</w:t>
-                        </w:r>
-                        <w:proofErr w:type="spellEnd"/>
-                        <w:r>
-                          <w:rPr>
-                            <w:sz w:val="16"/>
-                          </w:rPr>
-                          <w:t xml:space="preserve">  ja</w:t>
-                        </w:r>
-                      </w:p>
-                    </w:txbxContent>
-                  </v:textbox>
-                </v:shape>
-                <v:shape id="Text Box 156" o:spid="_x0000_s1056" type="#_x0000_t202" style="position:absolute;left:4260;top:1451;width:323;height:179;visibility:visible;mso-wrap-style:square;v-text-anchor:top" o:gfxdata="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" filled="f" stroked="f">
-                  <v:textbox inset="0,0,0,0">
-                    <w:txbxContent>
-                      <w:p>
-                        <w:pPr>
-                          <w:spacing w:line="179" w:lineRule="exact"/>
-                          <w:rPr>
-                            <w:sz w:val="16"/>
-                          </w:rPr>
-                        </w:pPr>
-                        <w:proofErr w:type="spellStart"/>
-                        <w:r>
-                          <w:rPr>
-                            <w:sz w:val="16"/>
-                          </w:rPr>
-                          <w:t>nein</w:t>
-                        </w:r>
-                        <w:proofErr w:type="spellEnd"/>
-                      </w:p>
-                    </w:txbxContent>
-                  </v:textbox>
-                </v:shape>
-                <w10:wrap anchorx="page"/>
-              </v:group>
-            </w:pict>
-          </mc:Fallback>
-        </mc:AlternateContent>
-      </w:r>
-      <w:r>
-        <w:rPr>
           <w:w w:val="70"/>
           <w:lang w:val="de-DE"/>
         </w:rPr>
@@ -3542,6 +960,74 @@
           <w:lang w:val="de-DE"/>
         </w:rPr>
       </w:pPr>
+      <w:r>
+        <w:rPr>
+          <w:noProof/>
+          <w:lang w:val="de-DE"/>
+        </w:rPr>
+        <w:drawing>
+          <wp:anchor distT="0" distB="0" distL="114300" distR="114300" simplePos="0" relativeHeight="251666432" behindDoc="0" locked="0" layoutInCell="1" allowOverlap="1" wp14:anchorId="69AAC7F8" wp14:editId="08CEBD5D">
+            <wp:simplePos x="0" y="0"/>
+            <wp:positionH relativeFrom="column">
+              <wp:posOffset>64985</wp:posOffset>
+            </wp:positionH>
+            <wp:positionV relativeFrom="paragraph">
+              <wp:posOffset>29424</wp:posOffset>
+            </wp:positionV>
+            <wp:extent cx="2059900" cy="1553919"/>
+            <wp:effectExtent l="0" t="0" r="0" b="8255"/>
+            <wp:wrapNone/>
+            <wp:docPr id="651442483" name="Grafik 2"/>
+            <wp:cNvGraphicFramePr>
+              <a:graphicFrameLocks xmlns:a="http://schemas.openxmlformats.org/drawingml/2006/main" noChangeAspect="1"/>
+            </wp:cNvGraphicFramePr>
+            <a:graphic xmlns:a="http://schemas.openxmlformats.org/drawingml/2006/main">
+              <a:graphicData uri="http://schemas.openxmlformats.org/drawingml/2006/picture">
+                <pic:pic xmlns:pic="http://schemas.openxmlformats.org/drawingml/2006/picture">
+                  <pic:nvPicPr>
+                    <pic:cNvPr id="0" name="Picture 1"/>
+                    <pic:cNvPicPr>
+                      <a:picLocks noChangeAspect="1" noChangeArrowheads="1"/>
+                    </pic:cNvPicPr>
+                  </pic:nvPicPr>
+                  <pic:blipFill>
+                    <a:blip r:embed="rId15">
+                      <a:extLst>
+                        <a:ext uri="{28A0092B-C50C-407E-A947-70E740481C1C}">
+                          <a14:useLocalDpi xmlns:a14="http://schemas.microsoft.com/office/drawing/2010/main" val="0"/>
+                        </a:ext>
+                      </a:extLst>
+                    </a:blip>
+                    <a:srcRect/>
+                    <a:stretch>
+                      <a:fillRect/>
+                    </a:stretch>
+                  </pic:blipFill>
+                  <pic:spPr bwMode="auto">
+                    <a:xfrm>
+                      <a:off x="0" y="0"/>
+                      <a:ext cx="2059900" cy="1553919"/>
+                    </a:xfrm>
+                    <a:prstGeom prst="rect">
+                      <a:avLst/>
+                    </a:prstGeom>
+                    <a:noFill/>
+                    <a:ln>
+                      <a:noFill/>
+                    </a:ln>
+                  </pic:spPr>
+                </pic:pic>
+              </a:graphicData>
+            </a:graphic>
+            <wp14:sizeRelH relativeFrom="margin">
+              <wp14:pctWidth>0</wp14:pctWidth>
+            </wp14:sizeRelH>
+            <wp14:sizeRelV relativeFrom="margin">
+              <wp14:pctHeight>0</wp14:pctHeight>
+            </wp14:sizeRelV>
+          </wp:anchor>
+        </w:drawing>
+      </w:r>
     </w:p>
     <w:p>
       <w:pPr>
@@ -3569,16 +1055,25 @@
     </w:p>
     <w:p>
       <w:pPr>
+        <w:tabs>
+          <w:tab w:val="left" w:pos="1617"/>
+        </w:tabs>
         <w:rPr>
           <w:lang w:val="de-DE"/>
         </w:rPr>
         <w:sectPr>
           <w:pgSz w:w="11910" w:h="16840"/>
-          <w:pgMar w:top="880" w:right="280" w:bottom="640" w:left="980" w:header="508" w:footer="441" w:gutter="0"/>
+          <w:pgMar w:top="1134" w:right="1531" w:bottom="709" w:left="1531" w:header="510" w:footer="442" w:gutter="0"/>
           <w:cols w:space="720"/>
           <w:docGrid w:linePitch="299"/>
         </w:sectPr>
       </w:pPr>
+      <w:r>
+        <w:rPr>
+          <w:lang w:val="de-DE"/>
+        </w:rPr>
+        <w:tab/>
+      </w:r>
     </w:p>
     <w:p>
       <w:pPr>
@@ -3591,413 +1086,6 @@
     </w:p>
     <w:p>
       <w:pPr>
-        <w:ind w:left="442"/>
-        <w:rPr>
-          <w:lang w:val="de-DE"/>
-        </w:rPr>
-      </w:pPr>
-      <w:r>
-        <w:rPr>
-          <w:noProof/>
-        </w:rPr>
-        <mc:AlternateContent>
-          <mc:Choice Requires="wpg">
-            <w:drawing>
-              <wp:anchor distT="0" distB="0" distL="114300" distR="114300" simplePos="0" relativeHeight="503305928" behindDoc="1" locked="0" layoutInCell="1" allowOverlap="1" wp14:anchorId="4ED2D8A7" wp14:editId="49F301F8">
-                <wp:simplePos x="0" y="0"/>
-                <wp:positionH relativeFrom="page">
-                  <wp:posOffset>1134110</wp:posOffset>
-                </wp:positionH>
-                <wp:positionV relativeFrom="paragraph">
-                  <wp:posOffset>-83820</wp:posOffset>
-                </wp:positionV>
-                <wp:extent cx="427990" cy="121920"/>
-                <wp:effectExtent l="635" t="6350" r="9525" b="5080"/>
-                <wp:wrapNone/>
-                <wp:docPr id="59" name="Group 152"/>
-                <wp:cNvGraphicFramePr>
-                  <a:graphicFrameLocks xmlns:a="http://schemas.openxmlformats.org/drawingml/2006/main"/>
-                </wp:cNvGraphicFramePr>
-                <a:graphic xmlns:a="http://schemas.openxmlformats.org/drawingml/2006/main">
-                  <a:graphicData uri="http://schemas.microsoft.com/office/word/2010/wordprocessingGroup">
-                    <wpg:wgp>
-                      <wpg:cNvGrpSpPr>
-                        <a:grpSpLocks/>
-                      </wpg:cNvGrpSpPr>
-                      <wpg:grpSpPr bwMode="auto">
-                        <a:xfrm>
-                          <a:off x="0" y="0"/>
-                          <a:ext cx="427990" cy="121920"/>
-                          <a:chOff x="1786" y="-132"/>
-                          <a:chExt cx="674" cy="192"/>
-                        </a:xfrm>
-                      </wpg:grpSpPr>
-                      <wps:wsp>
-                        <wps:cNvPr id="60" name="Freeform 154"/>
-                        <wps:cNvSpPr>
-                          <a:spLocks/>
-                        </wps:cNvSpPr>
-                        <wps:spPr bwMode="auto">
-                          <a:xfrm>
-                            <a:off x="2368" y="-132"/>
-                            <a:ext cx="92" cy="90"/>
-                          </a:xfrm>
-                          <a:custGeom>
-                            <a:avLst/>
-                            <a:gdLst>
-                              <a:gd name="T0" fmla="+- 0 2368 2368"/>
-                              <a:gd name="T1" fmla="*/ T0 w 92"/>
-                              <a:gd name="T2" fmla="+- 0 -132 -132"/>
-                              <a:gd name="T3" fmla="*/ -132 h 90"/>
-                              <a:gd name="T4" fmla="+- 0 2381 2368"/>
-                              <a:gd name="T5" fmla="*/ T4 w 92"/>
-                              <a:gd name="T6" fmla="+- 0 -112 -132"/>
-                              <a:gd name="T7" fmla="*/ -112 h 90"/>
-                              <a:gd name="T8" fmla="+- 0 2387 2368"/>
-                              <a:gd name="T9" fmla="*/ T8 w 92"/>
-                              <a:gd name="T10" fmla="+- 0 -87 -132"/>
-                              <a:gd name="T11" fmla="*/ -87 h 90"/>
-                              <a:gd name="T12" fmla="+- 0 2383 2368"/>
-                              <a:gd name="T13" fmla="*/ T12 w 92"/>
-                              <a:gd name="T14" fmla="+- 0 -63 -132"/>
-                              <a:gd name="T15" fmla="*/ -63 h 90"/>
-                              <a:gd name="T16" fmla="+- 0 2372 2368"/>
-                              <a:gd name="T17" fmla="*/ T16 w 92"/>
-                              <a:gd name="T18" fmla="+- 0 -42 -132"/>
-                              <a:gd name="T19" fmla="*/ -42 h 90"/>
-                              <a:gd name="T20" fmla="+- 0 2460 2368"/>
-                              <a:gd name="T21" fmla="*/ T20 w 92"/>
-                              <a:gd name="T22" fmla="+- 0 -90 -132"/>
-                              <a:gd name="T23" fmla="*/ -90 h 90"/>
-                              <a:gd name="T24" fmla="+- 0 2368 2368"/>
-                              <a:gd name="T25" fmla="*/ T24 w 92"/>
-                              <a:gd name="T26" fmla="+- 0 -132 -132"/>
-                              <a:gd name="T27" fmla="*/ -132 h 90"/>
-                            </a:gdLst>
-                            <a:ahLst/>
-                            <a:cxnLst>
-                              <a:cxn ang="0">
-                                <a:pos x="T1" y="T3"/>
-                              </a:cxn>
-                              <a:cxn ang="0">
-                                <a:pos x="T5" y="T7"/>
-                              </a:cxn>
-                              <a:cxn ang="0">
-                                <a:pos x="T9" y="T11"/>
-                              </a:cxn>
-                              <a:cxn ang="0">
-                                <a:pos x="T13" y="T15"/>
-                              </a:cxn>
-                              <a:cxn ang="0">
-                                <a:pos x="T17" y="T19"/>
-                              </a:cxn>
-                              <a:cxn ang="0">
-                                <a:pos x="T21" y="T23"/>
-                              </a:cxn>
-                              <a:cxn ang="0">
-                                <a:pos x="T25" y="T27"/>
-                              </a:cxn>
-                            </a:cxnLst>
-                            <a:rect l="0" t="0" r="r" b="b"/>
-                            <a:pathLst>
-                              <a:path w="92" h="90">
-                                <a:moveTo>
-                                  <a:pt x="0" y="0"/>
-                                </a:moveTo>
-                                <a:lnTo>
-                                  <a:pt x="13" y="20"/>
-                                </a:lnTo>
-                                <a:lnTo>
-                                  <a:pt x="19" y="45"/>
-                                </a:lnTo>
-                                <a:lnTo>
-                                  <a:pt x="15" y="69"/>
-                                </a:lnTo>
-                                <a:lnTo>
-                                  <a:pt x="4" y="90"/>
-                                </a:lnTo>
-                                <a:lnTo>
-                                  <a:pt x="92" y="42"/>
-                                </a:lnTo>
-                                <a:lnTo>
-                                  <a:pt x="0" y="0"/>
-                                </a:lnTo>
-                                <a:close/>
-                              </a:path>
-                            </a:pathLst>
-                          </a:custGeom>
-                          <a:solidFill>
-                            <a:srgbClr val="828282"/>
-                          </a:solidFill>
-                          <a:ln>
-                            <a:noFill/>
-                          </a:ln>
-                          <a:extLst>
-                            <a:ext uri="{91240B29-F687-4F45-9708-019B960494DF}">
-                              <a14:hiddenLine xmlns:a14="http://schemas.microsoft.com/office/drawing/2010/main" w="9525">
-                                <a:solidFill>
-                                  <a:srgbClr val="000000"/>
-                                </a:solidFill>
-                                <a:round/>
-                                <a:headEnd/>
-                                <a:tailEnd/>
-                              </a14:hiddenLine>
-                            </a:ext>
-                          </a:extLst>
-                        </wps:spPr>
-                        <wps:bodyPr rot="0" vert="horz" wrap="square" lIns="91440" tIns="45720" rIns="91440" bIns="45720" anchor="t" anchorCtr="0" upright="1">
-                          <a:noAutofit/>
-                        </wps:bodyPr>
-                      </wps:wsp>
-                      <wps:wsp>
-                        <wps:cNvPr id="61" name="Freeform 153"/>
-                        <wps:cNvSpPr>
-                          <a:spLocks/>
-                        </wps:cNvSpPr>
-                        <wps:spPr bwMode="auto">
-                          <a:xfrm>
-                            <a:off x="1801" y="-87"/>
-                            <a:ext cx="587" cy="133"/>
-                          </a:xfrm>
-                          <a:custGeom>
-                            <a:avLst/>
-                            <a:gdLst>
-                              <a:gd name="T0" fmla="+- 0 2388 1801"/>
-                              <a:gd name="T1" fmla="*/ T0 w 587"/>
-                              <a:gd name="T2" fmla="+- 0 -87 -87"/>
-                              <a:gd name="T3" fmla="*/ -87 h 133"/>
-                              <a:gd name="T4" fmla="+- 0 2317 1801"/>
-                              <a:gd name="T5" fmla="*/ T4 w 587"/>
-                              <a:gd name="T6" fmla="+- 0 -81 -87"/>
-                              <a:gd name="T7" fmla="*/ -81 h 133"/>
-                              <a:gd name="T8" fmla="+- 0 2234 1801"/>
-                              <a:gd name="T9" fmla="*/ T8 w 587"/>
-                              <a:gd name="T10" fmla="+- 0 -72 -87"/>
-                              <a:gd name="T11" fmla="*/ -72 h 133"/>
-                              <a:gd name="T12" fmla="+- 0 2143 1801"/>
-                              <a:gd name="T13" fmla="*/ T12 w 587"/>
-                              <a:gd name="T14" fmla="+- 0 -59 -87"/>
-                              <a:gd name="T15" fmla="*/ -59 h 133"/>
-                              <a:gd name="T16" fmla="+- 0 2052 1801"/>
-                              <a:gd name="T17" fmla="*/ T16 w 587"/>
-                              <a:gd name="T18" fmla="+- 0 -44 -87"/>
-                              <a:gd name="T19" fmla="*/ -44 h 133"/>
-                              <a:gd name="T20" fmla="+- 0 1966 1801"/>
-                              <a:gd name="T21" fmla="*/ T20 w 587"/>
-                              <a:gd name="T22" fmla="+- 0 -26 -87"/>
-                              <a:gd name="T23" fmla="*/ -26 h 133"/>
-                              <a:gd name="T24" fmla="+- 0 1891 1801"/>
-                              <a:gd name="T25" fmla="*/ T24 w 587"/>
-                              <a:gd name="T26" fmla="+- 0 -5 -87"/>
-                              <a:gd name="T27" fmla="*/ -5 h 133"/>
-                              <a:gd name="T28" fmla="+- 0 1834 1801"/>
-                              <a:gd name="T29" fmla="*/ T28 w 587"/>
-                              <a:gd name="T30" fmla="+- 0 19 -87"/>
-                              <a:gd name="T31" fmla="*/ 19 h 133"/>
-                              <a:gd name="T32" fmla="+- 0 1801 1801"/>
-                              <a:gd name="T33" fmla="*/ T32 w 587"/>
-                              <a:gd name="T34" fmla="+- 0 45 -87"/>
-                              <a:gd name="T35" fmla="*/ 45 h 133"/>
-                            </a:gdLst>
-                            <a:ahLst/>
-                            <a:cxnLst>
-                              <a:cxn ang="0">
-                                <a:pos x="T1" y="T3"/>
-                              </a:cxn>
-                              <a:cxn ang="0">
-                                <a:pos x="T5" y="T7"/>
-                              </a:cxn>
-                              <a:cxn ang="0">
-                                <a:pos x="T9" y="T11"/>
-                              </a:cxn>
-                              <a:cxn ang="0">
-                                <a:pos x="T13" y="T15"/>
-                              </a:cxn>
-                              <a:cxn ang="0">
-                                <a:pos x="T17" y="T19"/>
-                              </a:cxn>
-                              <a:cxn ang="0">
-                                <a:pos x="T21" y="T23"/>
-                              </a:cxn>
-                              <a:cxn ang="0">
-                                <a:pos x="T25" y="T27"/>
-                              </a:cxn>
-                              <a:cxn ang="0">
-                                <a:pos x="T29" y="T31"/>
-                              </a:cxn>
-                              <a:cxn ang="0">
-                                <a:pos x="T33" y="T35"/>
-                              </a:cxn>
-                            </a:cxnLst>
-                            <a:rect l="0" t="0" r="r" b="b"/>
-                            <a:pathLst>
-                              <a:path w="587" h="133">
-                                <a:moveTo>
-                                  <a:pt x="587" y="0"/>
-                                </a:moveTo>
-                                <a:lnTo>
-                                  <a:pt x="516" y="6"/>
-                                </a:lnTo>
-                                <a:lnTo>
-                                  <a:pt x="433" y="15"/>
-                                </a:lnTo>
-                                <a:lnTo>
-                                  <a:pt x="342" y="28"/>
-                                </a:lnTo>
-                                <a:lnTo>
-                                  <a:pt x="251" y="43"/>
-                                </a:lnTo>
-                                <a:lnTo>
-                                  <a:pt x="165" y="61"/>
-                                </a:lnTo>
-                                <a:lnTo>
-                                  <a:pt x="90" y="82"/>
-                                </a:lnTo>
-                                <a:lnTo>
-                                  <a:pt x="33" y="106"/>
-                                </a:lnTo>
-                                <a:lnTo>
-                                  <a:pt x="0" y="132"/>
-                                </a:lnTo>
-                              </a:path>
-                            </a:pathLst>
-                          </a:custGeom>
-                          <a:noFill/>
-                          <a:ln w="19050">
-                            <a:solidFill>
-                              <a:srgbClr val="000000"/>
-                            </a:solidFill>
-                            <a:round/>
-                            <a:headEnd/>
-                            <a:tailEnd/>
-                          </a:ln>
-                          <a:extLst>
-                            <a:ext uri="{909E8E84-426E-40DD-AFC4-6F175D3DCCD1}">
-                              <a14:hiddenFill xmlns:a14="http://schemas.microsoft.com/office/drawing/2010/main">
-                                <a:solidFill>
-                                  <a:srgbClr val="FFFFFF"/>
-                                </a:solidFill>
-                              </a14:hiddenFill>
-                            </a:ext>
-                          </a:extLst>
-                        </wps:spPr>
-                        <wps:bodyPr rot="0" vert="horz" wrap="square" lIns="91440" tIns="45720" rIns="91440" bIns="45720" anchor="t" anchorCtr="0" upright="1">
-                          <a:noAutofit/>
-                        </wps:bodyPr>
-                      </wps:wsp>
-                    </wpg:wgp>
-                  </a:graphicData>
-                </a:graphic>
-                <wp14:sizeRelH relativeFrom="page">
-                  <wp14:pctWidth>0</wp14:pctWidth>
-                </wp14:sizeRelH>
-                <wp14:sizeRelV relativeFrom="page">
-                  <wp14:pctHeight>0</wp14:pctHeight>
-                </wp14:sizeRelV>
-              </wp:anchor>
-            </w:drawing>
-          </mc:Choice>
-          <mc:Fallback>
-            <w:pict>
-              <v:group w14:anchorId="5516C6D6" id="Group 152" o:spid="_x0000_s1026" style="position:absolute;margin-left:89.3pt;margin-top:-6.6pt;width:33.7pt;height:9.6pt;z-index:-10552;mso-position-horizontal-relative:page" coordorigin="1786,-132" coordsize="674,192" o:gfxdata="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">
-                <v:shape id="Freeform 154" o:spid="_x0000_s1027" style="position:absolute;left:2368;top:-132;width:92;height:90;visibility:visible;mso-wrap-style:square;v-text-anchor:top" coordsize="92,90" o:gfxdata="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" path="m,l13,20r6,25l15,69,4,90,92,42,,xe" fillcolor="#828282" stroked="f">
-                  <v:path arrowok="t" o:connecttype="custom" o:connectlocs="0,-132;13,-112;19,-87;15,-63;4,-42;92,-90;0,-132" o:connectangles="0,0,0,0,0,0,0"/>
-                </v:shape>
-                <v:shape id="Freeform 153" o:spid="_x0000_s1028" style="position:absolute;left:1801;top:-87;width:587;height:133;visibility:visible;mso-wrap-style:square;v-text-anchor:top" coordsize="587,133" o:gfxdata="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" path="m587,l516,6r-83,9l342,28,251,43,165,61,90,82,33,106,,132e" filled="f" strokeweight="1.5pt">
-                  <v:path arrowok="t" o:connecttype="custom" o:connectlocs="587,-87;516,-81;433,-72;342,-59;251,-44;165,-26;90,-5;33,19;0,45" o:connectangles="0,0,0,0,0,0,0,0,0"/>
-                </v:shape>
-                <w10:wrap anchorx="page"/>
-              </v:group>
-            </w:pict>
-          </mc:Fallback>
-        </mc:AlternateContent>
-      </w:r>
-      <w:r>
-        <w:rPr>
-          <w:spacing w:val="-1"/>
-          <w:w w:val="72"/>
-          <w:lang w:val="de-DE"/>
-        </w:rPr>
-        <w:t>B</w:t>
-      </w:r>
-      <w:r>
-        <w:rPr>
-          <w:spacing w:val="-1"/>
-          <w:w w:val="64"/>
-          <w:lang w:val="de-DE"/>
-        </w:rPr>
-        <w:t>l</w:t>
-      </w:r>
-      <w:r>
-        <w:rPr>
-          <w:w w:val="61"/>
-          <w:lang w:val="de-DE"/>
-        </w:rPr>
-        <w:t>a</w:t>
-      </w:r>
-      <w:r>
-        <w:rPr>
-          <w:w w:val="61"/>
-          <w:lang w:val="de-DE"/>
-        </w:rPr>
-        <w:t>tt</w:t>
-      </w:r>
-      <w:r>
-        <w:rPr>
-          <w:spacing w:val="19"/>
-          <w:lang w:val="de-DE"/>
-        </w:rPr>
-        <w:t xml:space="preserve"> </w:t>
-      </w:r>
-      <w:r>
-        <w:rPr>
-          <w:spacing w:val="-1"/>
-          <w:w w:val="67"/>
-          <w:lang w:val="de-DE"/>
-        </w:rPr>
-        <w:t>(</w:t>
-      </w:r>
-      <w:proofErr w:type="spellStart"/>
-      <w:r>
-        <w:rPr>
-          <w:spacing w:val="-1"/>
-          <w:w w:val="64"/>
-          <w:lang w:val="de-DE"/>
-        </w:rPr>
-        <w:t>l</w:t>
-      </w:r>
-      <w:r>
-        <w:rPr>
-          <w:w w:val="59"/>
-          <w:lang w:val="de-DE"/>
-        </w:rPr>
-        <w:t>e</w:t>
-      </w:r>
-      <w:r>
-        <w:rPr>
-          <w:w w:val="61"/>
-          <w:lang w:val="de-DE"/>
-        </w:rPr>
-        <w:t>a</w:t>
-      </w:r>
-      <w:r>
-        <w:rPr>
-          <w:w w:val="61"/>
-          <w:lang w:val="de-DE"/>
-        </w:rPr>
-        <w:t>f</w:t>
-      </w:r>
-      <w:proofErr w:type="spellEnd"/>
-      <w:r>
-        <w:rPr>
-          <w:w w:val="68"/>
-          <w:lang w:val="de-DE"/>
-        </w:rPr>
-        <w:t>)</w:t>
-      </w:r>
-    </w:p>
-    <w:p>
-      <w:pPr>
         <w:pStyle w:val="Textkrper"/>
         <w:spacing w:before="4"/>
         <w:rPr>
@@ -4009,89 +1097,6 @@
           <w:lang w:val="de-DE"/>
         </w:rPr>
         <w:br w:type="column"/>
-      </w:r>
-    </w:p>
-    <w:p>
-      <w:pPr>
-        <w:ind w:left="24"/>
-        <w:rPr>
-          <w:sz w:val="16"/>
-          <w:szCs w:val="16"/>
-          <w:lang w:val="de-DE"/>
-        </w:rPr>
-      </w:pPr>
-      <w:r>
-        <w:rPr>
-          <w:sz w:val="16"/>
-          <w:szCs w:val="16"/>
-          <w:lang w:val="de-DE"/>
-        </w:rPr>
-        <w:t>beißt</w:t>
-      </w:r>
-    </w:p>
-    <w:p>
-      <w:pPr>
-        <w:pStyle w:val="Textkrper"/>
-        <w:spacing w:before="10"/>
-        <w:rPr>
-          <w:lang w:val="de-DE"/>
-        </w:rPr>
-      </w:pPr>
-      <w:r>
-        <w:rPr>
-          <w:lang w:val="de-DE"/>
-        </w:rPr>
-        <w:br w:type="column"/>
-      </w:r>
-    </w:p>
-    <w:p>
-      <w:pPr>
-        <w:spacing w:line="166" w:lineRule="exact"/>
-        <w:ind w:left="437" w:right="-19"/>
-        <w:rPr>
-          <w:sz w:val="16"/>
-          <w:szCs w:val="16"/>
-          <w:lang w:val="de-DE"/>
-        </w:rPr>
-      </w:pPr>
-      <w:r>
-        <w:rPr>
-          <w:sz w:val="16"/>
-          <w:szCs w:val="16"/>
-          <w:lang w:val="de-DE"/>
-        </w:rPr>
-        <w:t>beißt nicht</w:t>
-      </w:r>
-    </w:p>
-    <w:p>
-      <w:pPr>
-        <w:pStyle w:val="Textkrper"/>
-        <w:spacing w:before="4"/>
-        <w:rPr>
-          <w:lang w:val="de-DE"/>
-        </w:rPr>
-      </w:pPr>
-      <w:r>
-        <w:rPr>
-          <w:lang w:val="de-DE"/>
-        </w:rPr>
-        <w:br w:type="column"/>
-      </w:r>
-    </w:p>
-    <w:p>
-      <w:pPr>
-        <w:ind w:left="437"/>
-        <w:rPr>
-          <w:sz w:val="16"/>
-          <w:lang w:val="de-DE"/>
-        </w:rPr>
-      </w:pPr>
-      <w:r>
-        <w:rPr>
-          <w:sz w:val="16"/>
-          <w:lang w:val="de-DE"/>
-        </w:rPr>
-        <w:t>beißt</w:t>
       </w:r>
     </w:p>
     <w:p>
@@ -4126,7 +1131,12 @@
           <w:lang w:val="de-DE"/>
         </w:rPr>
       </w:pPr>
-      <w:r>
+    </w:p>
+    <w:p>
+      <w:pPr>
+        <w:pStyle w:val="Textkrper"/>
+        <w:spacing w:before="123" w:line="220" w:lineRule="exact"/>
+        <w:ind w:left="437" w:right="1142"/>
         <w:rPr>
           <w:b/>
           <w:bCs/>
@@ -4134,13 +1144,36 @@
           <w:szCs w:val="28"/>
           <w:lang w:val="de-DE"/>
         </w:rPr>
-        <w:t>Testdaten</w:t>
-      </w:r>
+      </w:pPr>
     </w:p>
     <w:p>
       <w:pPr>
+        <w:pStyle w:val="Textkrper"/>
+        <w:spacing w:before="123" w:line="220" w:lineRule="exact"/>
+        <w:ind w:left="437" w:right="1142" w:firstLine="245"/>
+        <w:rPr>
+          <w:b/>
+          <w:bCs/>
+          <w:sz w:val="28"/>
+          <w:szCs w:val="28"/>
+          <w:lang w:val="de-DE"/>
+        </w:rPr>
+      </w:pPr>
+      <w:r>
+        <w:rPr>
+          <w:b/>
+          <w:bCs/>
+          <w:sz w:val="28"/>
+          <w:szCs w:val="28"/>
+          <w:lang w:val="de-DE"/>
+        </w:rPr>
+        <w:t>Testdaten</w:t>
+      </w:r>
+    </w:p>
+    <w:p>
+      <w:pPr>
         <w:spacing w:beforeLines="60" w:before="144" w:after="160" w:line="288" w:lineRule="auto"/>
-        <w:ind w:left="437"/>
+        <w:ind w:left="682"/>
         <w:rPr>
           <w:sz w:val="21"/>
           <w:szCs w:val="21"/>
@@ -4242,16 +1275,16 @@
         <mc:AlternateContent>
           <mc:Choice Requires="wps">
             <w:drawing>
-              <wp:anchor distT="0" distB="0" distL="114300" distR="114300" simplePos="0" relativeHeight="503307528" behindDoc="0" locked="0" layoutInCell="1" allowOverlap="1" wp14:anchorId="4E93DBB6" wp14:editId="53EE6D71">
+              <wp:anchor distT="0" distB="0" distL="114300" distR="114300" simplePos="0" relativeHeight="251660288" behindDoc="0" locked="0" layoutInCell="1" allowOverlap="1" wp14:anchorId="4E93DBB6" wp14:editId="5788D5CA">
                 <wp:simplePos x="0" y="0"/>
                 <wp:positionH relativeFrom="column">
-                  <wp:posOffset>172085</wp:posOffset>
+                  <wp:posOffset>172494</wp:posOffset>
                 </wp:positionH>
                 <wp:positionV relativeFrom="paragraph">
-                  <wp:posOffset>731251</wp:posOffset>
+                  <wp:posOffset>728692</wp:posOffset>
                 </wp:positionV>
                 <wp:extent cx="6302375" cy="1398270"/>
-                <wp:effectExtent l="3810" t="0" r="0" b="3810"/>
+                <wp:effectExtent l="0" t="0" r="0" b="0"/>
                 <wp:wrapNone/>
                 <wp:docPr id="58" name="Text Box 195"/>
                 <wp:cNvGraphicFramePr>
@@ -4303,7 +1336,7 @@
                                 <w:noProof/>
                               </w:rPr>
                               <w:drawing>
-                                <wp:inline distT="0" distB="0" distL="0" distR="0" wp14:anchorId="5F23556A" wp14:editId="375F3B0F">
+                                <wp:inline distT="0" distB="0" distL="0" distR="0" wp14:anchorId="5F23556A" wp14:editId="6AC6DFD9">
                                   <wp:extent cx="5998028" cy="1313815"/>
                                   <wp:effectExtent l="0" t="0" r="3175" b="635"/>
                                   <wp:docPr id="12" name="Grafik 12"/>
@@ -4318,14 +1351,14 @@
                                           <pic:cNvPicPr/>
                                         </pic:nvPicPr>
                                         <pic:blipFill rotWithShape="1">
-                                          <a:blip r:embed="rId31"/>
+                                          <a:blip r:embed="rId16"/>
                                           <a:srcRect r="2827"/>
                                           <a:stretch/>
                                         </pic:blipFill>
                                         <pic:spPr bwMode="auto">
                                           <a:xfrm>
                                             <a:off x="0" y="0"/>
-                                            <a:ext cx="6092051" cy="1334410"/>
+                                            <a:ext cx="5998028" cy="1313815"/>
                                           </a:xfrm>
                                           <a:prstGeom prst="rect">
                                             <a:avLst/>
@@ -4365,7 +1398,7 @@
           </mc:Choice>
           <mc:Fallback>
             <w:pict>
-              <v:shape w14:anchorId="4E93DBB6" id="Text Box 195" o:spid="_x0000_s1057" type="#_x0000_t202" style="position:absolute;left:0;text-align:left;margin-left:13.55pt;margin-top:57.6pt;width:496.25pt;height:110.1pt;z-index:503307528;visibility:visible;mso-wrap-style:square;mso-width-percent:0;mso-height-percent:0;mso-wrap-distance-left:9pt;mso-wrap-distance-top:0;mso-wrap-distance-right:9pt;mso-wrap-distance-bottom:0;mso-position-horizontal:absolute;mso-position-horizontal-relative:text;mso-position-vertical:absolute;mso-position-vertical-relative:text;mso-width-percent:0;mso-height-percent:0;mso-width-relative:page;mso-height-relative:page;v-text-anchor:top" o:gfxdata="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" filled="f" stroked="f">
+              <v:shape w14:anchorId="4E93DBB6" id="Text Box 195" o:spid="_x0000_s1058" type="#_x0000_t202" style="position:absolute;left:0;text-align:left;margin-left:13.6pt;margin-top:57.4pt;width:496.25pt;height:110.1pt;z-index:503307528;visibility:visible;mso-wrap-style:square;mso-width-percent:0;mso-height-percent:0;mso-wrap-distance-left:9pt;mso-wrap-distance-top:0;mso-wrap-distance-right:9pt;mso-wrap-distance-bottom:0;mso-position-horizontal:absolute;mso-position-horizontal-relative:text;mso-position-vertical:absolute;mso-position-vertical-relative:text;mso-width-percent:0;mso-height-percent:0;mso-width-relative:page;mso-height-relative:page;v-text-anchor:top" o:gfxdata="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" filled="f" stroked="f">
                 <v:textbox>
                   <w:txbxContent>
                     <w:p>
@@ -4374,7 +1407,7 @@
                           <w:noProof/>
                         </w:rPr>
                         <w:drawing>
-                          <wp:inline distT="0" distB="0" distL="0" distR="0" wp14:anchorId="5F23556A" wp14:editId="375F3B0F">
+                          <wp:inline distT="0" distB="0" distL="0" distR="0" wp14:anchorId="5F23556A" wp14:editId="6AC6DFD9">
                             <wp:extent cx="5998028" cy="1313815"/>
                             <wp:effectExtent l="0" t="0" r="3175" b="635"/>
                             <wp:docPr id="12" name="Grafik 12"/>
@@ -4389,14 +1422,14 @@
                                     <pic:cNvPicPr/>
                                   </pic:nvPicPr>
                                   <pic:blipFill rotWithShape="1">
-                                    <a:blip r:embed="rId32"/>
+                                    <a:blip r:embed="rId33"/>
                                     <a:srcRect r="2827"/>
                                     <a:stretch/>
                                   </pic:blipFill>
                                   <pic:spPr bwMode="auto">
                                     <a:xfrm>
                                       <a:off x="0" y="0"/>
-                                      <a:ext cx="6092051" cy="1334410"/>
+                                      <a:ext cx="5998028" cy="1313815"/>
                                     </a:xfrm>
                                     <a:prstGeom prst="rect">
                                       <a:avLst/>
@@ -4700,10 +1733,10 @@
         <mc:AlternateContent>
           <mc:Choice Requires="wps">
             <w:drawing>
-              <wp:anchor distT="0" distB="0" distL="114300" distR="114300" simplePos="0" relativeHeight="503309576" behindDoc="0" locked="0" layoutInCell="1" allowOverlap="1" wp14:anchorId="1537C7C7" wp14:editId="7C399ABA">
+              <wp:anchor distT="0" distB="0" distL="114300" distR="114300" simplePos="0" relativeHeight="251662336" behindDoc="0" locked="0" layoutInCell="1" allowOverlap="1" wp14:anchorId="1537C7C7" wp14:editId="2F9D7BB2">
                 <wp:simplePos x="0" y="0"/>
                 <wp:positionH relativeFrom="column">
-                  <wp:posOffset>213360</wp:posOffset>
+                  <wp:posOffset>277818</wp:posOffset>
                 </wp:positionH>
                 <wp:positionV relativeFrom="paragraph">
                   <wp:posOffset>121285</wp:posOffset>
@@ -4793,7 +1826,7 @@
           </mc:Choice>
           <mc:Fallback>
             <w:pict>
-              <v:shape w14:anchorId="1537C7C7" id="Text Box 199" o:spid="_x0000_s1058" type="#_x0000_t202" style="position:absolute;left:0;text-align:left;margin-left:16.8pt;margin-top:9.55pt;width:185.9pt;height:30.65pt;z-index:503309576;visibility:visible;mso-wrap-style:square;mso-width-percent:0;mso-height-percent:0;mso-wrap-distance-left:9pt;mso-wrap-distance-top:0;mso-wrap-distance-right:9pt;mso-wrap-distance-bottom:0;mso-position-horizontal:absolute;mso-position-horizontal-relative:text;mso-position-vertical:absolute;mso-position-vertical-relative:text;mso-width-percent:0;mso-height-percent:0;mso-width-relative:page;mso-height-relative:page;v-text-anchor:top" o:gfxdata="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" filled="f" stroked="f">
+              <v:shape w14:anchorId="1537C7C7" id="Text Box 199" o:spid="_x0000_s1059" type="#_x0000_t202" style="position:absolute;left:0;text-align:left;margin-left:21.9pt;margin-top:9.55pt;width:185.9pt;height:30.65pt;z-index:503309576;visibility:visible;mso-wrap-style:square;mso-width-percent:0;mso-height-percent:0;mso-wrap-distance-left:9pt;mso-wrap-distance-top:0;mso-wrap-distance-right:9pt;mso-wrap-distance-bottom:0;mso-position-horizontal:absolute;mso-position-horizontal-relative:text;mso-position-vertical:absolute;mso-position-vertical-relative:text;mso-width-percent:0;mso-height-percent:0;mso-width-relative:page;mso-height-relative:page;v-text-anchor:top" o:gfxdata="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" filled="f" stroked="f">
                 <v:textbox>
                   <w:txbxContent>
                     <w:p>
@@ -4805,7 +1838,6 @@
                           <w:szCs w:val="28"/>
                         </w:rPr>
                       </w:pPr>
-                      <w:proofErr w:type="spellStart"/>
                       <w:r>
                         <w:rPr>
                           <w:b/>
@@ -4815,7 +1847,6 @@
                         </w:rPr>
                         <w:t>Konfusionsmatrix</w:t>
                       </w:r>
-                      <w:proofErr w:type="spellEnd"/>
                     </w:p>
                   </w:txbxContent>
                 </v:textbox>
@@ -4842,7 +1873,7 @@
           <w:szCs w:val="21"/>
           <w:lang w:val="de-DE"/>
         </w:rPr>
-        <w:t xml:space="preserve">Jetzt hast du die Testdaten klassifiziert und ihre tatsächliche Zuordnung ist bekannt. Die Ergebnisse </w:t>
+        <w:t xml:space="preserve">  </w:t>
       </w:r>
       <w:r>
         <w:rPr>
@@ -4850,7 +1881,16 @@
           <w:szCs w:val="21"/>
           <w:lang w:val="de-DE"/>
         </w:rPr>
-        <w:t xml:space="preserve">        </w:t>
+        <w:t>Jetzt hast du die Testdaten klassifiziert und ihre tatsächliche Zuordnung ist bekannt. Die Ergebnisse</w:t>
+      </w:r>
+      <w:r>
+        <w:rPr>
+          <w:sz w:val="21"/>
+          <w:szCs w:val="21"/>
+          <w:lang w:val="de-DE"/>
+        </w:rPr>
+        <w:br/>
+        <w:t xml:space="preserve">  </w:t>
       </w:r>
       <w:r>
         <w:rPr>
@@ -4909,7 +1949,7 @@
       <w:pPr>
         <w:pStyle w:val="Textkrper"/>
         <w:spacing w:beforeLines="20" w:before="48" w:after="60" w:line="216" w:lineRule="auto"/>
-        <w:ind w:left="360"/>
+        <w:ind w:left="682"/>
         <w:rPr>
           <w:sz w:val="21"/>
           <w:szCs w:val="21"/>
@@ -5014,12 +2054,53 @@
                 <w:szCs w:val="21"/>
               </w:rPr>
             </w:pPr>
+            <w:proofErr w:type="spellStart"/>
             <w:r>
               <w:rPr>
                 <w:sz w:val="21"/>
                 <w:szCs w:val="21"/>
               </w:rPr>
-              <w:t xml:space="preserve">Vorhergesagt: Äffchen beißt </w:t>
+              <w:t>Vorhergesagt</w:t>
+            </w:r>
+            <w:proofErr w:type="spellEnd"/>
+            <w:r>
+              <w:rPr>
+                <w:sz w:val="21"/>
+                <w:szCs w:val="21"/>
+              </w:rPr>
+              <w:t xml:space="preserve">: </w:t>
+            </w:r>
+            <w:proofErr w:type="spellStart"/>
+            <w:r>
+              <w:rPr>
+                <w:sz w:val="21"/>
+                <w:szCs w:val="21"/>
+              </w:rPr>
+              <w:t>Äffchen</w:t>
+            </w:r>
+            <w:proofErr w:type="spellEnd"/>
+            <w:r>
+              <w:rPr>
+                <w:sz w:val="21"/>
+                <w:szCs w:val="21"/>
+              </w:rPr>
+              <w:t xml:space="preserve"> </w:t>
+            </w:r>
+            <w:proofErr w:type="spellStart"/>
+            <w:r>
+              <w:rPr>
+                <w:sz w:val="21"/>
+                <w:szCs w:val="21"/>
+              </w:rPr>
+              <w:t>beißt</w:t>
+            </w:r>
+            <w:proofErr w:type="spellEnd"/>
+            <w:r>
+              <w:rPr>
+                <w:sz w:val="21"/>
+                <w:szCs w:val="21"/>
+              </w:rPr>
+              <w:t xml:space="preserve"> </w:t>
             </w:r>
             <w:proofErr w:type="spellStart"/>
             <w:r>
@@ -5089,12 +2170,53 @@
                 <w:szCs w:val="21"/>
               </w:rPr>
             </w:pPr>
+            <w:proofErr w:type="spellStart"/>
             <w:r>
               <w:rPr>
                 <w:sz w:val="21"/>
                 <w:szCs w:val="21"/>
               </w:rPr>
-              <w:t xml:space="preserve">Tatsächlich: Äffchen beißt </w:t>
+              <w:t>Tatsächlich</w:t>
+            </w:r>
+            <w:proofErr w:type="spellEnd"/>
+            <w:r>
+              <w:rPr>
+                <w:sz w:val="21"/>
+                <w:szCs w:val="21"/>
+              </w:rPr>
+              <w:t xml:space="preserve">: </w:t>
+            </w:r>
+            <w:proofErr w:type="spellStart"/>
+            <w:r>
+              <w:rPr>
+                <w:sz w:val="21"/>
+                <w:szCs w:val="21"/>
+              </w:rPr>
+              <w:t>Äffchen</w:t>
+            </w:r>
+            <w:proofErr w:type="spellEnd"/>
+            <w:r>
+              <w:rPr>
+                <w:sz w:val="21"/>
+                <w:szCs w:val="21"/>
+              </w:rPr>
+              <w:t xml:space="preserve"> </w:t>
+            </w:r>
+            <w:proofErr w:type="spellStart"/>
+            <w:r>
+              <w:rPr>
+                <w:sz w:val="21"/>
+                <w:szCs w:val="21"/>
+              </w:rPr>
+              <w:t>beißt</w:t>
+            </w:r>
+            <w:proofErr w:type="spellEnd"/>
+            <w:r>
+              <w:rPr>
+                <w:sz w:val="21"/>
+                <w:szCs w:val="21"/>
+              </w:rPr>
+              <w:t xml:space="preserve"> </w:t>
             </w:r>
             <w:proofErr w:type="spellStart"/>
             <w:r>
@@ -5145,7 +2267,7 @@
         <mc:AlternateContent>
           <mc:Choice Requires="wps">
             <w:drawing>
-              <wp:anchor distT="0" distB="0" distL="114300" distR="114300" simplePos="0" relativeHeight="503310600" behindDoc="0" locked="0" layoutInCell="1" allowOverlap="1" wp14:anchorId="77F000AE" wp14:editId="74136659">
+              <wp:anchor distT="0" distB="0" distL="114300" distR="114300" simplePos="0" relativeHeight="251663360" behindDoc="0" locked="0" layoutInCell="1" allowOverlap="1" wp14:anchorId="77F000AE" wp14:editId="74136659">
                 <wp:simplePos x="0" y="0"/>
                 <wp:positionH relativeFrom="column">
                   <wp:posOffset>3293071</wp:posOffset>
@@ -5204,7 +2326,7 @@
                                           <pic:cNvPicPr/>
                                         </pic:nvPicPr>
                                         <pic:blipFill>
-                                          <a:blip r:embed="rId33">
+                                          <a:blip r:embed="rId34">
                                             <a:extLst>
                                               <a:ext uri="{28A0092B-C50C-407E-A947-70E740481C1C}">
                                                 <a14:useLocalDpi xmlns:a14="http://schemas.microsoft.com/office/drawing/2010/main" val="0"/>
@@ -5262,7 +2384,7 @@
           </mc:Choice>
           <mc:Fallback>
             <w:pict>
-              <v:shape w14:anchorId="77F000AE" id="Textfeld 4" o:spid="_x0000_s1059" type="#_x0000_t202" style="position:absolute;left:0;text-align:left;margin-left:259.3pt;margin-top:21.55pt;width:276.9pt;height:71.35pt;z-index:503310600;visibility:visible;mso-wrap-style:square;mso-width-percent:0;mso-height-percent:0;mso-wrap-distance-left:9pt;mso-wrap-distance-top:0;mso-wrap-distance-right:9pt;mso-wrap-distance-bottom:0;mso-position-horizontal:absolute;mso-position-horizontal-relative:text;mso-position-vertical:absolute;mso-position-vertical-relative:text;mso-width-percent:0;mso-height-percent:0;mso-width-relative:margin;mso-height-relative:margin;v-text-anchor:top" o:gfxdata="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" filled="f" stroked="f" strokeweight=".5pt">
+              <v:shape w14:anchorId="77F000AE" id="Textfeld 4" o:spid="_x0000_s1060" type="#_x0000_t202" style="position:absolute;left:0;text-align:left;margin-left:259.3pt;margin-top:21.55pt;width:276.9pt;height:71.35pt;z-index:503310600;visibility:visible;mso-wrap-style:square;mso-width-percent:0;mso-height-percent:0;mso-wrap-distance-left:9pt;mso-wrap-distance-top:0;mso-wrap-distance-right:9pt;mso-wrap-distance-bottom:0;mso-position-horizontal:absolute;mso-position-horizontal-relative:text;mso-position-vertical:absolute;mso-position-vertical-relative:text;mso-width-percent:0;mso-height-percent:0;mso-width-relative:margin;mso-height-relative:margin;v-text-anchor:top" o:gfxdata="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" filled="f" stroked="f" strokeweight=".5pt">
                 <v:textbox>
                   <w:txbxContent>
                     <w:p>
@@ -5292,7 +2414,7 @@
                                     <pic:cNvPicPr/>
                                   </pic:nvPicPr>
                                   <pic:blipFill>
-                                    <a:blip r:embed="rId34">
+                                    <a:blip r:embed="rId35">
                                       <a:extLst>
                                         <a:ext uri="{28A0092B-C50C-407E-A947-70E740481C1C}">
                                           <a14:useLocalDpi xmlns:a14="http://schemas.microsoft.com/office/drawing/2010/main" val="0"/>
@@ -5344,7 +2466,7 @@
         <mc:AlternateContent>
           <mc:Choice Requires="wpg">
             <w:drawing>
-              <wp:anchor distT="0" distB="0" distL="114300" distR="114300" simplePos="0" relativeHeight="1336" behindDoc="0" locked="0" layoutInCell="1" allowOverlap="1" wp14:anchorId="6ECEEB70" wp14:editId="799CF567">
+              <wp:anchor distT="0" distB="0" distL="114300" distR="114300" simplePos="0" relativeHeight="251651072" behindDoc="0" locked="0" layoutInCell="1" allowOverlap="1" wp14:anchorId="6ECEEB70" wp14:editId="799CF567">
                 <wp:simplePos x="0" y="0"/>
                 <wp:positionH relativeFrom="page">
                   <wp:posOffset>692150</wp:posOffset>
@@ -5846,7 +2968,7 @@
         <mc:AlternateContent>
           <mc:Choice Requires="wpg">
             <w:drawing>
-              <wp:anchor distT="0" distB="0" distL="114300" distR="114300" simplePos="0" relativeHeight="2056" behindDoc="0" locked="0" layoutInCell="1" allowOverlap="1" wp14:anchorId="788C743F" wp14:editId="3F38130D">
+              <wp:anchor distT="0" distB="0" distL="114300" distR="114300" simplePos="0" relativeHeight="251653120" behindDoc="0" locked="0" layoutInCell="1" allowOverlap="1" wp14:anchorId="788C743F" wp14:editId="3F38130D">
                 <wp:simplePos x="0" y="0"/>
                 <wp:positionH relativeFrom="page">
                   <wp:posOffset>1908810</wp:posOffset>
@@ -6010,7 +3132,7 @@
         <mc:AlternateContent>
           <mc:Choice Requires="wpg">
             <w:drawing>
-              <wp:anchor distT="0" distB="0" distL="114300" distR="114300" simplePos="0" relativeHeight="2080" behindDoc="0" locked="0" layoutInCell="1" allowOverlap="1" wp14:anchorId="3F54897A" wp14:editId="0E2A1478">
+              <wp:anchor distT="0" distB="0" distL="114300" distR="114300" simplePos="0" relativeHeight="251654144" behindDoc="0" locked="0" layoutInCell="1" allowOverlap="1" wp14:anchorId="3F54897A" wp14:editId="0E2A1478">
                 <wp:simplePos x="0" y="0"/>
                 <wp:positionH relativeFrom="page">
                   <wp:posOffset>896620</wp:posOffset>
@@ -6622,7 +3744,7 @@
         <mc:AlternateContent>
           <mc:Choice Requires="wps">
             <w:drawing>
-              <wp:anchor distT="0" distB="0" distL="114300" distR="114300" simplePos="0" relativeHeight="503306504" behindDoc="1" locked="0" layoutInCell="1" allowOverlap="1" wp14:anchorId="292AD913" wp14:editId="3A75D097">
+              <wp:anchor distT="0" distB="0" distL="114300" distR="114300" simplePos="0" relativeHeight="251659264" behindDoc="1" locked="0" layoutInCell="1" allowOverlap="1" wp14:anchorId="292AD913" wp14:editId="3A75D097">
                 <wp:simplePos x="0" y="0"/>
                 <wp:positionH relativeFrom="page">
                   <wp:posOffset>2362200</wp:posOffset>
@@ -6729,7 +3851,7 @@
           </mc:Choice>
           <mc:Fallback>
             <w:pict>
-              <v:shape w14:anchorId="292AD913" id="Text Box 2" o:spid="_x0000_s1060" type="#_x0000_t202" style="position:absolute;left:0;text-align:left;margin-left:186pt;margin-top:17.3pt;width:322.15pt;height:16.85pt;z-index:-9976;visibility:visible;mso-wrap-style:square;mso-width-percent:0;mso-height-percent:0;mso-wrap-distance-left:9pt;mso-wrap-distance-top:0;mso-wrap-distance-right:9pt;mso-wrap-distance-bottom:0;mso-position-horizontal:absolute;mso-position-horizontal-relative:page;mso-position-vertical:absolute;mso-position-vertical-relative:text;mso-width-percent:0;mso-height-percent:0;mso-width-relative:page;mso-height-relative:page;v-text-anchor:top" o:gfxdata="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" filled="f" stroked="f">
+              <v:shape w14:anchorId="292AD913" id="Text Box 2" o:spid="_x0000_s1061" type="#_x0000_t202" style="position:absolute;left:0;text-align:left;margin-left:186pt;margin-top:17.3pt;width:322.15pt;height:16.85pt;z-index:-9976;visibility:visible;mso-wrap-style:square;mso-width-percent:0;mso-height-percent:0;mso-wrap-distance-left:9pt;mso-wrap-distance-top:0;mso-wrap-distance-right:9pt;mso-wrap-distance-bottom:0;mso-position-horizontal:absolute;mso-position-horizontal-relative:page;mso-position-vertical:absolute;mso-position-vertical-relative:text;mso-width-percent:0;mso-height-percent:0;mso-width-relative:page;mso-height-relative:page;v-text-anchor:top" o:gfxdata="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" filled="f" stroked="f">
                 <v:textbox inset="0,0,0,0">
                   <w:txbxContent>
                     <w:p>
@@ -6969,7 +4091,8 @@
         <w:spacing w:before="12"/>
         <w:ind w:left="3030"/>
         <w:rPr>
-          <w:sz w:val="24"/>
+          <w:sz w:val="20"/>
+          <w:szCs w:val="20"/>
           <w:lang w:val="de-DE"/>
         </w:rPr>
       </w:pPr>
@@ -7174,17 +4297,102 @@
         </w:rPr>
         <w:t>t</w:t>
       </w:r>
-    </w:p>
-    <w:p>
-      <w:pPr>
-        <w:spacing w:before="157" w:line="168" w:lineRule="auto"/>
-        <w:ind w:left="6959"/>
-        <w:rPr>
-          <w:sz w:val="20"/>
-          <w:szCs w:val="20"/>
-          <w:lang w:val="de-DE"/>
-        </w:rPr>
-      </w:pPr>
+      <w:r>
+        <w:rPr>
+          <w:noProof/>
+          <w:sz w:val="21"/>
+          <w:szCs w:val="21"/>
+          <w:lang w:val="de-DE"/>
+        </w:rPr>
+        <mc:AlternateContent>
+          <mc:Choice Requires="wps">
+            <w:drawing>
+              <wp:anchor distT="0" distB="0" distL="114300" distR="114300" simplePos="0" relativeHeight="251664384" behindDoc="0" locked="0" layoutInCell="1" allowOverlap="1" wp14:anchorId="13B7EB92" wp14:editId="3853C886">
+                <wp:simplePos x="0" y="0"/>
+                <wp:positionH relativeFrom="column">
+                  <wp:posOffset>174208</wp:posOffset>
+                </wp:positionH>
+                <wp:positionV relativeFrom="paragraph">
+                  <wp:posOffset>4200381</wp:posOffset>
+                </wp:positionV>
+                <wp:extent cx="2430145" cy="1941195"/>
+                <wp:effectExtent l="0" t="0" r="0" b="1905"/>
+                <wp:wrapNone/>
+                <wp:docPr id="2136744107" name="Text Box 197"/>
+                <wp:cNvGraphicFramePr>
+                  <a:graphicFrameLocks xmlns:a="http://schemas.openxmlformats.org/drawingml/2006/main"/>
+                </wp:cNvGraphicFramePr>
+                <a:graphic xmlns:a="http://schemas.openxmlformats.org/drawingml/2006/main">
+                  <a:graphicData uri="http://schemas.microsoft.com/office/word/2010/wordprocessingShape">
+                    <wps:wsp>
+                      <wps:cNvSpPr txBox="1">
+                        <a:spLocks noChangeArrowheads="1"/>
+                      </wps:cNvSpPr>
+                      <wps:spPr bwMode="auto">
+                        <a:xfrm>
+                          <a:off x="0" y="0"/>
+                          <a:ext cx="2430145" cy="1941195"/>
+                        </a:xfrm>
+                        <a:prstGeom prst="rect">
+                          <a:avLst/>
+                        </a:prstGeom>
+                        <a:noFill/>
+                        <a:ln>
+                          <a:noFill/>
+                        </a:ln>
+                        <a:extLst>
+                          <a:ext uri="{909E8E84-426E-40DD-AFC4-6F175D3DCCD1}">
+                            <a14:hiddenFill xmlns:a14="http://schemas.microsoft.com/office/drawing/2010/main">
+                              <a:solidFill>
+                                <a:srgbClr val="FFFFFF"/>
+                              </a:solidFill>
+                            </a14:hiddenFill>
+                          </a:ext>
+                          <a:ext uri="{91240B29-F687-4F45-9708-019B960494DF}">
+                            <a14:hiddenLine xmlns:a14="http://schemas.microsoft.com/office/drawing/2010/main" w="9525">
+                              <a:solidFill>
+                                <a:srgbClr val="000000"/>
+                              </a:solidFill>
+                              <a:miter lim="800000"/>
+                              <a:headEnd/>
+                              <a:tailEnd/>
+                            </a14:hiddenLine>
+                          </a:ext>
+                        </a:extLst>
+                      </wps:spPr>
+                      <wps:txbx>
+                        <w:txbxContent>
+                          <w:p/>
+                        </w:txbxContent>
+                      </wps:txbx>
+                      <wps:bodyPr rot="0" vert="horz" wrap="square" lIns="91440" tIns="45720" rIns="91440" bIns="45720" anchor="t" anchorCtr="0" upright="1">
+                        <a:noAutofit/>
+                      </wps:bodyPr>
+                    </wps:wsp>
+                  </a:graphicData>
+                </a:graphic>
+                <wp14:sizeRelH relativeFrom="page">
+                  <wp14:pctWidth>0</wp14:pctWidth>
+                </wp14:sizeRelH>
+                <wp14:sizeRelV relativeFrom="page">
+                  <wp14:pctHeight>0</wp14:pctHeight>
+                </wp14:sizeRelV>
+              </wp:anchor>
+            </w:drawing>
+          </mc:Choice>
+          <mc:Fallback>
+            <w:pict>
+              <v:shape w14:anchorId="13B7EB92" id="Text Box 197" o:spid="_x0000_s1033" type="#_x0000_t202" style="position:absolute;left:0;text-align:left;margin-left:13.7pt;margin-top:330.75pt;width:191.35pt;height:152.85pt;z-index:251664384;visibility:visible;mso-wrap-style:square;mso-width-percent:0;mso-height-percent:0;mso-wrap-distance-left:9pt;mso-wrap-distance-top:0;mso-wrap-distance-right:9pt;mso-wrap-distance-bottom:0;mso-position-horizontal:absolute;mso-position-horizontal-relative:text;mso-position-vertical:absolute;mso-position-vertical-relative:text;mso-width-percent:0;mso-height-percent:0;mso-width-relative:page;mso-height-relative:page;v-text-anchor:top" o:gfxdata="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" filled="f" stroked="f">
+                <v:textbox>
+                  <w:txbxContent>
+                    <w:p/>
+                  </w:txbxContent>
+                </v:textbox>
+              </v:shape>
+            </w:pict>
+          </mc:Fallback>
+        </mc:AlternateContent>
+      </w:r>
       <w:r>
         <w:rPr>
           <w:w w:val="80"/>
@@ -7206,8 +4414,66 @@
 </w:document>
 </file>
 
+<file path=word/comments.xml><?xml version="1.0" encoding="utf-8"?>
+<w:comments xmlns:wpc="http://schemas.microsoft.com/office/word/2010/wordprocessingCanvas" xmlns:cx="http://schemas.microsoft.com/office/drawing/2014/chartex" xmlns:cx1="http://schemas.microsoft.com/office/drawing/2015/9/8/chartex" xmlns:cx2="http://schemas.microsoft.com/office/drawing/2015/10/21/chartex" xmlns:cx3="http://schemas.microsoft.com/office/drawing/2016/5/9/chartex" xmlns:cx4="http://schemas.microsoft.com/office/drawing/2016/5/10/chartex" xmlns:cx5="http://schemas.microsoft.com/office/drawing/2016/5/11/chartex" xmlns:cx6="http://schemas.microsoft.com/office/drawing/2016/5/12/chartex" xmlns:cx7="http://schemas.microsoft.com/office/drawing/2016/5/13/chartex" xmlns:cx8="http://schemas.microsoft.com/office/drawing/2016/5/14/chartex" xmlns:mc="http://schemas.openxmlformats.org/markup-compatibility/2006" xmlns:aink="http://schemas.microsoft.com/office/drawing/2016/ink" xmlns:am3d="http://schemas.microsoft.com/office/drawing/2017/model3d" xmlns:o="urn:schemas-microsoft-com:office:office" xmlns:oel="http://schemas.microsoft.com/office/2019/extlst" xmlns:r="http://schemas.openxmlformats.org/officeDocument/2006/relationships" xmlns:m="http://schemas.openxmlformats.org/officeDocument/2006/math" xmlns:v="urn:schemas-microsoft-com:vml" xmlns:wp14="http://schemas.microsoft.com/office/word/2010/wordprocessingDrawing" xmlns:wp="http://schemas.openxmlformats.org/drawingml/2006/wordprocessingDrawing" xmlns:w10="urn:schemas-microsoft-com:office:word" xmlns:w="http://schemas.openxmlformats.org/wordprocessingml/2006/main" xmlns:w14="http://schemas.microsoft.com/office/word/2010/wordml" xmlns:w15="http://schemas.microsoft.com/office/word/2012/wordml" xmlns:w16cex="http://schemas.microsoft.com/office/word/2018/wordml/cex" xmlns:w16cid="http://schemas.microsoft.com/office/word/2016/wordml/cid" xmlns:w16="http://schemas.microsoft.com/office/word/2018/wordml" xmlns:w16sdtdh="http://schemas.microsoft.com/office/word/2020/wordml/sdtdatahash" xmlns:w16se="http://schemas.microsoft.com/office/word/2015/wordml/symex" xmlns:wpg="http://schemas.microsoft.com/office/word/2010/wordprocessingGroup" xmlns:wpi="http://schemas.microsoft.com/office/word/2010/wordprocessingInk" xmlns:wne="http://schemas.microsoft.com/office/word/2006/wordml" xmlns:wps="http://schemas.microsoft.com/office/word/2010/wordprocessingShape" mc:Ignorable="w14 w15 w16se w16cid w16 w16cex w16sdtdh wp14">
+  <w:comment w:id="0" w:author="Müller, Maximilian | Wissensfabrik" w:date="2023-07-03T11:36:00Z" w:initials="MM">
+    <w:p>
+      <w:pPr>
+        <w:pStyle w:val="Kommentartext"/>
+      </w:pPr>
+      <w:r>
+        <w:rPr>
+          <w:rStyle w:val="Kommentarzeichen"/>
+        </w:rPr>
+        <w:annotationRef/>
+      </w:r>
+      <w:r>
+        <w:t>Seitenlayout hat nicht zu den anderen Dokumenten gepasst. Habe ich komplett den Seitenrändern usw. der anderen Dokumente angepasst. Bitte nochmal checken ob das so passt.</w:t>
+      </w:r>
+    </w:p>
+  </w:comment>
+  <w:comment w:id="1" w:author="Müller, Maximilian | Wissensfabrik" w:date="2023-07-03T11:37:00Z" w:initials="MM">
+    <w:p>
+      <w:pPr>
+        <w:pStyle w:val="Kommentartext"/>
+      </w:pPr>
+      <w:r>
+        <w:rPr>
+          <w:rStyle w:val="Kommentarzeichen"/>
+        </w:rPr>
+        <w:annotationRef/>
+      </w:r>
+      <w:r>
+        <w:t>Eventuell zweite Seite entzerren und eine dritte Seite beginnen?</w:t>
+      </w:r>
+    </w:p>
+  </w:comment>
+</w:comments>
+</file>
+
+<file path=word/commentsExtended.xml><?xml version="1.0" encoding="utf-8"?>
+<w15:commentsEx xmlns:wpc="http://schemas.microsoft.com/office/word/2010/wordprocessingCanvas" xmlns:cx="http://schemas.microsoft.com/office/drawing/2014/chartex" xmlns:cx1="http://schemas.microsoft.com/office/drawing/2015/9/8/chartex" xmlns:cx2="http://schemas.microsoft.com/office/drawing/2015/10/21/chartex" xmlns:cx3="http://schemas.microsoft.com/office/drawing/2016/5/9/chartex" xmlns:cx4="http://schemas.microsoft.com/office/drawing/2016/5/10/chartex" xmlns:cx5="http://schemas.microsoft.com/office/drawing/2016/5/11/chartex" xmlns:cx6="http://schemas.microsoft.com/office/drawing/2016/5/12/chartex" xmlns:cx7="http://schemas.microsoft.com/office/drawing/2016/5/13/chartex" xmlns:cx8="http://schemas.microsoft.com/office/drawing/2016/5/14/chartex" xmlns:mc="http://schemas.openxmlformats.org/markup-compatibility/2006" xmlns:aink="http://schemas.microsoft.com/office/drawing/2016/ink" xmlns:am3d="http://schemas.microsoft.com/office/drawing/2017/model3d" xmlns:o="urn:schemas-microsoft-com:office:office" xmlns:oel="http://schemas.microsoft.com/office/2019/extlst" xmlns:r="http://schemas.openxmlformats.org/officeDocument/2006/relationships" xmlns:m="http://schemas.openxmlformats.org/officeDocument/2006/math" xmlns:v="urn:schemas-microsoft-com:vml" xmlns:wp14="http://schemas.microsoft.com/office/word/2010/wordprocessingDrawing" xmlns:wp="http://schemas.openxmlformats.org/drawingml/2006/wordprocessingDrawing" xmlns:w10="urn:schemas-microsoft-com:office:word" xmlns:w="http://schemas.openxmlformats.org/wordprocessingml/2006/main" xmlns:w14="http://schemas.microsoft.com/office/word/2010/wordml" xmlns:w15="http://schemas.microsoft.com/office/word/2012/wordml" xmlns:w16cex="http://schemas.microsoft.com/office/word/2018/wordml/cex" xmlns:w16cid="http://schemas.microsoft.com/office/word/2016/wordml/cid" xmlns:w16="http://schemas.microsoft.com/office/word/2018/wordml" xmlns:w16sdtdh="http://schemas.microsoft.com/office/word/2020/wordml/sdtdatahash" xmlns:w16se="http://schemas.microsoft.com/office/word/2015/wordml/symex" xmlns:wpg="http://schemas.microsoft.com/office/word/2010/wordprocessingGroup" xmlns:wpi="http://schemas.microsoft.com/office/word/2010/wordprocessingInk" xmlns:wne="http://schemas.microsoft.com/office/word/2006/wordml" xmlns:wps="http://schemas.microsoft.com/office/word/2010/wordprocessingShape" mc:Ignorable="w14 w15 w16se w16cid w16 w16cex w16sdtdh wp14">
+  <w15:commentEx w15:paraId="03770C9B" w15:done="0"/>
+  <w15:commentEx w15:paraId="62292E36" w15:paraIdParent="03770C9B" w15:done="0"/>
+</w15:commentsEx>
+</file>
+
+<file path=word/commentsExtensible.xml><?xml version="1.0" encoding="utf-8"?>
+<w16cex:commentsExtensible xmlns:wpc="http://schemas.microsoft.com/office/word/2010/wordprocessingCanvas" xmlns:cx="http://schemas.microsoft.com/office/drawing/2014/chartex" xmlns:cx1="http://schemas.microsoft.com/office/drawing/2015/9/8/chartex" xmlns:cx2="http://schemas.microsoft.com/office/drawing/2015/10/21/chartex" xmlns:cx3="http://schemas.microsoft.com/office/drawing/2016/5/9/chartex" xmlns:cx4="http://schemas.microsoft.com/office/drawing/2016/5/10/chartex" xmlns:cx5="http://schemas.microsoft.com/office/drawing/2016/5/11/chartex" xmlns:cx6="http://schemas.microsoft.com/office/drawing/2016/5/12/chartex" xmlns:cx7="http://schemas.microsoft.com/office/drawing/2016/5/13/chartex" xmlns:cx8="http://schemas.microsoft.com/office/drawing/2016/5/14/chartex" xmlns:mc="http://schemas.openxmlformats.org/markup-compatibility/2006" xmlns:aink="http://schemas.microsoft.com/office/drawing/2016/ink" xmlns:am3d="http://schemas.microsoft.com/office/drawing/2017/model3d" xmlns:o="urn:schemas-microsoft-com:office:office" xmlns:oel="http://schemas.microsoft.com/office/2019/extlst" xmlns:r="http://schemas.openxmlformats.org/officeDocument/2006/relationships" xmlns:m="http://schemas.openxmlformats.org/officeDocument/2006/math" xmlns:v="urn:schemas-microsoft-com:vml" xmlns:wp14="http://schemas.microsoft.com/office/word/2010/wordprocessingDrawing" xmlns:wp="http://schemas.openxmlformats.org/drawingml/2006/wordprocessingDrawing" xmlns:w10="urn:schemas-microsoft-com:office:word" xmlns:w="http://schemas.openxmlformats.org/wordprocessingml/2006/main" xmlns:w14="http://schemas.microsoft.com/office/word/2010/wordml" xmlns:w15="http://schemas.microsoft.com/office/word/2012/wordml" xmlns:w16cex="http://schemas.microsoft.com/office/word/2018/wordml/cex" xmlns:w16cid="http://schemas.microsoft.com/office/word/2016/wordml/cid" xmlns:w16="http://schemas.microsoft.com/office/word/2018/wordml" xmlns:w16sdtdh="http://schemas.microsoft.com/office/word/2020/wordml/sdtdatahash" xmlns:w16se="http://schemas.microsoft.com/office/word/2015/wordml/symex" xmlns:wpg="http://schemas.microsoft.com/office/word/2010/wordprocessingGroup" xmlns:wpi="http://schemas.microsoft.com/office/word/2010/wordprocessingInk" xmlns:wne="http://schemas.microsoft.com/office/word/2006/wordml" xmlns:wps="http://schemas.microsoft.com/office/word/2010/wordprocessingShape" mc:Ignorable="w14 w15 w16se w16cid w16 w16cex w16sdtdh wp14">
+  <w16cex:commentExtensible w16cex:durableId="284D3155" w16cex:dateUtc="2023-07-03T09:36:00Z"/>
+  <w16cex:commentExtensible w16cex:durableId="284D3176" w16cex:dateUtc="2023-07-03T09:37:00Z"/>
+</w16cex:commentsExtensible>
+</file>
+
+<file path=word/commentsIds.xml><?xml version="1.0" encoding="utf-8"?>
+<w16cid:commentsIds xmlns:wpc="http://schemas.microsoft.com/office/word/2010/wordprocessingCanvas" xmlns:cx="http://schemas.microsoft.com/office/drawing/2014/chartex" xmlns:cx1="http://schemas.microsoft.com/office/drawing/2015/9/8/chartex" xmlns:cx2="http://schemas.microsoft.com/office/drawing/2015/10/21/chartex" xmlns:cx3="http://schemas.microsoft.com/office/drawing/2016/5/9/chartex" xmlns:cx4="http://schemas.microsoft.com/office/drawing/2016/5/10/chartex" xmlns:cx5="http://schemas.microsoft.com/office/drawing/2016/5/11/chartex" xmlns:cx6="http://schemas.microsoft.com/office/drawing/2016/5/12/chartex" xmlns:cx7="http://schemas.microsoft.com/office/drawing/2016/5/13/chartex" xmlns:cx8="http://schemas.microsoft.com/office/drawing/2016/5/14/chartex" xmlns:mc="http://schemas.openxmlformats.org/markup-compatibility/2006" xmlns:aink="http://schemas.microsoft.com/office/drawing/2016/ink" xmlns:am3d="http://schemas.microsoft.com/office/drawing/2017/model3d" xmlns:o="urn:schemas-microsoft-com:office:office" xmlns:oel="http://schemas.microsoft.com/office/2019/extlst" xmlns:r="http://schemas.openxmlformats.org/officeDocument/2006/relationships" xmlns:m="http://schemas.openxmlformats.org/officeDocument/2006/math" xmlns:v="urn:schemas-microsoft-com:vml" xmlns:wp14="http://schemas.microsoft.com/office/word/2010/wordprocessingDrawing" xmlns:wp="http://schemas.openxmlformats.org/drawingml/2006/wordprocessingDrawing" xmlns:w10="urn:schemas-microsoft-com:office:word" xmlns:w="http://schemas.openxmlformats.org/wordprocessingml/2006/main" xmlns:w14="http://schemas.microsoft.com/office/word/2010/wordml" xmlns:w15="http://schemas.microsoft.com/office/word/2012/wordml" xmlns:w16cex="http://schemas.microsoft.com/office/word/2018/wordml/cex" xmlns:w16cid="http://schemas.microsoft.com/office/word/2016/wordml/cid" xmlns:w16="http://schemas.microsoft.com/office/word/2018/wordml" xmlns:w16sdtdh="http://schemas.microsoft.com/office/word/2020/wordml/sdtdatahash" xmlns:w16se="http://schemas.microsoft.com/office/word/2015/wordml/symex" xmlns:wpg="http://schemas.microsoft.com/office/word/2010/wordprocessingGroup" xmlns:wpi="http://schemas.microsoft.com/office/word/2010/wordprocessingInk" xmlns:wne="http://schemas.microsoft.com/office/word/2006/wordml" xmlns:wps="http://schemas.microsoft.com/office/word/2010/wordprocessingShape" mc:Ignorable="w14 w15 w16se w16cid w16 w16cex w16sdtdh wp14">
+  <w16cid:commentId w16cid:paraId="03770C9B" w16cid:durableId="284D3155"/>
+  <w16cid:commentId w16cid:paraId="62292E36" w16cid:durableId="284D3176"/>
+</w16cid:commentsIds>
+</file>
+
 <file path=word/endnotes.xml><?xml version="1.0" encoding="utf-8"?>
-<w:endnotes xmlns:wpc="http://schemas.microsoft.com/office/word/2010/wordprocessingCanvas" xmlns:cx="http://schemas.microsoft.com/office/drawing/2014/chartex" xmlns:cx1="http://schemas.microsoft.com/office/drawing/2015/9/8/chartex" xmlns:cx2="http://schemas.microsoft.com/office/drawing/2015/10/21/chartex" xmlns:cx3="http://schemas.microsoft.com/office/drawing/2016/5/9/chartex" xmlns:cx4="http://schemas.microsoft.com/office/drawing/2016/5/10/chartex" xmlns:cx5="http://schemas.microsoft.com/office/drawing/2016/5/11/chartex" xmlns:cx6="http://schemas.microsoft.com/office/drawing/2016/5/12/chartex" xmlns:cx7="http://schemas.microsoft.com/office/drawing/2016/5/13/chartex" xmlns:cx8="http://schemas.microsoft.com/office/drawing/2016/5/14/chartex" xmlns:mc="http://schemas.openxmlformats.org/markup-compatibility/2006" xmlns:aink="http://schemas.microsoft.com/office/drawing/2016/ink" xmlns:am3d="http://schemas.microsoft.com/office/drawing/2017/model3d" xmlns:o="urn:schemas-microsoft-com:office:office" xmlns:r="http://schemas.openxmlformats.org/officeDocument/2006/relationships" xmlns:m="http://schemas.openxmlformats.org/officeDocument/2006/math" xmlns:v="urn:schemas-microsoft-com:vml" xmlns:wp14="http://schemas.microsoft.com/office/word/2010/wordprocessingDrawing" xmlns:wp="http://schemas.openxmlformats.org/drawingml/2006/wordprocessingDrawing" xmlns:w10="urn:schemas-microsoft-com:office:word" xmlns:w="http://schemas.openxmlformats.org/wordprocessingml/2006/main" xmlns:w14="http://schemas.microsoft.com/office/word/2010/wordml" xmlns:w15="http://schemas.microsoft.com/office/word/2012/wordml" xmlns:w16cex="http://schemas.microsoft.com/office/word/2018/wordml/cex" xmlns:w16cid="http://schemas.microsoft.com/office/word/2016/wordml/cid" xmlns:w16="http://schemas.microsoft.com/office/word/2018/wordml" xmlns:w16sdtdh="http://schemas.microsoft.com/office/word/2020/wordml/sdtdatahash" xmlns:w16se="http://schemas.microsoft.com/office/word/2015/wordml/symex" xmlns:wpg="http://schemas.microsoft.com/office/word/2010/wordprocessingGroup" xmlns:wpi="http://schemas.microsoft.com/office/word/2010/wordprocessingInk" xmlns:wne="http://schemas.microsoft.com/office/word/2006/wordml" xmlns:wps="http://schemas.microsoft.com/office/word/2010/wordprocessingShape" mc:Ignorable="w14 w15 w16se w16cid w16 w16cex w16sdtdh wp14">
+<w:endnotes xmlns:wpc="http://schemas.microsoft.com/office/word/2010/wordprocessingCanvas" xmlns:cx="http://schemas.microsoft.com/office/drawing/2014/chartex" xmlns:cx1="http://schemas.microsoft.com/office/drawing/2015/9/8/chartex" xmlns:cx2="http://schemas.microsoft.com/office/drawing/2015/10/21/chartex" xmlns:cx3="http://schemas.microsoft.com/office/drawing/2016/5/9/chartex" xmlns:cx4="http://schemas.microsoft.com/office/drawing/2016/5/10/chartex" xmlns:cx5="http://schemas.microsoft.com/office/drawing/2016/5/11/chartex" xmlns:cx6="http://schemas.microsoft.com/office/drawing/2016/5/12/chartex" xmlns:cx7="http://schemas.microsoft.com/office/drawing/2016/5/13/chartex" xmlns:cx8="http://schemas.microsoft.com/office/drawing/2016/5/14/chartex" xmlns:mc="http://schemas.openxmlformats.org/markup-compatibility/2006" xmlns:aink="http://schemas.microsoft.com/office/drawing/2016/ink" xmlns:am3d="http://schemas.microsoft.com/office/drawing/2017/model3d" xmlns:o="urn:schemas-microsoft-com:office:office" xmlns:oel="http://schemas.microsoft.com/office/2019/extlst" xmlns:r="http://schemas.openxmlformats.org/officeDocument/2006/relationships" xmlns:m="http://schemas.openxmlformats.org/officeDocument/2006/math" xmlns:v="urn:schemas-microsoft-com:vml" xmlns:wp14="http://schemas.microsoft.com/office/word/2010/wordprocessingDrawing" xmlns:wp="http://schemas.openxmlformats.org/drawingml/2006/wordprocessingDrawing" xmlns:w10="urn:schemas-microsoft-com:office:word" xmlns:w="http://schemas.openxmlformats.org/wordprocessingml/2006/main" xmlns:w14="http://schemas.microsoft.com/office/word/2010/wordml" xmlns:w15="http://schemas.microsoft.com/office/word/2012/wordml" xmlns:w16cex="http://schemas.microsoft.com/office/word/2018/wordml/cex" xmlns:w16cid="http://schemas.microsoft.com/office/word/2016/wordml/cid" xmlns:w16="http://schemas.microsoft.com/office/word/2018/wordml" xmlns:w16sdtdh="http://schemas.microsoft.com/office/word/2020/wordml/sdtdatahash" xmlns:w16se="http://schemas.microsoft.com/office/word/2015/wordml/symex" xmlns:wpg="http://schemas.microsoft.com/office/word/2010/wordprocessingGroup" xmlns:wpi="http://schemas.microsoft.com/office/word/2010/wordprocessingInk" xmlns:wne="http://schemas.microsoft.com/office/word/2006/wordml" xmlns:wps="http://schemas.microsoft.com/office/word/2010/wordprocessingShape" mc:Ignorable="w14 w15 w16se w16cid w16 w16cex w16sdtdh wp14">
   <w:endnote w:type="separator" w:id="-1">
     <w:p>
       <w:r>
@@ -7226,7 +4492,7 @@
 </file>
 
 <file path=word/footer1.xml><?xml version="1.0" encoding="utf-8"?>
-<w:ftr xmlns:wpc="http://schemas.microsoft.com/office/word/2010/wordprocessingCanvas" xmlns:cx="http://schemas.microsoft.com/office/drawing/2014/chartex" xmlns:cx1="http://schemas.microsoft.com/office/drawing/2015/9/8/chartex" xmlns:cx2="http://schemas.microsoft.com/office/drawing/2015/10/21/chartex" xmlns:cx3="http://schemas.microsoft.com/office/drawing/2016/5/9/chartex" xmlns:cx4="http://schemas.microsoft.com/office/drawing/2016/5/10/chartex" xmlns:cx5="http://schemas.microsoft.com/office/drawing/2016/5/11/chartex" xmlns:cx6="http://schemas.microsoft.com/office/drawing/2016/5/12/chartex" xmlns:cx7="http://schemas.microsoft.com/office/drawing/2016/5/13/chartex" xmlns:cx8="http://schemas.microsoft.com/office/drawing/2016/5/14/chartex" xmlns:mc="http://schemas.openxmlformats.org/markup-compatibility/2006" xmlns:aink="http://schemas.microsoft.com/office/drawing/2016/ink" xmlns:am3d="http://schemas.microsoft.com/office/drawing/2017/model3d" xmlns:o="urn:schemas-microsoft-com:office:office" xmlns:r="http://schemas.openxmlformats.org/officeDocument/2006/relationships" xmlns:m="http://schemas.openxmlformats.org/officeDocument/2006/math" xmlns:v="urn:schemas-microsoft-com:vml" xmlns:wp14="http://schemas.microsoft.com/office/word/2010/wordprocessingDrawing" xmlns:wp="http://schemas.openxmlformats.org/drawingml/2006/wordprocessingDrawing" xmlns:w10="urn:schemas-microsoft-com:office:word" xmlns:w="http://schemas.openxmlformats.org/wordprocessingml/2006/main" xmlns:w14="http://schemas.microsoft.com/office/word/2010/wordml" xmlns:w15="http://schemas.microsoft.com/office/word/2012/wordml" xmlns:w16cex="http://schemas.microsoft.com/office/word/2018/wordml/cex" xmlns:w16cid="http://schemas.microsoft.com/office/word/2016/wordml/cid" xmlns:w16="http://schemas.microsoft.com/office/word/2018/wordml" xmlns:w16sdtdh="http://schemas.microsoft.com/office/word/2020/wordml/sdtdatahash" xmlns:w16se="http://schemas.microsoft.com/office/word/2015/wordml/symex" xmlns:wpg="http://schemas.microsoft.com/office/word/2010/wordprocessingGroup" xmlns:wpi="http://schemas.microsoft.com/office/word/2010/wordprocessingInk" xmlns:wne="http://schemas.microsoft.com/office/word/2006/wordml" xmlns:wps="http://schemas.microsoft.com/office/word/2010/wordprocessingShape" mc:Ignorable="w14 w15 w16se w16cid w16 w16cex w16sdtdh wp14">
+<w:ftr xmlns:wpc="http://schemas.microsoft.com/office/word/2010/wordprocessingCanvas" xmlns:cx="http://schemas.microsoft.com/office/drawing/2014/chartex" xmlns:cx1="http://schemas.microsoft.com/office/drawing/2015/9/8/chartex" xmlns:cx2="http://schemas.microsoft.com/office/drawing/2015/10/21/chartex" xmlns:cx3="http://schemas.microsoft.com/office/drawing/2016/5/9/chartex" xmlns:cx4="http://schemas.microsoft.com/office/drawing/2016/5/10/chartex" xmlns:cx5="http://schemas.microsoft.com/office/drawing/2016/5/11/chartex" xmlns:cx6="http://schemas.microsoft.com/office/drawing/2016/5/12/chartex" xmlns:cx7="http://schemas.microsoft.com/office/drawing/2016/5/13/chartex" xmlns:cx8="http://schemas.microsoft.com/office/drawing/2016/5/14/chartex" xmlns:mc="http://schemas.openxmlformats.org/markup-compatibility/2006" xmlns:aink="http://schemas.microsoft.com/office/drawing/2016/ink" xmlns:am3d="http://schemas.microsoft.com/office/drawing/2017/model3d" xmlns:o="urn:schemas-microsoft-com:office:office" xmlns:oel="http://schemas.microsoft.com/office/2019/extlst" xmlns:r="http://schemas.openxmlformats.org/officeDocument/2006/relationships" xmlns:m="http://schemas.openxmlformats.org/officeDocument/2006/math" xmlns:v="urn:schemas-microsoft-com:vml" xmlns:wp14="http://schemas.microsoft.com/office/word/2010/wordprocessingDrawing" xmlns:wp="http://schemas.openxmlformats.org/drawingml/2006/wordprocessingDrawing" xmlns:w10="urn:schemas-microsoft-com:office:word" xmlns:w="http://schemas.openxmlformats.org/wordprocessingml/2006/main" xmlns:w14="http://schemas.microsoft.com/office/word/2010/wordml" xmlns:w15="http://schemas.microsoft.com/office/word/2012/wordml" xmlns:w16cex="http://schemas.microsoft.com/office/word/2018/wordml/cex" xmlns:w16cid="http://schemas.microsoft.com/office/word/2016/wordml/cid" xmlns:w16="http://schemas.microsoft.com/office/word/2018/wordml" xmlns:w16sdtdh="http://schemas.microsoft.com/office/word/2020/wordml/sdtdatahash" xmlns:w16se="http://schemas.microsoft.com/office/word/2015/wordml/symex" xmlns:wpg="http://schemas.microsoft.com/office/word/2010/wordprocessingGroup" xmlns:wpi="http://schemas.microsoft.com/office/word/2010/wordprocessingInk" xmlns:wne="http://schemas.microsoft.com/office/word/2006/wordml" xmlns:wps="http://schemas.microsoft.com/office/word/2010/wordprocessingShape" mc:Ignorable="w14 w15 w16se w16cid w16 w16cex w16sdtdh wp14">
   <w:p>
     <w:pPr>
       <w:pStyle w:val="Textkrper"/>
@@ -7238,12 +4504,156 @@
     <w:r>
       <w:rPr>
         <w:noProof/>
+      </w:rPr>
+      <mc:AlternateContent>
+        <mc:Choice Requires="wps">
+          <w:drawing>
+            <wp:anchor distT="0" distB="0" distL="114300" distR="114300" simplePos="0" relativeHeight="503296232" behindDoc="1" locked="0" layoutInCell="1" allowOverlap="1" wp14:anchorId="04D0E7A4" wp14:editId="2B4013DA">
+              <wp:simplePos x="0" y="0"/>
+              <wp:positionH relativeFrom="margin">
+                <wp:align>left</wp:align>
+              </wp:positionH>
+              <wp:positionV relativeFrom="page">
+                <wp:posOffset>10372550</wp:posOffset>
+              </wp:positionV>
+              <wp:extent cx="3876383" cy="153670"/>
+              <wp:effectExtent l="0" t="0" r="10160" b="17780"/>
+              <wp:wrapNone/>
+              <wp:docPr id="21" name="Text Box 2"/>
+              <wp:cNvGraphicFramePr>
+                <a:graphicFrameLocks xmlns:a="http://schemas.openxmlformats.org/drawingml/2006/main"/>
+              </wp:cNvGraphicFramePr>
+              <a:graphic xmlns:a="http://schemas.openxmlformats.org/drawingml/2006/main">
+                <a:graphicData uri="http://schemas.microsoft.com/office/word/2010/wordprocessingShape">
+                  <wps:wsp>
+                    <wps:cNvSpPr txBox="1">
+                      <a:spLocks noChangeArrowheads="1"/>
+                    </wps:cNvSpPr>
+                    <wps:spPr bwMode="auto">
+                      <a:xfrm>
+                        <a:off x="0" y="0"/>
+                        <a:ext cx="3876383" cy="153670"/>
+                      </a:xfrm>
+                      <a:prstGeom prst="rect">
+                        <a:avLst/>
+                      </a:prstGeom>
+                      <a:noFill/>
+                      <a:ln>
+                        <a:noFill/>
+                      </a:ln>
+                      <a:extLst>
+                        <a:ext uri="{909E8E84-426E-40DD-AFC4-6F175D3DCCD1}">
+                          <a14:hiddenFill xmlns:a14="http://schemas.microsoft.com/office/drawing/2010/main">
+                            <a:solidFill>
+                              <a:srgbClr val="FFFFFF"/>
+                            </a:solidFill>
+                          </a14:hiddenFill>
+                        </a:ext>
+                        <a:ext uri="{91240B29-F687-4F45-9708-019B960494DF}">
+                          <a14:hiddenLine xmlns:a14="http://schemas.microsoft.com/office/drawing/2010/main" w="9525">
+                            <a:solidFill>
+                              <a:srgbClr val="000000"/>
+                            </a:solidFill>
+                            <a:miter lim="800000"/>
+                            <a:headEnd/>
+                            <a:tailEnd/>
+                          </a14:hiddenLine>
+                        </a:ext>
+                      </a:extLst>
+                    </wps:spPr>
+                    <wps:txbx>
+                      <w:txbxContent>
+                        <w:p>
+                          <w:pPr>
+                            <w:spacing w:before="14"/>
+                            <w:ind w:left="20"/>
+                            <w:rPr>
+                              <w:sz w:val="18"/>
+                              <w:lang w:val="de-DE"/>
+                            </w:rPr>
+                          </w:pPr>
+                          <w:r>
+                            <w:rPr>
+                              <w:sz w:val="18"/>
+                              <w:lang w:val="de-DE"/>
+                            </w:rPr>
+                            <w:t xml:space="preserve">Modul KI-B4 – Von Daten und Bäumen   zuletzt aktualisiert am </w:t>
+                          </w:r>
+                          <w:r>
+                            <w:rPr>
+                              <w:sz w:val="18"/>
+                              <w:lang w:val="de-DE"/>
+                            </w:rPr>
+                            <w:t>03.07.2023</w:t>
+                          </w:r>
+                        </w:p>
+                      </w:txbxContent>
+                    </wps:txbx>
+                    <wps:bodyPr rot="0" vert="horz" wrap="square" lIns="0" tIns="0" rIns="0" bIns="0" anchor="t" anchorCtr="0" upright="1">
+                      <a:noAutofit/>
+                    </wps:bodyPr>
+                  </wps:wsp>
+                </a:graphicData>
+              </a:graphic>
+              <wp14:sizeRelH relativeFrom="page">
+                <wp14:pctWidth>0</wp14:pctWidth>
+              </wp14:sizeRelH>
+              <wp14:sizeRelV relativeFrom="page">
+                <wp14:pctHeight>0</wp14:pctHeight>
+              </wp14:sizeRelV>
+            </wp:anchor>
+          </w:drawing>
+        </mc:Choice>
+        <mc:Fallback>
+          <w:pict>
+            <v:shapetype w14:anchorId="04D0E7A4" id="_x0000_t202" coordsize="21600,21600" o:spt="202" path="m,l,21600r21600,l21600,xe">
+              <v:stroke joinstyle="miter"/>
+              <v:path gradientshapeok="t" o:connecttype="rect"/>
+            </v:shapetype>
+            <v:shape id="_x0000_s1038" type="#_x0000_t202" style="position:absolute;margin-left:0;margin-top:816.75pt;width:305.25pt;height:12.1pt;z-index:-20248;visibility:visible;mso-wrap-style:square;mso-width-percent:0;mso-height-percent:0;mso-wrap-distance-left:9pt;mso-wrap-distance-top:0;mso-wrap-distance-right:9pt;mso-wrap-distance-bottom:0;mso-position-horizontal:left;mso-position-horizontal-relative:margin;mso-position-vertical:absolute;mso-position-vertical-relative:page;mso-width-percent:0;mso-height-percent:0;mso-width-relative:page;mso-height-relative:page;v-text-anchor:top" o:gfxdata="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" filled="f" stroked="f">
+              <v:textbox inset="0,0,0,0">
+                <w:txbxContent>
+                  <w:p>
+                    <w:pPr>
+                      <w:spacing w:before="14"/>
+                      <w:ind w:left="20"/>
+                      <w:rPr>
+                        <w:sz w:val="18"/>
+                        <w:lang w:val="de-DE"/>
+                      </w:rPr>
+                    </w:pPr>
+                    <w:r>
+                      <w:rPr>
+                        <w:sz w:val="18"/>
+                        <w:lang w:val="de-DE"/>
+                      </w:rPr>
+                      <w:t xml:space="preserve">Modul KI-B4 – Von Daten und Bäumen   zuletzt aktualisiert am </w:t>
+                    </w:r>
+                    <w:r>
+                      <w:rPr>
+                        <w:sz w:val="18"/>
+                        <w:lang w:val="de-DE"/>
+                      </w:rPr>
+                      <w:t>03.07.2023</w:t>
+                    </w:r>
+                  </w:p>
+                </w:txbxContent>
+              </v:textbox>
+              <w10:wrap anchorx="margin" anchory="page"/>
+            </v:shape>
+          </w:pict>
+        </mc:Fallback>
+      </mc:AlternateContent>
+    </w:r>
+    <w:r>
+      <w:rPr>
+        <w:noProof/>
         <w:sz w:val="8"/>
       </w:rPr>
       <mc:AlternateContent>
         <mc:Choice Requires="wps">
           <w:drawing>
-            <wp:anchor distT="0" distB="0" distL="114300" distR="114300" simplePos="0" relativeHeight="503307520" behindDoc="0" locked="0" layoutInCell="1" allowOverlap="1" wp14:anchorId="713F6339" wp14:editId="2ECDB6E0">
+            <wp:anchor distT="0" distB="0" distL="114300" distR="114300" simplePos="0" relativeHeight="503307520" behindDoc="0" locked="0" layoutInCell="1" allowOverlap="1" wp14:anchorId="713F6339" wp14:editId="7F8A3445">
               <wp:simplePos x="0" y="0"/>
               <wp:positionH relativeFrom="page">
                 <wp:posOffset>962025</wp:posOffset>
@@ -7300,181 +4710,9 @@
         </mc:Choice>
         <mc:Fallback>
           <w:pict>
-            <v:line w14:anchorId="78DCC2F9" id="Gerade Verbindung 7" o:spid="_x0000_s1026" style="position:absolute;z-index:503307520;visibility:visible;mso-wrap-style:square;mso-width-percent:0;mso-wrap-distance-left:9pt;mso-wrap-distance-top:0;mso-wrap-distance-right:9pt;mso-wrap-distance-bottom:0;mso-position-horizontal:absolute;mso-position-horizontal-relative:page;mso-position-vertical:absolute;mso-position-vertical-relative:text;mso-width-percent:0;mso-width-relative:margin" from="75.75pt,-9.45pt" to="517.1pt,-9.45pt" o:gfxdata="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" strokecolor="#f5a700" strokeweight="2.5pt">
+            <v:line w14:anchorId="1E733072" id="Gerade Verbindung 7" o:spid="_x0000_s1026" style="position:absolute;z-index:503307520;visibility:visible;mso-wrap-style:square;mso-width-percent:0;mso-wrap-distance-left:9pt;mso-wrap-distance-top:0;mso-wrap-distance-right:9pt;mso-wrap-distance-bottom:0;mso-position-horizontal:absolute;mso-position-horizontal-relative:page;mso-position-vertical:absolute;mso-position-vertical-relative:text;mso-width-percent:0;mso-width-relative:margin" from="75.75pt,-9.45pt" to="517.1pt,-9.45pt" o:gfxdata="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" strokecolor="#f5a700" strokeweight="2.5pt">
               <w10:wrap anchorx="page"/>
             </v:line>
-          </w:pict>
-        </mc:Fallback>
-      </mc:AlternateContent>
-    </w:r>
-    <w:r>
-      <w:rPr>
-        <w:noProof/>
-      </w:rPr>
-      <mc:AlternateContent>
-        <mc:Choice Requires="wps">
-          <w:drawing>
-            <wp:anchor distT="0" distB="0" distL="114300" distR="114300" simplePos="0" relativeHeight="503296232" behindDoc="1" locked="0" layoutInCell="1" allowOverlap="1" wp14:anchorId="04D0E7A4" wp14:editId="33902893">
-              <wp:simplePos x="0" y="0"/>
-              <wp:positionH relativeFrom="page">
-                <wp:posOffset>970280</wp:posOffset>
-              </wp:positionH>
-              <wp:positionV relativeFrom="page">
-                <wp:posOffset>10371455</wp:posOffset>
-              </wp:positionV>
-              <wp:extent cx="3682365" cy="153670"/>
-              <wp:effectExtent l="0" t="0" r="0" b="0"/>
-              <wp:wrapNone/>
-              <wp:docPr id="21" name="Text Box 2"/>
-              <wp:cNvGraphicFramePr>
-                <a:graphicFrameLocks xmlns:a="http://schemas.openxmlformats.org/drawingml/2006/main"/>
-              </wp:cNvGraphicFramePr>
-              <a:graphic xmlns:a="http://schemas.openxmlformats.org/drawingml/2006/main">
-                <a:graphicData uri="http://schemas.microsoft.com/office/word/2010/wordprocessingShape">
-                  <wps:wsp>
-                    <wps:cNvSpPr txBox="1">
-                      <a:spLocks noChangeArrowheads="1"/>
-                    </wps:cNvSpPr>
-                    <wps:spPr bwMode="auto">
-                      <a:xfrm>
-                        <a:off x="0" y="0"/>
-                        <a:ext cx="3682365" cy="153670"/>
-                      </a:xfrm>
-                      <a:prstGeom prst="rect">
-                        <a:avLst/>
-                      </a:prstGeom>
-                      <a:noFill/>
-                      <a:ln>
-                        <a:noFill/>
-                      </a:ln>
-                      <a:extLst>
-                        <a:ext uri="{909E8E84-426E-40DD-AFC4-6F175D3DCCD1}">
-                          <a14:hiddenFill xmlns:a14="http://schemas.microsoft.com/office/drawing/2010/main">
-                            <a:solidFill>
-                              <a:srgbClr val="FFFFFF"/>
-                            </a:solidFill>
-                          </a14:hiddenFill>
-                        </a:ext>
-                        <a:ext uri="{91240B29-F687-4F45-9708-019B960494DF}">
-                          <a14:hiddenLine xmlns:a14="http://schemas.microsoft.com/office/drawing/2010/main" w="9525">
-                            <a:solidFill>
-                              <a:srgbClr val="000000"/>
-                            </a:solidFill>
-                            <a:miter lim="800000"/>
-                            <a:headEnd/>
-                            <a:tailEnd/>
-                          </a14:hiddenLine>
-                        </a:ext>
-                      </a:extLst>
-                    </wps:spPr>
-                    <wps:txbx>
-                      <w:txbxContent>
-                        <w:p>
-                          <w:pPr>
-                            <w:spacing w:before="14"/>
-                            <w:ind w:left="20"/>
-                            <w:rPr>
-                              <w:sz w:val="18"/>
-                              <w:lang w:val="de-DE"/>
-                            </w:rPr>
-                          </w:pPr>
-                          <w:r>
-                            <w:rPr>
-                              <w:sz w:val="18"/>
-                              <w:lang w:val="de-DE"/>
-                            </w:rPr>
-                            <w:t xml:space="preserve">Modul KI-B4 – Von Daten und Bäumen   zuletzt aktualisiert am </w:t>
-                          </w:r>
-                          <w:r>
-                            <w:rPr>
-                              <w:sz w:val="18"/>
-                              <w:lang w:val="de-DE"/>
-                            </w:rPr>
-                            <w:t>04.02</w:t>
-                          </w:r>
-                          <w:r>
-                            <w:rPr>
-                              <w:sz w:val="18"/>
-                              <w:lang w:val="de-DE"/>
-                            </w:rPr>
-                            <w:t>.2</w:t>
-                          </w:r>
-                          <w:r>
-                            <w:rPr>
-                              <w:sz w:val="18"/>
-                              <w:lang w:val="de-DE"/>
-                            </w:rPr>
-                            <w:t>2</w:t>
-                          </w:r>
-                        </w:p>
-                      </w:txbxContent>
-                    </wps:txbx>
-                    <wps:bodyPr rot="0" vert="horz" wrap="square" lIns="0" tIns="0" rIns="0" bIns="0" anchor="t" anchorCtr="0" upright="1">
-                      <a:noAutofit/>
-                    </wps:bodyPr>
-                  </wps:wsp>
-                </a:graphicData>
-              </a:graphic>
-              <wp14:sizeRelH relativeFrom="page">
-                <wp14:pctWidth>0</wp14:pctWidth>
-              </wp14:sizeRelH>
-              <wp14:sizeRelV relativeFrom="page">
-                <wp14:pctHeight>0</wp14:pctHeight>
-              </wp14:sizeRelV>
-            </wp:anchor>
-          </w:drawing>
-        </mc:Choice>
-        <mc:Fallback>
-          <w:pict>
-            <v:shapetype w14:anchorId="04D0E7A4" id="_x0000_t202" coordsize="21600,21600" o:spt="202" path="m,l,21600r21600,l21600,xe">
-              <v:stroke joinstyle="miter"/>
-              <v:path gradientshapeok="t" o:connecttype="rect"/>
-            </v:shapetype>
-            <v:shape id="_x0000_s1065" type="#_x0000_t202" style="position:absolute;margin-left:76.4pt;margin-top:816.65pt;width:289.95pt;height:12.1pt;z-index:-20248;visibility:visible;mso-wrap-style:square;mso-width-percent:0;mso-height-percent:0;mso-wrap-distance-left:9pt;mso-wrap-distance-top:0;mso-wrap-distance-right:9pt;mso-wrap-distance-bottom:0;mso-position-horizontal:absolute;mso-position-horizontal-relative:page;mso-position-vertical:absolute;mso-position-vertical-relative:page;mso-width-percent:0;mso-height-percent:0;mso-width-relative:page;mso-height-relative:page;v-text-anchor:top" o:gfxdata="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" filled="f" stroked="f">
-              <v:textbox inset="0,0,0,0">
-                <w:txbxContent>
-                  <w:p>
-                    <w:pPr>
-                      <w:spacing w:before="14"/>
-                      <w:ind w:left="20"/>
-                      <w:rPr>
-                        <w:sz w:val="18"/>
-                        <w:lang w:val="de-DE"/>
-                      </w:rPr>
-                    </w:pPr>
-                    <w:r>
-                      <w:rPr>
-                        <w:sz w:val="18"/>
-                        <w:lang w:val="de-DE"/>
-                      </w:rPr>
-                      <w:t xml:space="preserve">Modul KI-B4 – Von Daten und Bäumen   zuletzt aktualisiert am </w:t>
-                    </w:r>
-                    <w:r>
-                      <w:rPr>
-                        <w:sz w:val="18"/>
-                        <w:lang w:val="de-DE"/>
-                      </w:rPr>
-                      <w:t>04.02</w:t>
-                    </w:r>
-                    <w:r>
-                      <w:rPr>
-                        <w:sz w:val="18"/>
-                        <w:lang w:val="de-DE"/>
-                      </w:rPr>
-                      <w:t>.2</w:t>
-                    </w:r>
-                    <w:r>
-                      <w:rPr>
-                        <w:sz w:val="18"/>
-                        <w:lang w:val="de-DE"/>
-                      </w:rPr>
-                      <w:t>2</w:t>
-                    </w:r>
-                  </w:p>
-                </w:txbxContent>
-              </v:textbox>
-              <w10:wrap anchorx="page" anchory="page"/>
-            </v:shape>
           </w:pict>
         </mc:Fallback>
       </mc:AlternateContent>
@@ -7607,7 +4845,7 @@
         </mc:Choice>
         <mc:Fallback>
           <w:pict>
-            <v:shape w14:anchorId="5D533486" id="Text Box 1" o:spid="_x0000_s1066" type="#_x0000_t202" style="position:absolute;margin-left:462.4pt;margin-top:816.65pt;width:54.55pt;height:12.1pt;z-index:-20224;visibility:visible;mso-wrap-style:square;mso-width-percent:0;mso-height-percent:0;mso-wrap-distance-left:9pt;mso-wrap-distance-top:0;mso-wrap-distance-right:9pt;mso-wrap-distance-bottom:0;mso-position-horizontal:absolute;mso-position-horizontal-relative:page;mso-position-vertical:absolute;mso-position-vertical-relative:page;mso-width-percent:0;mso-height-percent:0;mso-width-relative:page;mso-height-relative:page;v-text-anchor:top" o:gfxdata="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" filled="f" stroked="f">
+            <v:shape w14:anchorId="5D533486" id="Text Box 1" o:spid="_x0000_s1068" type="#_x0000_t202" style="position:absolute;margin-left:462.4pt;margin-top:816.65pt;width:54.55pt;height:12.1pt;z-index:-20224;visibility:visible;mso-wrap-style:square;mso-width-percent:0;mso-height-percent:0;mso-wrap-distance-left:9pt;mso-wrap-distance-top:0;mso-wrap-distance-right:9pt;mso-wrap-distance-bottom:0;mso-position-horizontal:absolute;mso-position-horizontal-relative:page;mso-position-vertical:absolute;mso-position-vertical-relative:page;mso-width-percent:0;mso-height-percent:0;mso-width-relative:page;mso-height-relative:page;v-text-anchor:top" o:gfxdata="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" filled="f" stroked="f">
               <v:textbox inset="0,0,0,0">
                 <w:txbxContent>
                   <w:p>
@@ -7670,7 +4908,7 @@
 </file>
 
 <file path=word/footnotes.xml><?xml version="1.0" encoding="utf-8"?>
-<w:footnotes xmlns:wpc="http://schemas.microsoft.com/office/word/2010/wordprocessingCanvas" xmlns:cx="http://schemas.microsoft.com/office/drawing/2014/chartex" xmlns:cx1="http://schemas.microsoft.com/office/drawing/2015/9/8/chartex" xmlns:cx2="http://schemas.microsoft.com/office/drawing/2015/10/21/chartex" xmlns:cx3="http://schemas.microsoft.com/office/drawing/2016/5/9/chartex" xmlns:cx4="http://schemas.microsoft.com/office/drawing/2016/5/10/chartex" xmlns:cx5="http://schemas.microsoft.com/office/drawing/2016/5/11/chartex" xmlns:cx6="http://schemas.microsoft.com/office/drawing/2016/5/12/chartex" xmlns:cx7="http://schemas.microsoft.com/office/drawing/2016/5/13/chartex" xmlns:cx8="http://schemas.microsoft.com/office/drawing/2016/5/14/chartex" xmlns:mc="http://schemas.openxmlformats.org/markup-compatibility/2006" xmlns:aink="http://schemas.microsoft.com/office/drawing/2016/ink" xmlns:am3d="http://schemas.microsoft.com/office/drawing/2017/model3d" xmlns:o="urn:schemas-microsoft-com:office:office" xmlns:r="http://schemas.openxmlformats.org/officeDocument/2006/relationships" xmlns:m="http://schemas.openxmlformats.org/officeDocument/2006/math" xmlns:v="urn:schemas-microsoft-com:vml" xmlns:wp14="http://schemas.microsoft.com/office/word/2010/wordprocessingDrawing" xmlns:wp="http://schemas.openxmlformats.org/drawingml/2006/wordprocessingDrawing" xmlns:w10="urn:schemas-microsoft-com:office:word" xmlns:w="http://schemas.openxmlformats.org/wordprocessingml/2006/main" xmlns:w14="http://schemas.microsoft.com/office/word/2010/wordml" xmlns:w15="http://schemas.microsoft.com/office/word/2012/wordml" xmlns:w16cex="http://schemas.microsoft.com/office/word/2018/wordml/cex" xmlns:w16cid="http://schemas.microsoft.com/office/word/2016/wordml/cid" xmlns:w16="http://schemas.microsoft.com/office/word/2018/wordml" xmlns:w16sdtdh="http://schemas.microsoft.com/office/word/2020/wordml/sdtdatahash" xmlns:w16se="http://schemas.microsoft.com/office/word/2015/wordml/symex" xmlns:wpg="http://schemas.microsoft.com/office/word/2010/wordprocessingGroup" xmlns:wpi="http://schemas.microsoft.com/office/word/2010/wordprocessingInk" xmlns:wne="http://schemas.microsoft.com/office/word/2006/wordml" xmlns:wps="http://schemas.microsoft.com/office/word/2010/wordprocessingShape" mc:Ignorable="w14 w15 w16se w16cid w16 w16cex w16sdtdh wp14">
+<w:footnotes xmlns:wpc="http://schemas.microsoft.com/office/word/2010/wordprocessingCanvas" xmlns:cx="http://schemas.microsoft.com/office/drawing/2014/chartex" xmlns:cx1="http://schemas.microsoft.com/office/drawing/2015/9/8/chartex" xmlns:cx2="http://schemas.microsoft.com/office/drawing/2015/10/21/chartex" xmlns:cx3="http://schemas.microsoft.com/office/drawing/2016/5/9/chartex" xmlns:cx4="http://schemas.microsoft.com/office/drawing/2016/5/10/chartex" xmlns:cx5="http://schemas.microsoft.com/office/drawing/2016/5/11/chartex" xmlns:cx6="http://schemas.microsoft.com/office/drawing/2016/5/12/chartex" xmlns:cx7="http://schemas.microsoft.com/office/drawing/2016/5/13/chartex" xmlns:cx8="http://schemas.microsoft.com/office/drawing/2016/5/14/chartex" xmlns:mc="http://schemas.openxmlformats.org/markup-compatibility/2006" xmlns:aink="http://schemas.microsoft.com/office/drawing/2016/ink" xmlns:am3d="http://schemas.microsoft.com/office/drawing/2017/model3d" xmlns:o="urn:schemas-microsoft-com:office:office" xmlns:oel="http://schemas.microsoft.com/office/2019/extlst" xmlns:r="http://schemas.openxmlformats.org/officeDocument/2006/relationships" xmlns:m="http://schemas.openxmlformats.org/officeDocument/2006/math" xmlns:v="urn:schemas-microsoft-com:vml" xmlns:wp14="http://schemas.microsoft.com/office/word/2010/wordprocessingDrawing" xmlns:wp="http://schemas.openxmlformats.org/drawingml/2006/wordprocessingDrawing" xmlns:w10="urn:schemas-microsoft-com:office:word" xmlns:w="http://schemas.openxmlformats.org/wordprocessingml/2006/main" xmlns:w14="http://schemas.microsoft.com/office/word/2010/wordml" xmlns:w15="http://schemas.microsoft.com/office/word/2012/wordml" xmlns:w16cex="http://schemas.microsoft.com/office/word/2018/wordml/cex" xmlns:w16cid="http://schemas.microsoft.com/office/word/2016/wordml/cid" xmlns:w16="http://schemas.microsoft.com/office/word/2018/wordml" xmlns:w16sdtdh="http://schemas.microsoft.com/office/word/2020/wordml/sdtdatahash" xmlns:w16se="http://schemas.microsoft.com/office/word/2015/wordml/symex" xmlns:wpg="http://schemas.microsoft.com/office/word/2010/wordprocessingGroup" xmlns:wpi="http://schemas.microsoft.com/office/word/2010/wordprocessingInk" xmlns:wne="http://schemas.microsoft.com/office/word/2006/wordml" xmlns:wps="http://schemas.microsoft.com/office/word/2010/wordprocessingShape" mc:Ignorable="w14 w15 w16se w16cid w16 w16cex w16sdtdh wp14">
   <w:footnote w:type="separator" w:id="-1">
     <w:p>
       <w:r>
@@ -7689,7 +4927,7 @@
 </file>
 
 <file path=word/header1.xml><?xml version="1.0" encoding="utf-8"?>
-<w:hdr xmlns:wpc="http://schemas.microsoft.com/office/word/2010/wordprocessingCanvas" xmlns:cx="http://schemas.microsoft.com/office/drawing/2014/chartex" xmlns:cx1="http://schemas.microsoft.com/office/drawing/2015/9/8/chartex" xmlns:cx2="http://schemas.microsoft.com/office/drawing/2015/10/21/chartex" xmlns:cx3="http://schemas.microsoft.com/office/drawing/2016/5/9/chartex" xmlns:cx4="http://schemas.microsoft.com/office/drawing/2016/5/10/chartex" xmlns:cx5="http://schemas.microsoft.com/office/drawing/2016/5/11/chartex" xmlns:cx6="http://schemas.microsoft.com/office/drawing/2016/5/12/chartex" xmlns:cx7="http://schemas.microsoft.com/office/drawing/2016/5/13/chartex" xmlns:cx8="http://schemas.microsoft.com/office/drawing/2016/5/14/chartex" xmlns:mc="http://schemas.openxmlformats.org/markup-compatibility/2006" xmlns:aink="http://schemas.microsoft.com/office/drawing/2016/ink" xmlns:am3d="http://schemas.microsoft.com/office/drawing/2017/model3d" xmlns:o="urn:schemas-microsoft-com:office:office" xmlns:r="http://schemas.openxmlformats.org/officeDocument/2006/relationships" xmlns:m="http://schemas.openxmlformats.org/officeDocument/2006/math" xmlns:v="urn:schemas-microsoft-com:vml" xmlns:wp14="http://schemas.microsoft.com/office/word/2010/wordprocessingDrawing" xmlns:wp="http://schemas.openxmlformats.org/drawingml/2006/wordprocessingDrawing" xmlns:w10="urn:schemas-microsoft-com:office:word" xmlns:w="http://schemas.openxmlformats.org/wordprocessingml/2006/main" xmlns:w14="http://schemas.microsoft.com/office/word/2010/wordml" xmlns:w15="http://schemas.microsoft.com/office/word/2012/wordml" xmlns:w16cex="http://schemas.microsoft.com/office/word/2018/wordml/cex" xmlns:w16cid="http://schemas.microsoft.com/office/word/2016/wordml/cid" xmlns:w16="http://schemas.microsoft.com/office/word/2018/wordml" xmlns:w16sdtdh="http://schemas.microsoft.com/office/word/2020/wordml/sdtdatahash" xmlns:w16se="http://schemas.microsoft.com/office/word/2015/wordml/symex" xmlns:wpg="http://schemas.microsoft.com/office/word/2010/wordprocessingGroup" xmlns:wpi="http://schemas.microsoft.com/office/word/2010/wordprocessingInk" xmlns:wne="http://schemas.microsoft.com/office/word/2006/wordml" xmlns:wps="http://schemas.microsoft.com/office/word/2010/wordprocessingShape" mc:Ignorable="w14 w15 w16se w16cid w16 w16cex w16sdtdh wp14">
+<w:hdr xmlns:wpc="http://schemas.microsoft.com/office/word/2010/wordprocessingCanvas" xmlns:cx="http://schemas.microsoft.com/office/drawing/2014/chartex" xmlns:cx1="http://schemas.microsoft.com/office/drawing/2015/9/8/chartex" xmlns:cx2="http://schemas.microsoft.com/office/drawing/2015/10/21/chartex" xmlns:cx3="http://schemas.microsoft.com/office/drawing/2016/5/9/chartex" xmlns:cx4="http://schemas.microsoft.com/office/drawing/2016/5/10/chartex" xmlns:cx5="http://schemas.microsoft.com/office/drawing/2016/5/11/chartex" xmlns:cx6="http://schemas.microsoft.com/office/drawing/2016/5/12/chartex" xmlns:cx7="http://schemas.microsoft.com/office/drawing/2016/5/13/chartex" xmlns:cx8="http://schemas.microsoft.com/office/drawing/2016/5/14/chartex" xmlns:mc="http://schemas.openxmlformats.org/markup-compatibility/2006" xmlns:aink="http://schemas.microsoft.com/office/drawing/2016/ink" xmlns:am3d="http://schemas.microsoft.com/office/drawing/2017/model3d" xmlns:o="urn:schemas-microsoft-com:office:office" xmlns:oel="http://schemas.microsoft.com/office/2019/extlst" xmlns:r="http://schemas.openxmlformats.org/officeDocument/2006/relationships" xmlns:m="http://schemas.openxmlformats.org/officeDocument/2006/math" xmlns:v="urn:schemas-microsoft-com:vml" xmlns:wp14="http://schemas.microsoft.com/office/word/2010/wordprocessingDrawing" xmlns:wp="http://schemas.openxmlformats.org/drawingml/2006/wordprocessingDrawing" xmlns:w10="urn:schemas-microsoft-com:office:word" xmlns:w="http://schemas.openxmlformats.org/wordprocessingml/2006/main" xmlns:w14="http://schemas.microsoft.com/office/word/2010/wordml" xmlns:w15="http://schemas.microsoft.com/office/word/2012/wordml" xmlns:w16cex="http://schemas.microsoft.com/office/word/2018/wordml/cex" xmlns:w16cid="http://schemas.microsoft.com/office/word/2016/wordml/cid" xmlns:w16="http://schemas.microsoft.com/office/word/2018/wordml" xmlns:w16sdtdh="http://schemas.microsoft.com/office/word/2020/wordml/sdtdatahash" xmlns:w16se="http://schemas.microsoft.com/office/word/2015/wordml/symex" xmlns:wpg="http://schemas.microsoft.com/office/word/2010/wordprocessingGroup" xmlns:wpi="http://schemas.microsoft.com/office/word/2010/wordprocessingInk" xmlns:wne="http://schemas.microsoft.com/office/word/2006/wordml" xmlns:wps="http://schemas.microsoft.com/office/word/2010/wordprocessingShape" mc:Ignorable="w14 w15 w16se w16cid w16 w16cex w16sdtdh wp14">
   <w:p>
     <w:pPr>
       <w:pStyle w:val="Textkrper"/>
@@ -7996,7 +5234,25 @@
                                 <w:sz w:val="14"/>
                                 <w:szCs w:val="14"/>
                               </w:rPr>
-                              <w:t xml:space="preserve"> (CC-BY-NC, Seegerer &amp; Lindner)</w:t>
+                              <w:t xml:space="preserve"> (CC-BY-NC, </w:t>
+                            </w:r>
+                            <w:proofErr w:type="spellStart"/>
+                            <w:r>
+                              <w:rPr>
+                                <w:color w:val="A7A7A7"/>
+                                <w:sz w:val="14"/>
+                                <w:szCs w:val="14"/>
+                              </w:rPr>
+                              <w:t>Seegerer</w:t>
+                            </w:r>
+                            <w:proofErr w:type="spellEnd"/>
+                            <w:r>
+                              <w:rPr>
+                                <w:color w:val="A7A7A7"/>
+                                <w:sz w:val="14"/>
+                                <w:szCs w:val="14"/>
+                              </w:rPr>
+                              <w:t xml:space="preserve"> &amp; Lindner)</w:t>
                             </w:r>
                           </w:p>
                         </w:txbxContent>
@@ -8019,7 +5275,7 @@
         </mc:Choice>
         <mc:Fallback>
           <w:pict>
-            <v:group w14:anchorId="5359AE5C" id="Gruppieren 16" o:spid="_x0000_s1061" style="position:absolute;margin-left:506.95pt;margin-top:391.8pt;width:42.55pt;height:373.55pt;z-index:503313664;mso-width-relative:margin;mso-height-relative:margin" coordorigin="344" coordsize="5403,47442" o:gfxdata="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">
+            <v:group w14:anchorId="5359AE5C" id="Gruppieren 16" o:spid="_x0000_s1063" style="position:absolute;margin-left:506.95pt;margin-top:391.8pt;width:42.55pt;height:373.55pt;z-index:503313664;mso-width-relative:margin;mso-height-relative:margin" coordorigin="344" coordsize="5403,47442" o:gfxdata="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">
               <v:shapetype id="_x0000_t75" coordsize="21600,21600" o:spt="75" o:preferrelative="t" path="m@4@5l@4@11@9@11@9@5xe" filled="f" stroked="f">
                 <v:stroke joinstyle="miter"/>
                 <v:formulas>
@@ -8039,10 +5295,10 @@
                 <v:path o:extrusionok="f" gradientshapeok="t" o:connecttype="rect"/>
                 <o:lock v:ext="edit" aspectratio="t"/>
               </v:shapetype>
-              <v:shape id="Grafik 31" o:spid="_x0000_s1062" type="#_x0000_t75" style="position:absolute;left:1582;top:40902;width:1473;height:6540;visibility:visible;mso-wrap-style:square" o:gfxdata="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">
+              <v:shape id="Grafik 31" o:spid="_x0000_s1064" type="#_x0000_t75" style="position:absolute;left:1582;top:40902;width:1473;height:6540;visibility:visible;mso-wrap-style:square" o:gfxdata="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">
                 <v:imagedata r:id="rId2" o:title=""/>
               </v:shape>
-              <v:rect id="Rechteck 9" o:spid="_x0000_s1063" style="position:absolute;left:-16899;top:17243;width:39890;height:5403;rotation:-5898242fd;visibility:visible;mso-wrap-style:square;v-text-anchor:top" o:gfxdata="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" stroked="f">
+              <v:rect id="Rechteck 9" o:spid="_x0000_s1065" style="position:absolute;left:-16899;top:17243;width:39890;height:5403;rotation:-5898242fd;visibility:visible;mso-wrap-style:square;v-text-anchor:top" o:gfxdata="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" stroked="f">
                 <v:textbox>
                   <w:txbxContent>
                     <w:p>
@@ -8258,7 +5514,25 @@
                           <w:sz w:val="14"/>
                           <w:szCs w:val="14"/>
                         </w:rPr>
-                        <w:t xml:space="preserve"> (CC-BY-NC, Seegerer &amp; Lindner)</w:t>
+                        <w:t xml:space="preserve"> (CC-BY-NC, </w:t>
+                      </w:r>
+                      <w:proofErr w:type="spellStart"/>
+                      <w:r>
+                        <w:rPr>
+                          <w:color w:val="A7A7A7"/>
+                          <w:sz w:val="14"/>
+                          <w:szCs w:val="14"/>
+                        </w:rPr>
+                        <w:t>Seegerer</w:t>
+                      </w:r>
+                      <w:proofErr w:type="spellEnd"/>
+                      <w:r>
+                        <w:rPr>
+                          <w:color w:val="A7A7A7"/>
+                          <w:sz w:val="14"/>
+                          <w:szCs w:val="14"/>
+                        </w:rPr>
+                        <w:t xml:space="preserve"> &amp; Lindner)</w:t>
                       </w:r>
                     </w:p>
                   </w:txbxContent>
@@ -8332,13 +5606,23 @@
                           <w:pPr>
                             <w:jc w:val="center"/>
                           </w:pPr>
+                          <w:proofErr w:type="spellStart"/>
                           <w:r>
                             <w:rPr>
                               <w:b/>
                               <w:color w:val="FFFFFF" w:themeColor="background1"/>
                               <w:sz w:val="32"/>
                             </w:rPr>
-                            <w:t xml:space="preserve">Arbeitsmaterial </w:t>
+                            <w:t>Arbeitsmaterial</w:t>
+                          </w:r>
+                          <w:proofErr w:type="spellEnd"/>
+                          <w:r>
+                            <w:rPr>
+                              <w:b/>
+                              <w:color w:val="FFFFFF" w:themeColor="background1"/>
+                              <w:sz w:val="32"/>
+                            </w:rPr>
+                            <w:t xml:space="preserve"> </w:t>
                           </w:r>
                           <w:r>
                             <w:rPr>
@@ -8371,7 +5655,7 @@
         </mc:Choice>
         <mc:Fallback>
           <w:pict>
-            <v:rect w14:anchorId="78DE14B4" id="Rechteck 225" o:spid="_x0000_s1061" style="position:absolute;margin-left:259.4pt;margin-top:-8.9pt;width:240.95pt;height:26.8pt;z-index:-18176;visibility:visible;mso-wrap-style:square;mso-width-percent:0;mso-height-percent:0;mso-wrap-distance-left:9pt;mso-wrap-distance-top:0;mso-wrap-distance-right:9pt;mso-wrap-distance-bottom:0;mso-position-horizontal:absolute;mso-position-horizontal-relative:text;mso-position-vertical:absolute;mso-position-vertical-relative:text;mso-width-percent:0;mso-height-percent:0;mso-width-relative:margin;mso-height-relative:margin;v-text-anchor:middle" o:gfxdata="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" fillcolor="#f5a700" stroked="f" strokeweight="2pt">
+            <v:rect w14:anchorId="78DE14B4" id="Rechteck 225" o:spid="_x0000_s1066" style="position:absolute;margin-left:259.4pt;margin-top:-8.9pt;width:240.95pt;height:26.8pt;z-index:-18176;visibility:visible;mso-wrap-style:square;mso-width-percent:0;mso-height-percent:0;mso-wrap-distance-left:9pt;mso-wrap-distance-top:0;mso-wrap-distance-right:9pt;mso-wrap-distance-bottom:0;mso-position-horizontal:absolute;mso-position-horizontal-relative:text;mso-position-vertical:absolute;mso-position-vertical-relative:text;mso-width-percent:0;mso-height-percent:0;mso-width-relative:margin;mso-height-relative:margin;v-text-anchor:middle" o:gfxdata="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" fillcolor="#f5a700" stroked="f" strokeweight="2pt">
               <v:textbox>
                 <w:txbxContent>
                   <w:p>
@@ -8417,7 +5701,7 @@
 </file>
 
 <file path=word/numbering.xml><?xml version="1.0" encoding="utf-8"?>
-<w:numbering xmlns:wpc="http://schemas.microsoft.com/office/word/2010/wordprocessingCanvas" xmlns:cx="http://schemas.microsoft.com/office/drawing/2014/chartex" xmlns:cx1="http://schemas.microsoft.com/office/drawing/2015/9/8/chartex" xmlns:cx2="http://schemas.microsoft.com/office/drawing/2015/10/21/chartex" xmlns:cx3="http://schemas.microsoft.com/office/drawing/2016/5/9/chartex" xmlns:cx4="http://schemas.microsoft.com/office/drawing/2016/5/10/chartex" xmlns:cx5="http://schemas.microsoft.com/office/drawing/2016/5/11/chartex" xmlns:cx6="http://schemas.microsoft.com/office/drawing/2016/5/12/chartex" xmlns:cx7="http://schemas.microsoft.com/office/drawing/2016/5/13/chartex" xmlns:cx8="http://schemas.microsoft.com/office/drawing/2016/5/14/chartex" xmlns:mc="http://schemas.openxmlformats.org/markup-compatibility/2006" xmlns:aink="http://schemas.microsoft.com/office/drawing/2016/ink" xmlns:am3d="http://schemas.microsoft.com/office/drawing/2017/model3d" xmlns:o="urn:schemas-microsoft-com:office:office" xmlns:r="http://schemas.openxmlformats.org/officeDocument/2006/relationships" xmlns:m="http://schemas.openxmlformats.org/officeDocument/2006/math" xmlns:v="urn:schemas-microsoft-com:vml" xmlns:wp14="http://schemas.microsoft.com/office/word/2010/wordprocessingDrawing" xmlns:wp="http://schemas.openxmlformats.org/drawingml/2006/wordprocessingDrawing" xmlns:w10="urn:schemas-microsoft-com:office:word" xmlns:w="http://schemas.openxmlformats.org/wordprocessingml/2006/main" xmlns:w14="http://schemas.microsoft.com/office/word/2010/wordml" xmlns:w15="http://schemas.microsoft.com/office/word/2012/wordml" xmlns:w16cex="http://schemas.microsoft.com/office/word/2018/wordml/cex" xmlns:w16cid="http://schemas.microsoft.com/office/word/2016/wordml/cid" xmlns:w16="http://schemas.microsoft.com/office/word/2018/wordml" xmlns:w16sdtdh="http://schemas.microsoft.com/office/word/2020/wordml/sdtdatahash" xmlns:w16se="http://schemas.microsoft.com/office/word/2015/wordml/symex" xmlns:wpg="http://schemas.microsoft.com/office/word/2010/wordprocessingGroup" xmlns:wpi="http://schemas.microsoft.com/office/word/2010/wordprocessingInk" xmlns:wne="http://schemas.microsoft.com/office/word/2006/wordml" xmlns:wps="http://schemas.microsoft.com/office/word/2010/wordprocessingShape" mc:Ignorable="w14 w15 w16se w16cid w16 w16cex w16sdtdh wp14">
+<w:numbering xmlns:wpc="http://schemas.microsoft.com/office/word/2010/wordprocessingCanvas" xmlns:cx="http://schemas.microsoft.com/office/drawing/2014/chartex" xmlns:cx1="http://schemas.microsoft.com/office/drawing/2015/9/8/chartex" xmlns:cx2="http://schemas.microsoft.com/office/drawing/2015/10/21/chartex" xmlns:cx3="http://schemas.microsoft.com/office/drawing/2016/5/9/chartex" xmlns:cx4="http://schemas.microsoft.com/office/drawing/2016/5/10/chartex" xmlns:cx5="http://schemas.microsoft.com/office/drawing/2016/5/11/chartex" xmlns:cx6="http://schemas.microsoft.com/office/drawing/2016/5/12/chartex" xmlns:cx7="http://schemas.microsoft.com/office/drawing/2016/5/13/chartex" xmlns:cx8="http://schemas.microsoft.com/office/drawing/2016/5/14/chartex" xmlns:mc="http://schemas.openxmlformats.org/markup-compatibility/2006" xmlns:aink="http://schemas.microsoft.com/office/drawing/2016/ink" xmlns:am3d="http://schemas.microsoft.com/office/drawing/2017/model3d" xmlns:o="urn:schemas-microsoft-com:office:office" xmlns:oel="http://schemas.microsoft.com/office/2019/extlst" xmlns:r="http://schemas.openxmlformats.org/officeDocument/2006/relationships" xmlns:m="http://schemas.openxmlformats.org/officeDocument/2006/math" xmlns:v="urn:schemas-microsoft-com:vml" xmlns:wp14="http://schemas.microsoft.com/office/word/2010/wordprocessingDrawing" xmlns:wp="http://schemas.openxmlformats.org/drawingml/2006/wordprocessingDrawing" xmlns:w10="urn:schemas-microsoft-com:office:word" xmlns:w="http://schemas.openxmlformats.org/wordprocessingml/2006/main" xmlns:w14="http://schemas.microsoft.com/office/word/2010/wordml" xmlns:w15="http://schemas.microsoft.com/office/word/2012/wordml" xmlns:w16cex="http://schemas.microsoft.com/office/word/2018/wordml/cex" xmlns:w16cid="http://schemas.microsoft.com/office/word/2016/wordml/cid" xmlns:w16="http://schemas.microsoft.com/office/word/2018/wordml" xmlns:w16sdtdh="http://schemas.microsoft.com/office/word/2020/wordml/sdtdatahash" xmlns:w16se="http://schemas.microsoft.com/office/word/2015/wordml/symex" xmlns:wpg="http://schemas.microsoft.com/office/word/2010/wordprocessingGroup" xmlns:wpi="http://schemas.microsoft.com/office/word/2010/wordprocessingInk" xmlns:wne="http://schemas.microsoft.com/office/word/2006/wordml" xmlns:wps="http://schemas.microsoft.com/office/word/2010/wordprocessingShape" mc:Ignorable="w14 w15 w16se w16cid w16 w16cex w16sdtdh wp14">
   <w:abstractNum w:abstractNumId="0" w15:restartNumberingAfterBreak="0">
     <w:nsid w:val="12CA7B74"/>
     <w:multiLevelType w:val="hybridMultilevel"/>
@@ -8644,7 +5928,7 @@
       <w:lvlText w:val="%1."/>
       <w:lvlJc w:val="left"/>
       <w:pPr>
-        <w:ind w:left="720" w:hanging="360"/>
+        <w:ind w:left="1042" w:hanging="360"/>
       </w:pPr>
       <w:rPr>
         <w:rFonts w:hint="default"/>
@@ -8656,7 +5940,7 @@
       <w:lvlText w:val="%2."/>
       <w:lvlJc w:val="left"/>
       <w:pPr>
-        <w:ind w:left="1440" w:hanging="360"/>
+        <w:ind w:left="1762" w:hanging="360"/>
       </w:pPr>
     </w:lvl>
     <w:lvl w:ilvl="2" w:tplc="0407001B" w:tentative="1">
@@ -8665,7 +5949,7 @@
       <w:lvlText w:val="%3."/>
       <w:lvlJc w:val="right"/>
       <w:pPr>
-        <w:ind w:left="2160" w:hanging="180"/>
+        <w:ind w:left="2482" w:hanging="180"/>
       </w:pPr>
     </w:lvl>
     <w:lvl w:ilvl="3" w:tplc="0407000F" w:tentative="1">
@@ -8674,7 +5958,7 @@
       <w:lvlText w:val="%4."/>
       <w:lvlJc w:val="left"/>
       <w:pPr>
-        <w:ind w:left="2880" w:hanging="360"/>
+        <w:ind w:left="3202" w:hanging="360"/>
       </w:pPr>
     </w:lvl>
     <w:lvl w:ilvl="4" w:tplc="04070019" w:tentative="1">
@@ -8683,7 +5967,7 @@
       <w:lvlText w:val="%5."/>
       <w:lvlJc w:val="left"/>
       <w:pPr>
-        <w:ind w:left="3600" w:hanging="360"/>
+        <w:ind w:left="3922" w:hanging="360"/>
       </w:pPr>
     </w:lvl>
     <w:lvl w:ilvl="5" w:tplc="0407001B" w:tentative="1">
@@ -8692,7 +5976,7 @@
       <w:lvlText w:val="%6."/>
       <w:lvlJc w:val="right"/>
       <w:pPr>
-        <w:ind w:left="4320" w:hanging="180"/>
+        <w:ind w:left="4642" w:hanging="180"/>
       </w:pPr>
     </w:lvl>
     <w:lvl w:ilvl="6" w:tplc="0407000F" w:tentative="1">
@@ -8701,7 +5985,7 @@
       <w:lvlText w:val="%7."/>
       <w:lvlJc w:val="left"/>
       <w:pPr>
-        <w:ind w:left="5040" w:hanging="360"/>
+        <w:ind w:left="5362" w:hanging="360"/>
       </w:pPr>
     </w:lvl>
     <w:lvl w:ilvl="7" w:tplc="04070019" w:tentative="1">
@@ -8710,7 +5994,7 @@
       <w:lvlText w:val="%8."/>
       <w:lvlJc w:val="left"/>
       <w:pPr>
-        <w:ind w:left="5760" w:hanging="360"/>
+        <w:ind w:left="6082" w:hanging="360"/>
       </w:pPr>
     </w:lvl>
     <w:lvl w:ilvl="8" w:tplc="0407001B" w:tentative="1">
@@ -8719,7 +6003,7 @@
       <w:lvlText w:val="%9."/>
       <w:lvlJc w:val="right"/>
       <w:pPr>
-        <w:ind w:left="6480" w:hanging="180"/>
+        <w:ind w:left="6802" w:hanging="180"/>
       </w:pPr>
     </w:lvl>
   </w:abstractNum>
@@ -8901,22 +6185,30 @@
       </w:pPr>
     </w:lvl>
   </w:abstractNum>
-  <w:num w:numId="1">
+  <w:num w:numId="1" w16cid:durableId="2108302490">
     <w:abstractNumId w:val="1"/>
   </w:num>
-  <w:num w:numId="2">
+  <w:num w:numId="2" w16cid:durableId="874120249">
     <w:abstractNumId w:val="0"/>
   </w:num>
-  <w:num w:numId="3">
+  <w:num w:numId="3" w16cid:durableId="765464243">
     <w:abstractNumId w:val="3"/>
   </w:num>
-  <w:num w:numId="4">
+  <w:num w:numId="4" w16cid:durableId="395249093">
     <w:abstractNumId w:val="2"/>
   </w:num>
-  <w:num w:numId="5">
+  <w:num w:numId="5" w16cid:durableId="1063261711">
     <w:abstractNumId w:val="4"/>
   </w:num>
 </w:numbering>
+</file>
+
+<file path=word/people.xml><?xml version="1.0" encoding="utf-8"?>
+<w15:people xmlns:wpc="http://schemas.microsoft.com/office/word/2010/wordprocessingCanvas" xmlns:cx="http://schemas.microsoft.com/office/drawing/2014/chartex" xmlns:cx1="http://schemas.microsoft.com/office/drawing/2015/9/8/chartex" xmlns:cx2="http://schemas.microsoft.com/office/drawing/2015/10/21/chartex" xmlns:cx3="http://schemas.microsoft.com/office/drawing/2016/5/9/chartex" xmlns:cx4="http://schemas.microsoft.com/office/drawing/2016/5/10/chartex" xmlns:cx5="http://schemas.microsoft.com/office/drawing/2016/5/11/chartex" xmlns:cx6="http://schemas.microsoft.com/office/drawing/2016/5/12/chartex" xmlns:cx7="http://schemas.microsoft.com/office/drawing/2016/5/13/chartex" xmlns:cx8="http://schemas.microsoft.com/office/drawing/2016/5/14/chartex" xmlns:mc="http://schemas.openxmlformats.org/markup-compatibility/2006" xmlns:aink="http://schemas.microsoft.com/office/drawing/2016/ink" xmlns:am3d="http://schemas.microsoft.com/office/drawing/2017/model3d" xmlns:o="urn:schemas-microsoft-com:office:office" xmlns:oel="http://schemas.microsoft.com/office/2019/extlst" xmlns:r="http://schemas.openxmlformats.org/officeDocument/2006/relationships" xmlns:m="http://schemas.openxmlformats.org/officeDocument/2006/math" xmlns:v="urn:schemas-microsoft-com:vml" xmlns:wp14="http://schemas.microsoft.com/office/word/2010/wordprocessingDrawing" xmlns:wp="http://schemas.openxmlformats.org/drawingml/2006/wordprocessingDrawing" xmlns:w10="urn:schemas-microsoft-com:office:word" xmlns:w="http://schemas.openxmlformats.org/wordprocessingml/2006/main" xmlns:w14="http://schemas.microsoft.com/office/word/2010/wordml" xmlns:w15="http://schemas.microsoft.com/office/word/2012/wordml" xmlns:w16cex="http://schemas.microsoft.com/office/word/2018/wordml/cex" xmlns:w16cid="http://schemas.microsoft.com/office/word/2016/wordml/cid" xmlns:w16="http://schemas.microsoft.com/office/word/2018/wordml" xmlns:w16sdtdh="http://schemas.microsoft.com/office/word/2020/wordml/sdtdatahash" xmlns:w16se="http://schemas.microsoft.com/office/word/2015/wordml/symex" xmlns:wpg="http://schemas.microsoft.com/office/word/2010/wordprocessingGroup" xmlns:wpi="http://schemas.microsoft.com/office/word/2010/wordprocessingInk" xmlns:wne="http://schemas.microsoft.com/office/word/2006/wordml" xmlns:wps="http://schemas.microsoft.com/office/word/2010/wordprocessingShape" mc:Ignorable="w14 w15 w16se w16cid w16 w16cex w16sdtdh wp14">
+  <w15:person w15:author="Müller, Maximilian | Wissensfabrik">
+    <w15:presenceInfo w15:providerId="AD" w15:userId="S::Maximilian.Mueller@wissensfabrik.de::fd810f2c-6434-45ec-b130-b89fd500a626"/>
+  </w15:person>
+</w15:people>
 </file>
 
 <file path=word/styles.xml><?xml version="1.0" encoding="utf-8"?>
@@ -9471,6 +6763,86 @@
       <w:rFonts w:ascii="Arial" w:eastAsia="Arial" w:hAnsi="Arial" w:cs="Arial"/>
     </w:rPr>
   </w:style>
+  <w:style w:type="paragraph" w:styleId="berarbeitung">
+    <w:name w:val="Revision"/>
+    <w:hidden/>
+    <w:uiPriority w:val="99"/>
+    <w:semiHidden/>
+    <w:rsid w:val="0044119F"/>
+    <w:pPr>
+      <w:widowControl/>
+      <w:autoSpaceDE/>
+      <w:autoSpaceDN/>
+    </w:pPr>
+    <w:rPr>
+      <w:rFonts w:ascii="Arial" w:eastAsia="Arial" w:hAnsi="Arial" w:cs="Arial"/>
+    </w:rPr>
+  </w:style>
+  <w:style w:type="character" w:styleId="Kommentarzeichen">
+    <w:name w:val="annotation reference"/>
+    <w:basedOn w:val="Absatz-Standardschriftart"/>
+    <w:uiPriority w:val="99"/>
+    <w:semiHidden/>
+    <w:unhideWhenUsed/>
+    <w:rsid w:val="009E40BF"/>
+    <w:rPr>
+      <w:sz w:val="16"/>
+      <w:szCs w:val="16"/>
+    </w:rPr>
+  </w:style>
+  <w:style w:type="paragraph" w:styleId="Kommentartext">
+    <w:name w:val="annotation text"/>
+    <w:basedOn w:val="Standard"/>
+    <w:link w:val="KommentartextZchn"/>
+    <w:uiPriority w:val="99"/>
+    <w:unhideWhenUsed/>
+    <w:rsid w:val="009E40BF"/>
+    <w:rPr>
+      <w:sz w:val="20"/>
+      <w:szCs w:val="20"/>
+    </w:rPr>
+  </w:style>
+  <w:style w:type="character" w:customStyle="1" w:styleId="KommentartextZchn">
+    <w:name w:val="Kommentartext Zchn"/>
+    <w:basedOn w:val="Absatz-Standardschriftart"/>
+    <w:link w:val="Kommentartext"/>
+    <w:uiPriority w:val="99"/>
+    <w:rsid w:val="009E40BF"/>
+    <w:rPr>
+      <w:rFonts w:ascii="Arial" w:eastAsia="Arial" w:hAnsi="Arial" w:cs="Arial"/>
+      <w:sz w:val="20"/>
+      <w:szCs w:val="20"/>
+    </w:rPr>
+  </w:style>
+  <w:style w:type="paragraph" w:styleId="Kommentarthema">
+    <w:name w:val="annotation subject"/>
+    <w:basedOn w:val="Kommentartext"/>
+    <w:next w:val="Kommentartext"/>
+    <w:link w:val="KommentarthemaZchn"/>
+    <w:uiPriority w:val="99"/>
+    <w:semiHidden/>
+    <w:unhideWhenUsed/>
+    <w:rsid w:val="009E40BF"/>
+    <w:rPr>
+      <w:b/>
+      <w:bCs/>
+    </w:rPr>
+  </w:style>
+  <w:style w:type="character" w:customStyle="1" w:styleId="KommentarthemaZchn">
+    <w:name w:val="Kommentarthema Zchn"/>
+    <w:basedOn w:val="KommentartextZchn"/>
+    <w:link w:val="Kommentarthema"/>
+    <w:uiPriority w:val="99"/>
+    <w:semiHidden/>
+    <w:rsid w:val="009E40BF"/>
+    <w:rPr>
+      <w:rFonts w:ascii="Arial" w:eastAsia="Arial" w:hAnsi="Arial" w:cs="Arial"/>
+      <w:b/>
+      <w:bCs/>
+      <w:sz w:val="20"/>
+      <w:szCs w:val="20"/>
+    </w:rPr>
+  </w:style>
 </w:styles>
 </file>
 
@@ -9755,4 +7127,16 @@
   <a:objectDefaults/>
   <a:extraClrSchemeLst/>
 </a:theme>
+</file>
+
+<file path=customXml/item1.xml><?xml version="1.0" encoding="utf-8"?>
+<b:Sources xmlns:b="http://schemas.openxmlformats.org/officeDocument/2006/bibliography" xmlns="http://schemas.openxmlformats.org/officeDocument/2006/bibliography" SelectedStyle="\APASixthEditionOfficeOnline.xsl" StyleName="APA" Version="6"/>
+</file>
+
+<file path=customXml/itemProps1.xml><?xml version="1.0" encoding="utf-8"?>
+<ds:datastoreItem xmlns:ds="http://schemas.openxmlformats.org/officeDocument/2006/customXml" ds:itemID="{5B6BE304-4F2B-4ABA-9171-6AB40515A65C}">
+  <ds:schemaRefs>
+    <ds:schemaRef ds:uri="http://schemas.openxmlformats.org/officeDocument/2006/bibliography"/>
+  </ds:schemaRefs>
+</ds:datastoreItem>
 </file>